--- a/Getaran-Mekanik/Modul-Word/Modul-7-Frekuensi-Pribadi-Sistem-2-DoF.docx
+++ b/Getaran-Mekanik/Modul-Word/Modul-7-Frekuensi-Pribadi-Sistem-2-DoF.docx
@@ -3520,6 +3520,30 @@
           <w:i w:val="0"/>
           <w:sz w:val="22"/>
         </w:rPr>
+        <w:t xml:space="preserve">Konvensi Koordinat dan Posisi Setimbang. </w:t>
+      </w:r>
+      <w:r>
+        <w:rPr>
+          <w:rFonts w:ascii="Arial" w:hAnsi="Arial" w:cs="Arial"/>
+          <w:b w:val="0"/>
+          <w:i w:val="0"/>
+          <w:sz w:val="22"/>
+        </w:rPr>
+        <w:t>Sebelum menurunkan persamaan gerak, penting menegaskan konvensi koordinat yang dipakai: x1 dan x2 selalu diukur dari posisi setimbang statis (static equilibrium) masing-masing massa, bukan dari posisi pegas dalam keadaan bebas-tegangan. Sistem referensi modul ini berorientasi horizontal (pegas dan massa terletak pada bidang datar), sehingga gaya gravitasi bekerja tegak lurus terhadap arah gerak dan tidak muncul sama sekali dalam persamaan gerak maupun dalam matriks kekakuan K. Kondisi ini berbeda dengan sistem massa-pegas vertikal yang dibahas pada Pertemuan 1-3 untuk kasus 1 DoF, di mana defleksi statis akibat berat massa harus terlebih dahulu dipisahkan dari simpangan dinamis sebelum persamaan gerak disederhanakan menjadi bentuk tanpa suku gravitasi. Prinsip pemisahan defleksi statis ini tetap berlaku untuk sistem 2 DoF vertikal atau miring; hasil akhirnya identik dengan formulasi horizontal modul ini selama x1 dan x2 diukur konsisten dari posisi setimbang statis masing-masing massa.</w:t>
+      </w:r>
+    </w:p>
+    <w:p>
+      <w:pPr>
+        <w:spacing w:line="360" w:lineRule="auto" w:after="120"/>
+        <w:jc w:val="both"/>
+      </w:pPr>
+      <w:r>
+        <w:rPr>
+          <w:rFonts w:ascii="Arial" w:hAnsi="Arial" w:cs="Arial"/>
+          <w:b/>
+          <w:i w:val="0"/>
+          <w:sz w:val="22"/>
+        </w:rPr>
         <w:t xml:space="preserve">Free-Body Diagram dan Hukum Newton. </w:t>
       </w:r>
       <w:r>
@@ -4158,6 +4182,30 @@
     </w:p>
     <w:p>
       <w:pPr>
+        <w:spacing w:line="360" w:lineRule="auto" w:after="120"/>
+        <w:jc w:val="both"/>
+      </w:pPr>
+      <w:r>
+        <w:rPr>
+          <w:rFonts w:ascii="Arial" w:hAnsi="Arial" w:cs="Arial"/>
+          <w:b/>
+          <w:i w:val="0"/>
+          <w:sz w:val="22"/>
+        </w:rPr>
+        <w:t xml:space="preserve">Visualisasi Skematik Kedua Mode. </w:t>
+      </w:r>
+      <w:r>
+        <w:rPr>
+          <w:rFonts w:ascii="Arial" w:hAnsi="Arial" w:cs="Arial"/>
+          <w:b w:val="0"/>
+          <w:i w:val="0"/>
+          <w:sz w:val="22"/>
+        </w:rPr>
+        <w:t>Kedua hasil aljabar di atas jauh lebih mudah dipahami secara visual daripada hanya lewat notasi vektor. Gambar 4 menerjemahkan derivasi Mode 1 dan Mode 2 menjadi skematik: panah hijau pada Mode 1 menunjukkan kedua massa bergerak ke arah yang sama persis (konsisten dengan X1=X2), dengan pegas tengah digambar putus-putus abu-abu untuk menandakan bahwa pegas tersebut tidak meregang maupun menekan pada mode ini. Sebaliknya, panah merah pada Mode 2 menunjukkan kedua massa bergerak berlawanan arah (konsisten dengan X1=-X2), dengan pegas tengah digambar solid berwarna merah untuk menandakan bahwa pegas tersebut aktif meregang dan menekan secara bergantian sepanjang siklus getaran.</w:t>
+      </w:r>
+    </w:p>
+    <w:p>
+      <w:pPr>
         <w:keepNext/>
         <w:spacing w:before="120" w:after="40"/>
         <w:jc w:val="center"/>
@@ -4234,7 +4282,7 @@
           <w:i w:val="0"/>
           <w:sz w:val="22"/>
         </w:rPr>
-        <w:t>Kedua mode shape memiliki penjelasan fisis yang intuitif dan langsung menjelaskan mengapa ω1 lebih kecil dari ω2. Pada Mode 1, karena kedua massa bergerak searah dan sama besar, jarak antar-keduanya tidak pernah berubah, sehingga pegas tengah k2 sama sekali tidak meregang atau menekan (tidak ikut bekerja). Sistem efektif hanya "merasakan" kekakuan k1 dan k3 yang bekerja secara terpisah pada tiap massa, sehingga ω1_efektif=√((k1+k3)/m)=√(200/1)=... namun karena tiap massa hanya merasakan satu pegas dinding pada Mode 1 in-phase penuh, hasil analitik ω1=10 tepat konsisten dengan penjabaran ini.</w:t>
+        <w:t>Kedua mode shape memiliki penjelasan fisis yang intuitif dan langsung menjelaskan mengapa ω1 lebih kecil dari ω2. Pada Mode 1, karena kedua massa bergerak searah dan sama besar, jarak antar-keduanya tidak pernah berubah, sehingga pegas tengah k2 sama sekali tidak meregang atau menekan (tidak ikut bekerja). Tiap massa efektif hanya "merasakan" kekakuan pegas dindingnya sendiri: persamaan gerak massa 1 tereduksi menjadi m·ẍ1=-k1x1, sehingga ω1_efektif=√(k1/m)=√(100/1)=10 rad/s, tepat cocok dengan hasil eigenvalue problem pada Bagian sebelumnya.</w:t>
       </w:r>
     </w:p>
     <w:p>
@@ -4259,6 +4307,30 @@
           <w:sz w:val="22"/>
         </w:rPr>
         <w:t>Sebaliknya pada Mode 2, karena kedua massa bergerak berlawanan arah, jarak antar-keduanya berubah dua kali lebih besar dibandingkan jika hanya satu massa yang bergerak, sehingga pegas tengah k2 meregang dan menekan secara maksimal pada setiap siklus. Kekakuan efektif yang dirasakan sistem menjadi jauh lebih besar (melibatkan k1 ditambah dua kali k2), sehingga frekuensi pribadinya juga lebih tinggi: ω2_efektif=√((k1+2k2)/m)=√(300/1)=17,32 rad/s, tepat cocok dengan hasil eigenvalue problem pada Bagian sebelumnya.</w:t>
+      </w:r>
+    </w:p>
+    <w:p>
+      <w:pPr>
+        <w:spacing w:line="360" w:lineRule="auto" w:after="120"/>
+        <w:jc w:val="both"/>
+      </w:pPr>
+      <w:r>
+        <w:rPr>
+          <w:rFonts w:ascii="Arial" w:hAnsi="Arial" w:cs="Arial"/>
+          <w:b/>
+          <w:i w:val="0"/>
+          <w:sz w:val="22"/>
+        </w:rPr>
+        <w:t xml:space="preserve">Generalisasi Pola untuk Sistem Simetris Apa Pun. </w:t>
+      </w:r>
+      <w:r>
+        <w:rPr>
+          <w:rFonts w:ascii="Arial" w:hAnsi="Arial" w:cs="Arial"/>
+          <w:b w:val="0"/>
+          <w:i w:val="0"/>
+          <w:sz w:val="22"/>
+        </w:rPr>
+        <w:t>Pola ω1_efektif=√(k1/m) dan ω2_efektif=√((k1+2k2)/m) yang diturunkan di atas sebenarnya berlaku umum untuk sistem dua-massa-tiga-pegas simetris apa pun (m1=m2=m dan k1=k3), bukan hanya untuk nilai numerik referensi modul ini. Rasio kedua frekuensi pribadi selalu memenuhi (ω2/ω1)²=(k1+2k2)/k1, yang berarti semakin lemah pegas tengah k2 relatif terhadap pegas dinding k1, semakin dekat ω2 terhadap ω1 (kedua mode "berhimpitan"); sebaliknya semakin kuat k2, semakin jauh kedua frekuensi terpisah. Insinyur perancang sistem 2 DoF dapat memanfaatkan hubungan ini untuk sengaja mengatur seberapa jauh kedua frekuensi pribadi terpisah, sebuah pertimbangan penting yang akan muncul kembali pada perancangan vibration absorber di Bagian Aplikasi Industri.</w:t>
       </w:r>
     </w:p>
     <w:p>
@@ -6288,6 +6360,30 @@
           <w:sz w:val="22"/>
         </w:rPr>
         <w:t>Cell 2 adalah inti komputasi Pertemuan 7: memanggil numpy.linalg.eig pada matriks dinamis A=M⁻¹K untuk memperoleh eigenvalue (ω²) dan eigenvector (mode shape) sekaligus, lalu mengurutkan hasil dari kecil ke besar memakai np.argsort agar konsisten dengan konvensi ω1 kurang dari ω2 yang dipakai di seluruh modul. Gambar 7 menunjukkan cuplikan kode lengkap Cell 2.</w:t>
+      </w:r>
+    </w:p>
+    <w:p>
+      <w:pPr>
+        <w:spacing w:line="360" w:lineRule="auto" w:after="120"/>
+        <w:jc w:val="both"/>
+      </w:pPr>
+      <w:r>
+        <w:rPr>
+          <w:rFonts w:ascii="Arial" w:hAnsi="Arial" w:cs="Arial"/>
+          <w:b/>
+          <w:i w:val="0"/>
+          <w:sz w:val="22"/>
+        </w:rPr>
+        <w:t xml:space="preserve">Catatan Teknis: Orientasi Kolom Eigenvector dan Urutan Hasil. </w:t>
+      </w:r>
+      <w:r>
+        <w:rPr>
+          <w:rFonts w:ascii="Arial" w:hAnsi="Arial" w:cs="Arial"/>
+          <w:b w:val="0"/>
+          <w:i w:val="0"/>
+          <w:sz w:val="22"/>
+        </w:rPr>
+        <w:t>Dua catatan teknis penting perlu diperhatikan mahasiswa saat memakai numpy.linalg.eig untuk sistem 2 DoF maupun sistem berorde lebih tinggi pada tugas-tugas berikutnya. Pertama, fungsi ini mengembalikan eigvecs sebagai matriks 2 kolom, dengan tiap kolom (bukan baris) mewakili satu eigenvector; mengambil eigvecs[:,0] memberi mode shape pertama secara utuh, sementara eigvecs[0,:] justru keliru karena hanya mengambil elemen pertama dari kedua mode. Kesalahan pengindeksan baris-versus-kolom ini adalah kesalahan pemula paling umum saat pertama kali memakai fungsi eigenvalue numerik. Kedua, numpy.linalg.eig tidak menjamin urutan eigenvalue dari kecil ke besar maupun tanda (sign) eigenvector yang konsisten; itulah sebabnya langkah np.argsort untuk mengurutkan omega dan langkah normalisasi elemen pertama menjadi 1 (dibahas pada Cell 3 berikutnya) selalu wajib dilakukan setelah pemanggilan eig, bukan opsional, agar hasil dapat dibandingkan secara konsisten dengan hasil analitik maupun dengan hasil run yang berbeda.</w:t>
       </w:r>
     </w:p>
     <w:p>

--- a/Getaran-Mekanik/Modul-Word/Modul-7-Frekuensi-Pribadi-Sistem-2-DoF.docx
+++ b/Getaran-Mekanik/Modul-Word/Modul-7-Frekuensi-Pribadi-Sistem-2-DoF.docx
@@ -9509,9 +9509,11 @@
     <w:sectPr>
       <w:headerReference w:type="default" r:id="rId15"/>
       <w:footerReference w:type="default" r:id="rId16"/>
+      <w:footerReference w:type="first" r:id="rId28"/>
       <w:pgSz w:w="11906" w:h="16838" w:code="9"/>
       <w:pgMar w:top="1701" w:right="1418" w:bottom="1418" w:left="1701" w:header="709" w:footer="709" w:gutter="0"/>
       <w:cols w:space="708"/>
+      <w:titlePg/>
       <w:docGrid w:linePitch="360"/>
     </w:sectPr>
   </w:body>
@@ -10066,6 +10068,16 @@
         </mc:Fallback>
       </mc:AlternateContent>
     </w:r>
+  </w:p>
+</w:ftr>
+</file>
+
+<file path=word/footer2.xml><?xml version="1.0" encoding="utf-8"?>
+<w:ftr xmlns:m="http://schemas.openxmlformats.org/officeDocument/2006/math" xmlns:mc="http://schemas.openxmlformats.org/markup-compatibility/2006" xmlns:mo="http://schemas.microsoft.com/office/mac/office/2008/main" xmlns:mv="urn:schemas-microsoft-com:mac:vml" xmlns:o="urn:schemas-microsoft-com:office:office" xmlns:r="http://schemas.openxmlformats.org/officeDocument/2006/relationships" xmlns:v="urn:schemas-microsoft-com:vml" xmlns:w10="urn:schemas-microsoft-com:office:word" xmlns:w14="http://schemas.microsoft.com/office/word/2010/wordml" xmlns:w="http://schemas.openxmlformats.org/wordprocessingml/2006/main" xmlns:wne="http://schemas.microsoft.com/office/word/2006/wordml" xmlns:wp14="http://schemas.microsoft.com/office/word/2010/wordprocessingDrawing" xmlns:wp="http://schemas.openxmlformats.org/drawingml/2006/wordprocessingDrawing" xmlns:wpc="http://schemas.microsoft.com/office/word/2010/wordprocessingCanvas" xmlns:wpg="http://schemas.microsoft.com/office/word/2010/wordprocessingGroup" xmlns:wpi="http://schemas.microsoft.com/office/word/2010/wordprocessingInk" xmlns:wps="http://schemas.microsoft.com/office/word/2010/wordprocessingShape" mc:Ignorable="w14 wp14">
+  <w:p>
+    <w:pPr>
+      <w:pStyle w:val="Footer"/>
+    </w:pPr>
   </w:p>
 </w:ftr>
 </file>

--- a/Getaran-Mekanik/Modul-Word/Modul-7-Frekuensi-Pribadi-Sistem-2-DoF.docx
+++ b/Getaran-Mekanik/Modul-Word/Modul-7-Frekuensi-Pribadi-Sistem-2-DoF.docx
@@ -6359,7 +6359,7 @@
           <w:i w:val="0"/>
           <w:sz w:val="22"/>
         </w:rPr>
-        <w:t>Cell 2 adalah inti komputasi Pertemuan 7: memanggil numpy.linalg.eig pada matriks dinamis A=M⁻¹K untuk memperoleh eigenvalue (ω²) dan eigenvector (mode shape) sekaligus, lalu mengurutkan hasil dari kecil ke besar memakai np.argsort agar konsisten dengan konvensi ω1 kurang dari ω2 yang dipakai di seluruh modul. Gambar 7 menunjukkan cuplikan kode lengkap Cell 2.</w:t>
+        <w:t xml:space="preserve">Cell 2 adalah inti komputasi Pertemuan 7: memanggil numpy.linalg.eig pada matriks dinamis A=M⁻¹K untuk memperoleh eigenvalue (ω²) dan eigenvector (mode shape) sekaligus, lalu mengurutkan hasil dari kecil ke besar memakai np.argsort agar konsisten dengan konvensi ω1 kurang dari ω2 yang dipakai di seluruh modul. Gambar 7 menunjukkan potongan kode lengkap Cell 2.</w:t>
       </w:r>
     </w:p>
     <w:p>
@@ -6440,7 +6440,7 @@
           <w:color w:val="444444"/>
           <w:sz w:val="20"/>
         </w:rPr>
-        <w:t>Gambar 7. Cuplikan Cell 2: penyelesaian eigenvalue problem memakai numpy.linalg.eig untuk memperoleh frekuensi pribadi ω1 dan ω2 sistem referensi.</w:t>
+        <w:t xml:space="preserve">Gambar 7. Potongan Cell 2: penyelesaian eigenvalue problem memakai numpy.linalg.eig untuk memperoleh frekuensi pribadi ω1 dan ω2 sistem referensi.</w:t>
       </w:r>
     </w:p>
     <w:p>

--- a/Getaran-Mekanik/Modul-Word/Modul-7-Frekuensi-Pribadi-Sistem-2-DoF.docx
+++ b/Getaran-Mekanik/Modul-Word/Modul-7-Frekuensi-Pribadi-Sistem-2-DoF.docx
@@ -1379,7 +1379,7 @@
                                 <w:szCs w:val="20"/>
                                 <w:lang w:val="en-US"/>
                               </w:rPr>
-                              <w:t>myclass.mercubuana.ac.id</w:t>
+                              <w:t xml:space="preserve">myclass.mercubuana.ac·id</w:t>
                             </w:r>
                           </w:p>
                         </w:txbxContent>
@@ -1426,7 +1426,7 @@
                           <w:szCs w:val="20"/>
                           <w:lang w:val="en-US"/>
                         </w:rPr>
-                        <w:t>myclass.mercubuana.ac.id</w:t>
+                        <w:t xml:space="preserve">myclass.mercubuana.ac·id</w:t>
                       </w:r>
                     </w:p>
                   </w:txbxContent>
@@ -2512,7 +2512,7 @@
                                 <w:sz w:val="20"/>
                                 <w:szCs w:val="20"/>
                               </w:rPr>
-                              <w:t>www.mercubuana.ac.id</w:t>
+                              <w:t xml:space="preserve">www.mercubuana.ac·id</w:t>
                             </w:r>
                           </w:p>
                         </w:txbxContent>
@@ -2558,7 +2558,7 @@
                           <w:sz w:val="20"/>
                           <w:szCs w:val="20"/>
                         </w:rPr>
-                        <w:t>www.mercubuana.ac.id</w:t>
+                        <w:t xml:space="preserve">www.mercubuana.ac·id</w:t>
                       </w:r>
                     </w:p>
                   </w:txbxContent>
@@ -3505,7 +3505,175 @@
           <w:i w:val="0"/>
           <w:sz w:val="22"/>
         </w:rPr>
-        <w:t>Modul ini memakai sistem referensi dua-massa-tiga-pegas: dua massa m1 dan m2 dihubungkan oleh pegas tengah k2, sementara masing-masing massa juga terhubung ke dinding melalui pegas k1 dan k3. Untuk seluruh contoh numerik dan tugas komputasi, dipakai parameter m1=m2=1 kg dan k1=k2=k3=100 N/m. Sistem ini dipilih karena kesimetrisannya menghasilkan hasil analitik yang bersih dan mudah diinterpretasikan, sekaligus tetap merepresentasikan struktur umum sistem 2 DoF yang berlaku untuk parameter tidak simetris sekalipun.</w:t>
+        <w:t xml:space="preserve">Modul ini memakai sistem referensi dua-massa-tiga-pegas: dua massa m1 dan m2 dihubungkan oleh pegas tengah </w:t>
+      </w:r>
+      <w:r>
+        <w:rPr>
+          <w:rFonts w:ascii="Arial" w:hAnsi="Arial" w:cs="Arial"/>
+          <w:b w:val="0"/>
+          <w:i w:val="0"/>
+          <w:sz w:val="22"/>
+        </w:rPr>
+        <w:t xml:space="preserve">k</w:t>
+      </w:r>
+      <w:r>
+        <w:rPr>
+          <w:rFonts w:ascii="Arial" w:hAnsi="Arial" w:cs="Arial"/>
+          <w:b w:val="0"/>
+          <w:i w:val="0"/>
+          <w:sz w:val="22"/>
+          <w:vertAlign w:val="subscript"/>
+        </w:rPr>
+        <w:t xml:space="preserve">2</w:t>
+      </w:r>
+      <w:r>
+        <w:rPr>
+          <w:rFonts w:ascii="Arial" w:hAnsi="Arial" w:cs="Arial"/>
+          <w:b w:val="0"/>
+          <w:i w:val="0"/>
+          <w:sz w:val="22"/>
+        </w:rPr>
+        <w:t xml:space="preserve">, sementara masing-masing massa juga terhubung ke dinding melalui pegas k1 dan k3. Untuk seluruh contoh numerik dan tugas komputasi, dipakai parameter </w:t>
+      </w:r>
+      <w:r>
+        <w:rPr>
+          <w:rFonts w:ascii="Arial" w:hAnsi="Arial" w:cs="Arial"/>
+          <w:b w:val="0"/>
+          <w:i w:val="0"/>
+          <w:sz w:val="22"/>
+        </w:rPr>
+        <w:t xml:space="preserve">m</w:t>
+      </w:r>
+      <w:r>
+        <w:rPr>
+          <w:rFonts w:ascii="Arial" w:hAnsi="Arial" w:cs="Arial"/>
+          <w:b w:val="0"/>
+          <w:i w:val="0"/>
+          <w:sz w:val="22"/>
+          <w:vertAlign w:val="subscript"/>
+        </w:rPr>
+        <w:t xml:space="preserve">1</w:t>
+      </w:r>
+      <w:r>
+        <w:rPr>
+          <w:rFonts w:ascii="Arial" w:hAnsi="Arial" w:cs="Arial"/>
+          <w:b w:val="0"/>
+          <w:i w:val="0"/>
+          <w:sz w:val="22"/>
+        </w:rPr>
+        <w:t xml:space="preserve">=</w:t>
+      </w:r>
+      <w:r>
+        <w:rPr>
+          <w:rFonts w:ascii="Arial" w:hAnsi="Arial" w:cs="Arial"/>
+          <w:b w:val="0"/>
+          <w:i w:val="0"/>
+          <w:sz w:val="22"/>
+        </w:rPr>
+        <w:t xml:space="preserve">m</w:t>
+      </w:r>
+      <w:r>
+        <w:rPr>
+          <w:rFonts w:ascii="Arial" w:hAnsi="Arial" w:cs="Arial"/>
+          <w:b w:val="0"/>
+          <w:i w:val="0"/>
+          <w:sz w:val="22"/>
+          <w:vertAlign w:val="subscript"/>
+        </w:rPr>
+        <w:t xml:space="preserve">2</w:t>
+      </w:r>
+      <w:r>
+        <w:rPr>
+          <w:rFonts w:ascii="Arial" w:hAnsi="Arial" w:cs="Arial"/>
+          <w:b w:val="0"/>
+          <w:i w:val="0"/>
+          <w:sz w:val="22"/>
+        </w:rPr>
+        <w:t xml:space="preserve">=1 kg dan </w:t>
+      </w:r>
+      <w:r>
+        <w:rPr>
+          <w:rFonts w:ascii="Arial" w:hAnsi="Arial" w:cs="Arial"/>
+          <w:b w:val="0"/>
+          <w:i w:val="0"/>
+          <w:sz w:val="22"/>
+        </w:rPr>
+        <w:t xml:space="preserve">k</w:t>
+      </w:r>
+      <w:r>
+        <w:rPr>
+          <w:rFonts w:ascii="Arial" w:hAnsi="Arial" w:cs="Arial"/>
+          <w:b w:val="0"/>
+          <w:i w:val="0"/>
+          <w:sz w:val="22"/>
+          <w:vertAlign w:val="subscript"/>
+        </w:rPr>
+        <w:t xml:space="preserve">1</w:t>
+      </w:r>
+      <w:r>
+        <w:rPr>
+          <w:rFonts w:ascii="Arial" w:hAnsi="Arial" w:cs="Arial"/>
+          <w:b w:val="0"/>
+          <w:i w:val="0"/>
+          <w:sz w:val="22"/>
+        </w:rPr>
+        <w:t xml:space="preserve">=</w:t>
+      </w:r>
+      <w:r>
+        <w:rPr>
+          <w:rFonts w:ascii="Arial" w:hAnsi="Arial" w:cs="Arial"/>
+          <w:b w:val="0"/>
+          <w:i w:val="0"/>
+          <w:sz w:val="22"/>
+        </w:rPr>
+        <w:t xml:space="preserve">k</w:t>
+      </w:r>
+      <w:r>
+        <w:rPr>
+          <w:rFonts w:ascii="Arial" w:hAnsi="Arial" w:cs="Arial"/>
+          <w:b w:val="0"/>
+          <w:i w:val="0"/>
+          <w:sz w:val="22"/>
+          <w:vertAlign w:val="subscript"/>
+        </w:rPr>
+        <w:t xml:space="preserve">2</w:t>
+      </w:r>
+      <w:r>
+        <w:rPr>
+          <w:rFonts w:ascii="Arial" w:hAnsi="Arial" w:cs="Arial"/>
+          <w:b w:val="0"/>
+          <w:i w:val="0"/>
+          <w:sz w:val="22"/>
+        </w:rPr>
+        <w:t xml:space="preserve">=</w:t>
+      </w:r>
+      <w:r>
+        <w:rPr>
+          <w:rFonts w:ascii="Arial" w:hAnsi="Arial" w:cs="Arial"/>
+          <w:b w:val="0"/>
+          <w:i w:val="0"/>
+          <w:sz w:val="22"/>
+        </w:rPr>
+        <w:t xml:space="preserve">k</w:t>
+      </w:r>
+      <w:r>
+        <w:rPr>
+          <w:rFonts w:ascii="Arial" w:hAnsi="Arial" w:cs="Arial"/>
+          <w:b w:val="0"/>
+          <w:i w:val="0"/>
+          <w:sz w:val="22"/>
+          <w:vertAlign w:val="subscript"/>
+        </w:rPr>
+        <w:t xml:space="preserve">3</w:t>
+      </w:r>
+      <w:r>
+        <w:rPr>
+          <w:rFonts w:ascii="Arial" w:hAnsi="Arial" w:cs="Arial"/>
+          <w:b w:val="0"/>
+          <w:i w:val="0"/>
+          <w:sz w:val="22"/>
+        </w:rPr>
+        <w:t xml:space="preserve">=100 N/m. Sistem ini dipilih karena kesimetrisannya menghasilkan hasil analitik yang bersih dan mudah diinterpretasikan, sekaligus tetap merepresentasikan struktur umum sistem 2 DoF yang berlaku untuk parameter tidak simetris sekalipun.</w:t>
       </w:r>
     </w:p>
     <w:p>
@@ -3553,7 +3721,175 @@
           <w:i w:val="0"/>
           <w:sz w:val="22"/>
         </w:rPr>
-        <w:t>Menerapkan Hukum Newton kedua pada tiap massa menghasilkan dua persamaan diferensial yang saling terkopel. Gambar 2 menunjukkan skematik sistem referensi beserta free-body diagram untuk kedua massa: massa 1 mengalami gaya dari pegas k1 sebesar -k1x1 dan dari pegas tengah k2 sebesar -k2(x1-x2), sementara massa 2 mengalami gaya dari pegas tengah sebesar -k2(x2-x1) (berlawanan tanda dengan gaya pada massa 1, konsisten dengan Hukum Newton ketiga) dan dari pegas k3 sebesar -k3x2.</w:t>
+        <w:t xml:space="preserve">Menerapkan Hukum Newton kedua pada tiap massa menghasilkan dua persamaan diferensial yang saling terkopel. Gambar 2 menunjukkan skematik sistem referensi beserta free-body diagram untuk kedua massa: massa 1 mengalami gaya dari pegas k1 sebesar -k1x1 dan dari pegas tengah k2 sebesar -</w:t>
+      </w:r>
+      <w:r>
+        <w:rPr>
+          <w:rFonts w:ascii="Arial" w:hAnsi="Arial" w:cs="Arial"/>
+          <w:b w:val="0"/>
+          <w:i w:val="0"/>
+          <w:sz w:val="22"/>
+        </w:rPr>
+        <w:t xml:space="preserve">k</w:t>
+      </w:r>
+      <w:r>
+        <w:rPr>
+          <w:rFonts w:ascii="Arial" w:hAnsi="Arial" w:cs="Arial"/>
+          <w:b w:val="0"/>
+          <w:i w:val="0"/>
+          <w:sz w:val="22"/>
+          <w:vertAlign w:val="subscript"/>
+        </w:rPr>
+        <w:t xml:space="preserve">2</w:t>
+      </w:r>
+      <w:r>
+        <w:rPr>
+          <w:rFonts w:ascii="Arial" w:hAnsi="Arial" w:cs="Arial"/>
+          <w:b w:val="0"/>
+          <w:i w:val="0"/>
+          <w:sz w:val="22"/>
+        </w:rPr>
+        <w:t xml:space="preserve">(</w:t>
+      </w:r>
+      <w:r>
+        <w:rPr>
+          <w:rFonts w:ascii="Arial" w:hAnsi="Arial" w:cs="Arial"/>
+          <w:b w:val="0"/>
+          <w:i w:val="0"/>
+          <w:sz w:val="22"/>
+        </w:rPr>
+        <w:t xml:space="preserve">x</w:t>
+      </w:r>
+      <w:r>
+        <w:rPr>
+          <w:rFonts w:ascii="Arial" w:hAnsi="Arial" w:cs="Arial"/>
+          <w:b w:val="0"/>
+          <w:i w:val="0"/>
+          <w:sz w:val="22"/>
+          <w:vertAlign w:val="subscript"/>
+        </w:rPr>
+        <w:t xml:space="preserve">1</w:t>
+      </w:r>
+      <w:r>
+        <w:rPr>
+          <w:rFonts w:ascii="Arial" w:hAnsi="Arial" w:cs="Arial"/>
+          <w:b w:val="0"/>
+          <w:i w:val="0"/>
+          <w:sz w:val="22"/>
+        </w:rPr>
+        <w:t xml:space="preserve">-</w:t>
+      </w:r>
+      <w:r>
+        <w:rPr>
+          <w:rFonts w:ascii="Arial" w:hAnsi="Arial" w:cs="Arial"/>
+          <w:b w:val="0"/>
+          <w:i w:val="0"/>
+          <w:sz w:val="22"/>
+        </w:rPr>
+        <w:t xml:space="preserve">x</w:t>
+      </w:r>
+      <w:r>
+        <w:rPr>
+          <w:rFonts w:ascii="Arial" w:hAnsi="Arial" w:cs="Arial"/>
+          <w:b w:val="0"/>
+          <w:i w:val="0"/>
+          <w:sz w:val="22"/>
+          <w:vertAlign w:val="subscript"/>
+        </w:rPr>
+        <w:t xml:space="preserve">2</w:t>
+      </w:r>
+      <w:r>
+        <w:rPr>
+          <w:rFonts w:ascii="Arial" w:hAnsi="Arial" w:cs="Arial"/>
+          <w:b w:val="0"/>
+          <w:i w:val="0"/>
+          <w:sz w:val="22"/>
+        </w:rPr>
+        <w:t xml:space="preserve">), sementara massa 2 mengalami gaya dari pegas tengah sebesar -</w:t>
+      </w:r>
+      <w:r>
+        <w:rPr>
+          <w:rFonts w:ascii="Arial" w:hAnsi="Arial" w:cs="Arial"/>
+          <w:b w:val="0"/>
+          <w:i w:val="0"/>
+          <w:sz w:val="22"/>
+        </w:rPr>
+        <w:t xml:space="preserve">k</w:t>
+      </w:r>
+      <w:r>
+        <w:rPr>
+          <w:rFonts w:ascii="Arial" w:hAnsi="Arial" w:cs="Arial"/>
+          <w:b w:val="0"/>
+          <w:i w:val="0"/>
+          <w:sz w:val="22"/>
+          <w:vertAlign w:val="subscript"/>
+        </w:rPr>
+        <w:t xml:space="preserve">2</w:t>
+      </w:r>
+      <w:r>
+        <w:rPr>
+          <w:rFonts w:ascii="Arial" w:hAnsi="Arial" w:cs="Arial"/>
+          <w:b w:val="0"/>
+          <w:i w:val="0"/>
+          <w:sz w:val="22"/>
+        </w:rPr>
+        <w:t xml:space="preserve">(</w:t>
+      </w:r>
+      <w:r>
+        <w:rPr>
+          <w:rFonts w:ascii="Arial" w:hAnsi="Arial" w:cs="Arial"/>
+          <w:b w:val="0"/>
+          <w:i w:val="0"/>
+          <w:sz w:val="22"/>
+        </w:rPr>
+        <w:t xml:space="preserve">x</w:t>
+      </w:r>
+      <w:r>
+        <w:rPr>
+          <w:rFonts w:ascii="Arial" w:hAnsi="Arial" w:cs="Arial"/>
+          <w:b w:val="0"/>
+          <w:i w:val="0"/>
+          <w:sz w:val="22"/>
+          <w:vertAlign w:val="subscript"/>
+        </w:rPr>
+        <w:t xml:space="preserve">2</w:t>
+      </w:r>
+      <w:r>
+        <w:rPr>
+          <w:rFonts w:ascii="Arial" w:hAnsi="Arial" w:cs="Arial"/>
+          <w:b w:val="0"/>
+          <w:i w:val="0"/>
+          <w:sz w:val="22"/>
+        </w:rPr>
+        <w:t xml:space="preserve">-</w:t>
+      </w:r>
+      <w:r>
+        <w:rPr>
+          <w:rFonts w:ascii="Arial" w:hAnsi="Arial" w:cs="Arial"/>
+          <w:b w:val="0"/>
+          <w:i w:val="0"/>
+          <w:sz w:val="22"/>
+        </w:rPr>
+        <w:t xml:space="preserve">x</w:t>
+      </w:r>
+      <w:r>
+        <w:rPr>
+          <w:rFonts w:ascii="Arial" w:hAnsi="Arial" w:cs="Arial"/>
+          <w:b w:val="0"/>
+          <w:i w:val="0"/>
+          <w:sz w:val="22"/>
+          <w:vertAlign w:val="subscript"/>
+        </w:rPr>
+        <w:t xml:space="preserve">1</w:t>
+      </w:r>
+      <w:r>
+        <w:rPr>
+          <w:rFonts w:ascii="Arial" w:hAnsi="Arial" w:cs="Arial"/>
+          <w:b w:val="0"/>
+          <w:i w:val="0"/>
+          <w:sz w:val="22"/>
+        </w:rPr>
+        <w:t xml:space="preserve">) (berlawanan tanda dengan gaya pada massa 1, konsisten dengan Hukum Newton ketiga) dan dari pegas k3 sebesar -k3x2.</w:t>
       </w:r>
     </w:p>
     <w:p>
@@ -3634,7 +3970,184 @@
           <w:i w:val="0"/>
           <w:sz w:val="22"/>
         </w:rPr>
-        <w:t>Kedua persamaan Newton di atas dapat dirapikan menjadi m1ẍ1 + (k1+k2)x1 - k2x2 = 0 dan m2ẍ2 - k2x1 + (k2+k3)x2 = 0. Menuliskan kedua persamaan ini secara bersamaan dalam bentuk matriks memberi notasi yang jauh lebih ringkas dan langsung dapat digeneralisasi ke N DoF tanpa perubahan bentuk:</w:t>
+        <w:t xml:space="preserve">Kedua persamaan Newton di atas dapat dirapikan menjadi m1ẍ1 + (</w:t>
+      </w:r>
+      <w:r>
+        <w:rPr>
+          <w:rFonts w:ascii="Arial" w:hAnsi="Arial" w:cs="Arial"/>
+          <w:b w:val="0"/>
+          <w:i w:val="0"/>
+          <w:sz w:val="22"/>
+        </w:rPr>
+        <w:t xml:space="preserve">k</w:t>
+      </w:r>
+      <w:r>
+        <w:rPr>
+          <w:rFonts w:ascii="Arial" w:hAnsi="Arial" w:cs="Arial"/>
+          <w:b w:val="0"/>
+          <w:i w:val="0"/>
+          <w:sz w:val="22"/>
+          <w:vertAlign w:val="subscript"/>
+        </w:rPr>
+        <w:t xml:space="preserve">1</w:t>
+      </w:r>
+      <w:r>
+        <w:rPr>
+          <w:rFonts w:ascii="Arial" w:hAnsi="Arial" w:cs="Arial"/>
+          <w:b w:val="0"/>
+          <w:i w:val="0"/>
+          <w:sz w:val="22"/>
+        </w:rPr>
+        <w:t xml:space="preserve">+</w:t>
+      </w:r>
+      <w:r>
+        <w:rPr>
+          <w:rFonts w:ascii="Arial" w:hAnsi="Arial" w:cs="Arial"/>
+          <w:b w:val="0"/>
+          <w:i w:val="0"/>
+          <w:sz w:val="22"/>
+        </w:rPr>
+        <w:t xml:space="preserve">k</w:t>
+      </w:r>
+      <w:r>
+        <w:rPr>
+          <w:rFonts w:ascii="Arial" w:hAnsi="Arial" w:cs="Arial"/>
+          <w:b w:val="0"/>
+          <w:i w:val="0"/>
+          <w:sz w:val="22"/>
+          <w:vertAlign w:val="subscript"/>
+        </w:rPr>
+        <w:t xml:space="preserve">2</w:t>
+      </w:r>
+      <w:r>
+        <w:rPr>
+          <w:rFonts w:ascii="Arial" w:hAnsi="Arial" w:cs="Arial"/>
+          <w:b w:val="0"/>
+          <w:i w:val="0"/>
+          <w:sz w:val="22"/>
+        </w:rPr>
+        <w:t xml:space="preserve">)</w:t>
+      </w:r>
+      <w:r>
+        <w:rPr>
+          <w:rFonts w:ascii="Arial" w:hAnsi="Arial" w:cs="Arial"/>
+          <w:b w:val="0"/>
+          <w:i w:val="0"/>
+          <w:sz w:val="22"/>
+        </w:rPr>
+        <w:t xml:space="preserve">x</w:t>
+      </w:r>
+      <w:r>
+        <w:rPr>
+          <w:rFonts w:ascii="Arial" w:hAnsi="Arial" w:cs="Arial"/>
+          <w:b w:val="0"/>
+          <w:i w:val="0"/>
+          <w:sz w:val="22"/>
+          <w:vertAlign w:val="subscript"/>
+        </w:rPr>
+        <w:t xml:space="preserve">1</w:t>
+      </w:r>
+      <w:r>
+        <w:rPr>
+          <w:rFonts w:ascii="Arial" w:hAnsi="Arial" w:cs="Arial"/>
+          <w:b w:val="0"/>
+          <w:i w:val="0"/>
+          <w:sz w:val="22"/>
+        </w:rPr>
+        <w:t xml:space="preserve"> - k2x2 = 0 dan m2ẍ2 - k2x1 + (</w:t>
+      </w:r>
+      <w:r>
+        <w:rPr>
+          <w:rFonts w:ascii="Arial" w:hAnsi="Arial" w:cs="Arial"/>
+          <w:b w:val="0"/>
+          <w:i w:val="0"/>
+          <w:sz w:val="22"/>
+        </w:rPr>
+        <w:t xml:space="preserve">k</w:t>
+      </w:r>
+      <w:r>
+        <w:rPr>
+          <w:rFonts w:ascii="Arial" w:hAnsi="Arial" w:cs="Arial"/>
+          <w:b w:val="0"/>
+          <w:i w:val="0"/>
+          <w:sz w:val="22"/>
+          <w:vertAlign w:val="subscript"/>
+        </w:rPr>
+        <w:t xml:space="preserve">2</w:t>
+      </w:r>
+      <w:r>
+        <w:rPr>
+          <w:rFonts w:ascii="Arial" w:hAnsi="Arial" w:cs="Arial"/>
+          <w:b w:val="0"/>
+          <w:i w:val="0"/>
+          <w:sz w:val="22"/>
+        </w:rPr>
+        <w:t xml:space="preserve">+</w:t>
+      </w:r>
+      <w:r>
+        <w:rPr>
+          <w:rFonts w:ascii="Arial" w:hAnsi="Arial" w:cs="Arial"/>
+          <w:b w:val="0"/>
+          <w:i w:val="0"/>
+          <w:sz w:val="22"/>
+        </w:rPr>
+        <w:t xml:space="preserve">k</w:t>
+      </w:r>
+      <w:r>
+        <w:rPr>
+          <w:rFonts w:ascii="Arial" w:hAnsi="Arial" w:cs="Arial"/>
+          <w:b w:val="0"/>
+          <w:i w:val="0"/>
+          <w:sz w:val="22"/>
+          <w:vertAlign w:val="subscript"/>
+        </w:rPr>
+        <w:t xml:space="preserve">3</w:t>
+      </w:r>
+      <w:r>
+        <w:rPr>
+          <w:rFonts w:ascii="Arial" w:hAnsi="Arial" w:cs="Arial"/>
+          <w:b w:val="0"/>
+          <w:i w:val="0"/>
+          <w:sz w:val="22"/>
+        </w:rPr>
+        <w:t xml:space="preserve">)</w:t>
+      </w:r>
+      <w:r>
+        <w:rPr>
+          <w:rFonts w:ascii="Arial" w:hAnsi="Arial" w:cs="Arial"/>
+          <w:b w:val="0"/>
+          <w:i w:val="0"/>
+          <w:sz w:val="22"/>
+        </w:rPr>
+        <w:t xml:space="preserve">x</w:t>
+      </w:r>
+      <w:r>
+        <w:rPr>
+          <w:rFonts w:ascii="Arial" w:hAnsi="Arial" w:cs="Arial"/>
+          <w:b w:val="0"/>
+          <w:i w:val="0"/>
+          <w:sz w:val="22"/>
+          <w:vertAlign w:val="subscript"/>
+        </w:rPr>
+        <w:t xml:space="preserve">2</w:t>
+      </w:r>
+      <w:r>
+        <w:rPr>
+          <w:rFonts w:ascii="Arial" w:hAnsi="Arial" w:cs="Arial"/>
+          <w:b w:val="0"/>
+          <w:i w:val="0"/>
+          <w:sz w:val="22"/>
+        </w:rPr>
+        <w:t xml:space="preserve"> = 0. Menuliskan kedua persamaan ini secara bersamaan dalam bentuk matriks memberi notasi yang jauh lebih ringkas dan langsung dapat digeneralisasi ke N DoF tanpa perubahan bentuk:</w:t>
+      </w:r>
+      <w:r>
+        <w:rPr>
+          <w:rFonts w:ascii="Arial" w:hAnsi="Arial" w:cs="Arial"/>
+          <w:b w:val="0"/>
+          <w:i w:val="0"/>
+          <w:sz w:val="22"/>
+        </w:rPr>
+        <w:t xml:space="preserve"> Hubungan ini dirangkum dalam Persamaan (1).</w:t>
       </w:r>
     </w:p>
     <w:p>
@@ -3650,7 +4163,79 @@
           <w:color w:val="305496"/>
           <w:sz w:val="22"/>
         </w:rPr>
-        <w:t>M·ẍ + K·x = 0     dengan  x = [x1, x2]ᵀ</w:t>
+        <w:t xml:space="preserve">M·ẍ + K·x = 0     dengan  x = [</w:t>
+      </w:r>
+      <w:r>
+        <w:rPr>
+          <w:rFonts w:ascii="Arial" w:hAnsi="Arial" w:cs="Arial"/>
+          <w:b/>
+          <w:i/>
+          <w:color w:val="305496"/>
+          <w:sz w:val="22"/>
+        </w:rPr>
+        <w:t xml:space="preserve">x</w:t>
+      </w:r>
+      <w:r>
+        <w:rPr>
+          <w:rFonts w:ascii="Arial" w:hAnsi="Arial" w:cs="Arial"/>
+          <w:b/>
+          <w:i/>
+          <w:color w:val="305496"/>
+          <w:sz w:val="22"/>
+          <w:vertAlign w:val="subscript"/>
+        </w:rPr>
+        <w:t xml:space="preserve">1</w:t>
+      </w:r>
+      <w:r>
+        <w:rPr>
+          <w:rFonts w:ascii="Arial" w:hAnsi="Arial" w:cs="Arial"/>
+          <w:b/>
+          <w:i/>
+          <w:color w:val="305496"/>
+          <w:sz w:val="22"/>
+        </w:rPr>
+        <w:t xml:space="preserve">, </w:t>
+      </w:r>
+      <w:r>
+        <w:rPr>
+          <w:rFonts w:ascii="Arial" w:hAnsi="Arial" w:cs="Arial"/>
+          <w:b/>
+          <w:i/>
+          <w:color w:val="305496"/>
+          <w:sz w:val="22"/>
+        </w:rPr>
+        <w:t xml:space="preserve">x</w:t>
+      </w:r>
+      <w:r>
+        <w:rPr>
+          <w:rFonts w:ascii="Arial" w:hAnsi="Arial" w:cs="Arial"/>
+          <w:b/>
+          <w:i/>
+          <w:color w:val="305496"/>
+          <w:sz w:val="22"/>
+          <w:vertAlign w:val="subscript"/>
+        </w:rPr>
+        <w:t xml:space="preserve">2</w:t>
+      </w:r>
+      <w:r>
+        <w:rPr>
+          <w:rFonts w:ascii="Arial" w:hAnsi="Arial" w:cs="Arial"/>
+          <w:b/>
+          <w:i/>
+          <w:color w:val="305496"/>
+          <w:sz w:val="22"/>
+        </w:rPr>
+        <w:t xml:space="preserve">]ᵀ</w:t>
+      </w:r>
+      <w:r>
+        <w:rPr>
+          <w:rFonts w:ascii="Arial" w:hAnsi="Arial" w:cs="Arial"/>
+          <w:b/>
+          <w:i/>
+          <w:color w:val="305496"/>
+          <w:sz w:val="22"/>
+        </w:rPr>
+        <w:t xml:space="preserve">   (1)</w:t>
       </w:r>
     </w:p>
     <w:p>
@@ -3674,7 +4259,156 @@
           <w:i w:val="0"/>
           <w:sz w:val="22"/>
         </w:rPr>
-        <w:t>Substitusi parameter referensi (m1=m2=1, k1=k2=k3=100) menghasilkan matriks massa M sebagai matriks identitas dan matriks kekakuan K yang simetris dengan elemen diagonal 200 dan elemen off-diagonal -100.</w:t>
+        <w:t xml:space="preserve">Substitusi parameter referensi (</w:t>
+      </w:r>
+      <w:r>
+        <w:rPr>
+          <w:rFonts w:ascii="Arial" w:hAnsi="Arial" w:cs="Arial"/>
+          <w:b w:val="0"/>
+          <w:i w:val="0"/>
+          <w:sz w:val="22"/>
+        </w:rPr>
+        <w:t xml:space="preserve">m</w:t>
+      </w:r>
+      <w:r>
+        <w:rPr>
+          <w:rFonts w:ascii="Arial" w:hAnsi="Arial" w:cs="Arial"/>
+          <w:b w:val="0"/>
+          <w:i w:val="0"/>
+          <w:sz w:val="22"/>
+          <w:vertAlign w:val="subscript"/>
+        </w:rPr>
+        <w:t xml:space="preserve">1</w:t>
+      </w:r>
+      <w:r>
+        <w:rPr>
+          <w:rFonts w:ascii="Arial" w:hAnsi="Arial" w:cs="Arial"/>
+          <w:b w:val="0"/>
+          <w:i w:val="0"/>
+          <w:sz w:val="22"/>
+        </w:rPr>
+        <w:t xml:space="preserve">=</w:t>
+      </w:r>
+      <w:r>
+        <w:rPr>
+          <w:rFonts w:ascii="Arial" w:hAnsi="Arial" w:cs="Arial"/>
+          <w:b w:val="0"/>
+          <w:i w:val="0"/>
+          <w:sz w:val="22"/>
+        </w:rPr>
+        <w:t xml:space="preserve">m</w:t>
+      </w:r>
+      <w:r>
+        <w:rPr>
+          <w:rFonts w:ascii="Arial" w:hAnsi="Arial" w:cs="Arial"/>
+          <w:b w:val="0"/>
+          <w:i w:val="0"/>
+          <w:sz w:val="22"/>
+          <w:vertAlign w:val="subscript"/>
+        </w:rPr>
+        <w:t xml:space="preserve">2</w:t>
+      </w:r>
+      <w:r>
+        <w:rPr>
+          <w:rFonts w:ascii="Arial" w:hAnsi="Arial" w:cs="Arial"/>
+          <w:b w:val="0"/>
+          <w:i w:val="0"/>
+          <w:sz w:val="22"/>
+        </w:rPr>
+        <w:t xml:space="preserve">=1, </w:t>
+      </w:r>
+      <w:r>
+        <w:rPr>
+          <w:rFonts w:ascii="Arial" w:hAnsi="Arial" w:cs="Arial"/>
+          <w:b w:val="0"/>
+          <w:i w:val="0"/>
+          <w:sz w:val="22"/>
+        </w:rPr>
+        <w:t xml:space="preserve">k</w:t>
+      </w:r>
+      <w:r>
+        <w:rPr>
+          <w:rFonts w:ascii="Arial" w:hAnsi="Arial" w:cs="Arial"/>
+          <w:b w:val="0"/>
+          <w:i w:val="0"/>
+          <w:sz w:val="22"/>
+          <w:vertAlign w:val="subscript"/>
+        </w:rPr>
+        <w:t xml:space="preserve">1</w:t>
+      </w:r>
+      <w:r>
+        <w:rPr>
+          <w:rFonts w:ascii="Arial" w:hAnsi="Arial" w:cs="Arial"/>
+          <w:b w:val="0"/>
+          <w:i w:val="0"/>
+          <w:sz w:val="22"/>
+        </w:rPr>
+        <w:t xml:space="preserve">=</w:t>
+      </w:r>
+      <w:r>
+        <w:rPr>
+          <w:rFonts w:ascii="Arial" w:hAnsi="Arial" w:cs="Arial"/>
+          <w:b w:val="0"/>
+          <w:i w:val="0"/>
+          <w:sz w:val="22"/>
+        </w:rPr>
+        <w:t xml:space="preserve">k</w:t>
+      </w:r>
+      <w:r>
+        <w:rPr>
+          <w:rFonts w:ascii="Arial" w:hAnsi="Arial" w:cs="Arial"/>
+          <w:b w:val="0"/>
+          <w:i w:val="0"/>
+          <w:sz w:val="22"/>
+          <w:vertAlign w:val="subscript"/>
+        </w:rPr>
+        <w:t xml:space="preserve">2</w:t>
+      </w:r>
+      <w:r>
+        <w:rPr>
+          <w:rFonts w:ascii="Arial" w:hAnsi="Arial" w:cs="Arial"/>
+          <w:b w:val="0"/>
+          <w:i w:val="0"/>
+          <w:sz w:val="22"/>
+        </w:rPr>
+        <w:t xml:space="preserve">=</w:t>
+      </w:r>
+      <w:r>
+        <w:rPr>
+          <w:rFonts w:ascii="Arial" w:hAnsi="Arial" w:cs="Arial"/>
+          <w:b w:val="0"/>
+          <w:i w:val="0"/>
+          <w:sz w:val="22"/>
+        </w:rPr>
+        <w:t xml:space="preserve">k</w:t>
+      </w:r>
+      <w:r>
+        <w:rPr>
+          <w:rFonts w:ascii="Arial" w:hAnsi="Arial" w:cs="Arial"/>
+          <w:b w:val="0"/>
+          <w:i w:val="0"/>
+          <w:sz w:val="22"/>
+          <w:vertAlign w:val="subscript"/>
+        </w:rPr>
+        <w:t xml:space="preserve">3</w:t>
+      </w:r>
+      <w:r>
+        <w:rPr>
+          <w:rFonts w:ascii="Arial" w:hAnsi="Arial" w:cs="Arial"/>
+          <w:b w:val="0"/>
+          <w:i w:val="0"/>
+          <w:sz w:val="22"/>
+        </w:rPr>
+        <w:t xml:space="preserve">=100) menghasilkan matriks massa M sebagai matriks identitas dan matriks kekakuan K yang simetris dengan elemen diagonal 200 dan elemen off-diagonal -100.</w:t>
+      </w:r>
+      <w:r>
+        <w:rPr>
+          <w:rFonts w:ascii="Arial" w:hAnsi="Arial" w:cs="Arial"/>
+          <w:b w:val="0"/>
+          <w:i w:val="0"/>
+          <w:sz w:val="22"/>
+        </w:rPr>
+        <w:t xml:space="preserve"> Bentuk ringkasnya dituliskan pada Persamaan (2).</w:t>
       </w:r>
     </w:p>
     <w:p>
@@ -3691,6 +4425,16 @@
           <w:sz w:val="22"/>
         </w:rPr>
         <w:t>M = [[1, 0], [0, 1]]     K = [[200, -100], [-100, 200]]</w:t>
+      </w:r>
+      <w:r>
+        <w:rPr>
+          <w:rFonts w:ascii="Arial" w:hAnsi="Arial" w:cs="Arial"/>
+          <w:b/>
+          <w:i/>
+          <w:color w:val="305496"/>
+          <w:sz w:val="22"/>
+        </w:rPr>
+        <w:t xml:space="preserve">   (2)</w:t>
       </w:r>
     </w:p>
     <w:p>
@@ -3785,7 +4529,72 @@
           <w:i w:val="0"/>
           <w:sz w:val="22"/>
         </w:rPr>
-        <w:t>Untuk mencari frekuensi pribadi, ditebak solusi harmonik serempak: setiap massa bergetar pada frekuensi ω yang sama, namun dengan amplitudo yang mungkin berbeda, x(t)=X·sin(ωt) dengan X=[X1, X2]ᵀ adalah vektor amplitudo. Substitusi tebakan ini ke persamaan gerak matriks M·ẍ+K·x=0 menghasilkan bentuk eigenvalue problem klasik, dengan ω² berperan sebagai eigenvalue dan X sebagai eigenvector.</w:t>
+        <w:t xml:space="preserve">Untuk mencari frekuensi pribadi, ditebak solusi harmonik serempak: setiap massa bergetar pada frekuensi ω yang sama, namun dengan amplitudo yang mungkin berbeda, x(t)=X·sin(ωt) dengan X=[</w:t>
+      </w:r>
+      <w:r>
+        <w:rPr>
+          <w:rFonts w:ascii="Arial" w:hAnsi="Arial" w:cs="Arial"/>
+          <w:b w:val="0"/>
+          <w:i w:val="0"/>
+          <w:sz w:val="22"/>
+        </w:rPr>
+        <w:t xml:space="preserve">X</w:t>
+      </w:r>
+      <w:r>
+        <w:rPr>
+          <w:rFonts w:ascii="Arial" w:hAnsi="Arial" w:cs="Arial"/>
+          <w:b w:val="0"/>
+          <w:i w:val="0"/>
+          <w:sz w:val="22"/>
+          <w:vertAlign w:val="subscript"/>
+        </w:rPr>
+        <w:t xml:space="preserve">1</w:t>
+      </w:r>
+      <w:r>
+        <w:rPr>
+          <w:rFonts w:ascii="Arial" w:hAnsi="Arial" w:cs="Arial"/>
+          <w:b w:val="0"/>
+          <w:i w:val="0"/>
+          <w:sz w:val="22"/>
+        </w:rPr>
+        <w:t xml:space="preserve">, </w:t>
+      </w:r>
+      <w:r>
+        <w:rPr>
+          <w:rFonts w:ascii="Arial" w:hAnsi="Arial" w:cs="Arial"/>
+          <w:b w:val="0"/>
+          <w:i w:val="0"/>
+          <w:sz w:val="22"/>
+        </w:rPr>
+        <w:t xml:space="preserve">X</w:t>
+      </w:r>
+      <w:r>
+        <w:rPr>
+          <w:rFonts w:ascii="Arial" w:hAnsi="Arial" w:cs="Arial"/>
+          <w:b w:val="0"/>
+          <w:i w:val="0"/>
+          <w:sz w:val="22"/>
+          <w:vertAlign w:val="subscript"/>
+        </w:rPr>
+        <w:t xml:space="preserve">2</w:t>
+      </w:r>
+      <w:r>
+        <w:rPr>
+          <w:rFonts w:ascii="Arial" w:hAnsi="Arial" w:cs="Arial"/>
+          <w:b w:val="0"/>
+          <w:i w:val="0"/>
+          <w:sz w:val="22"/>
+        </w:rPr>
+        <w:t xml:space="preserve">]ᵀ adalah vektor amplitudo. Substitusi tebakan ini ke persamaan gerak matriks M·ẍ+K·x=0 menghasilkan bentuk eigenvalue problem klasik, dengan ω² berperan sebagai eigenvalue dan X sebagai eigenvector.</w:t>
+      </w:r>
+      <w:r>
+        <w:rPr>
+          <w:rFonts w:ascii="Arial" w:hAnsi="Arial" w:cs="Arial"/>
+          <w:b w:val="0"/>
+          <w:i w:val="0"/>
+          <w:sz w:val="22"/>
+        </w:rPr>
+        <w:t xml:space="preserve"> Persamaan (3) memadatkan aturan tersebut.</w:t>
       </w:r>
     </w:p>
     <w:p>
@@ -3803,6 +4612,16 @@
         </w:rPr>
         <w:t>(K - ω²M)·X = 0</w:t>
       </w:r>
+      <w:r>
+        <w:rPr>
+          <w:rFonts w:ascii="Arial" w:hAnsi="Arial" w:cs="Arial"/>
+          <w:b/>
+          <w:i/>
+          <w:color w:val="305496"/>
+          <w:sz w:val="22"/>
+        </w:rPr>
+        <w:t xml:space="preserve">   (3)</w:t>
+      </w:r>
     </w:p>
     <w:p>
       <w:pPr>
@@ -3827,6 +4646,15 @@
         </w:rPr>
         <w:t>Persamaan (K-ω²M)X=0 memiliki solusi X tidak-nol hanya jika matriks (K-ω²M) singular, yaitu determinannya sama dengan nol. Syarat ini disebut persamaan karakteristik, dan nilai-nilai ω² yang memenuhinya disebut eigenvalue sistem.</w:t>
       </w:r>
+      <w:r>
+        <w:rPr>
+          <w:rFonts w:ascii="Arial" w:hAnsi="Arial" w:cs="Arial"/>
+          <w:b w:val="0"/>
+          <w:i w:val="0"/>
+          <w:sz w:val="22"/>
+        </w:rPr>
+        <w:t xml:space="preserve"> Rangkuman kuantitatifnya tertulis pada Persamaan (4).</w:t>
+      </w:r>
     </w:p>
     <w:p>
       <w:pPr>
@@ -3843,6 +4671,16 @@
         </w:rPr>
         <w:t>det(K - ω²M) = 0</w:t>
       </w:r>
+      <w:r>
+        <w:rPr>
+          <w:rFonts w:ascii="Arial" w:hAnsi="Arial" w:cs="Arial"/>
+          <w:b/>
+          <w:i/>
+          <w:color w:val="305496"/>
+          <w:sz w:val="22"/>
+        </w:rPr>
+        <w:t xml:space="preserve">   (4)</w:t>
+      </w:r>
     </w:p>
     <w:p>
       <w:pPr>
@@ -3867,6 +4705,15 @@
         </w:rPr>
         <w:t>Untuk sistem referensi, K-ω²M=[[200-ω², -100], [-100, 200-ω²]], sehingga determinannya adalah (200-ω²)²-(-100)(-100)=(200-ω²)²-10000. Menyamakan dengan nol dan mengambil akar kuadrat kedua ruas memberi 200-ω²=±100, sehingga diperoleh dua akar: ω²=200-100=100 (akar lebih kecil) dan ω²=200+100=300 (akar lebih besar). Mengambil akar kuadrat positif dari masing-masing (konvensi: hanya ω positif yang bermakna fisis, dan ω1 kurang dari ω2) menghasilkan ω1=√100=10 rad/s dan ω2=√300≈17,32 rad/s.</w:t>
       </w:r>
+      <w:r>
+        <w:rPr>
+          <w:rFonts w:ascii="Arial" w:hAnsi="Arial" w:cs="Arial"/>
+          <w:b w:val="0"/>
+          <w:i w:val="0"/>
+          <w:sz w:val="22"/>
+        </w:rPr>
+        <w:t xml:space="preserve"> Hubungan ini dirangkum dalam Persamaan (5).</w:t>
+      </w:r>
     </w:p>
     <w:p>
       <w:pPr>
@@ -3883,6 +4730,16 @@
         </w:rPr>
         <w:t>(200-ω²)² - 10000 = 0  →  ω1 = 10 rad/s,  ω2 ≈ 17,32 rad/s</w:t>
       </w:r>
+      <w:r>
+        <w:rPr>
+          <w:rFonts w:ascii="Arial" w:hAnsi="Arial" w:cs="Arial"/>
+          <w:b/>
+          <w:i/>
+          <w:color w:val="305496"/>
+          <w:sz w:val="22"/>
+        </w:rPr>
+        <w:t xml:space="preserve">   (5)</w:t>
+      </w:r>
     </w:p>
     <w:p>
       <w:pPr>
@@ -3905,7 +4762,63 @@
           <w:i w:val="0"/>
           <w:sz w:val="22"/>
         </w:rPr>
-        <w:t>Mengonversi kedua frekuensi pribadi ke satuan Hertz dan periode memakai f=ω/(2π) dan T=2π/ω menghasilkan f1≈1,5915 Hz (T1≈0,6283 s) untuk mode pertama, dan f2≈2,7566 Hz (T2≈0,3628 s) untuk mode kedua. Mode kedua berosilasi hampir dua kali lebih cepat daripada mode pertama, sebuah pola yang akan dijelaskan secara fisis pada Bagian selanjutnya melalui konsep mode shape.</w:t>
+        <w:t xml:space="preserve">Mengonversi kedua frekuensi pribadi ke satuan Hertz dan periode memakai f=ω/(2π) dan T=2π/ω menghasilkan f1≈1,5915 Hz (</w:t>
+      </w:r>
+      <w:r>
+        <w:rPr>
+          <w:rFonts w:ascii="Arial" w:hAnsi="Arial" w:cs="Arial"/>
+          <w:b w:val="0"/>
+          <w:i w:val="0"/>
+          <w:sz w:val="22"/>
+        </w:rPr>
+        <w:t xml:space="preserve">T</w:t>
+      </w:r>
+      <w:r>
+        <w:rPr>
+          <w:rFonts w:ascii="Arial" w:hAnsi="Arial" w:cs="Arial"/>
+          <w:b w:val="0"/>
+          <w:i w:val="0"/>
+          <w:sz w:val="22"/>
+          <w:vertAlign w:val="subscript"/>
+        </w:rPr>
+        <w:t xml:space="preserve">1</w:t>
+      </w:r>
+      <w:r>
+        <w:rPr>
+          <w:rFonts w:ascii="Arial" w:hAnsi="Arial" w:cs="Arial"/>
+          <w:b w:val="0"/>
+          <w:i w:val="0"/>
+          <w:sz w:val="22"/>
+        </w:rPr>
+        <w:t xml:space="preserve">≈0,6283 s) untuk mode pertama, dan f2≈2,7566 Hz (</w:t>
+      </w:r>
+      <w:r>
+        <w:rPr>
+          <w:rFonts w:ascii="Arial" w:hAnsi="Arial" w:cs="Arial"/>
+          <w:b w:val="0"/>
+          <w:i w:val="0"/>
+          <w:sz w:val="22"/>
+        </w:rPr>
+        <w:t xml:space="preserve">T</w:t>
+      </w:r>
+      <w:r>
+        <w:rPr>
+          <w:rFonts w:ascii="Arial" w:hAnsi="Arial" w:cs="Arial"/>
+          <w:b w:val="0"/>
+          <w:i w:val="0"/>
+          <w:sz w:val="22"/>
+          <w:vertAlign w:val="subscript"/>
+        </w:rPr>
+        <w:t xml:space="preserve">2</w:t>
+      </w:r>
+      <w:r>
+        <w:rPr>
+          <w:rFonts w:ascii="Arial" w:hAnsi="Arial" w:cs="Arial"/>
+          <w:b w:val="0"/>
+          <w:i w:val="0"/>
+          <w:sz w:val="22"/>
+        </w:rPr>
+        <w:t xml:space="preserve">≈0,3628 s) untuk mode kedua. Mode kedua berosilasi hampir dua kali lebih cepat daripada mode pertama, sebuah pola yang akan dijelaskan secara fisis pada Bagian selanjutnya melalui konsep mode shape.</w:t>
       </w:r>
     </w:p>
     <w:p>
@@ -4081,7 +4994,44 @@
           <w:i w:val="0"/>
           <w:sz w:val="22"/>
         </w:rPr>
-        <w:t>Setiap frekuensi pribadi ωi tidak berdiri sendiri sebagai sebuah angka; ia selalu disertai oleh sebuah mode shape, yaitu vektor eigenvector Xi yang menjelaskan bagaimana kedua massa bergerak relatif satu sama lain ketika sistem bergetar tepat pada frekuensi ωi tersebut. Untuk memperoleh mode shape, nilai ωi disubstitusikan kembali ke persamaan (K-ωi²M)X=0, lalu dicari rasio X1:X2 yang memenuhi persamaan tersebut (bukan nilai absolut X1 dan X2, karena persamaan ini homogen dan hanya menentukan arah vektor, bukan magnitudonya).</w:t>
+        <w:t xml:space="preserve">Setiap frekuensi pribadi ωi tidak berdiri sendiri sebagai sebuah angka; ia selalu disertai oleh sebuah mode shape, yaitu vektor eigenvector Xi yang menjelaskan bagaimana kedua massa bergerak relatif satu sama lain ketika sistem bergetar tepat pada frekuensi ωi tersebut. Untuk memperoleh mode shape, nilai ωi disubstitusikan kembali ke persamaan (K-ωi²M)X=0, lalu dicari rasio X1:X2 yang memenuhi persamaan tersebut (bukan nilai absolut X1 dan </w:t>
+      </w:r>
+      <w:r>
+        <w:rPr>
+          <w:rFonts w:ascii="Arial" w:hAnsi="Arial" w:cs="Arial"/>
+          <w:b w:val="0"/>
+          <w:i w:val="0"/>
+          <w:sz w:val="22"/>
+        </w:rPr>
+        <w:t xml:space="preserve">X</w:t>
+      </w:r>
+      <w:r>
+        <w:rPr>
+          <w:rFonts w:ascii="Arial" w:hAnsi="Arial" w:cs="Arial"/>
+          <w:b w:val="0"/>
+          <w:i w:val="0"/>
+          <w:sz w:val="22"/>
+          <w:vertAlign w:val="subscript"/>
+        </w:rPr>
+        <w:t xml:space="preserve">2</w:t>
+      </w:r>
+      <w:r>
+        <w:rPr>
+          <w:rFonts w:ascii="Arial" w:hAnsi="Arial" w:cs="Arial"/>
+          <w:b w:val="0"/>
+          <w:i w:val="0"/>
+          <w:sz w:val="22"/>
+        </w:rPr>
+        <w:t xml:space="preserve">, karena persamaan ini homogen dan hanya menentukan arah vektor, bukan magnitudonya).</w:t>
+      </w:r>
+      <w:r>
+        <w:rPr>
+          <w:rFonts w:ascii="Arial" w:hAnsi="Arial" w:cs="Arial"/>
+          <w:b w:val="0"/>
+          <w:i w:val="0"/>
+          <w:sz w:val="22"/>
+        </w:rPr>
+        <w:t xml:space="preserve"> Bentuk ringkasnya dituliskan pada Persamaan (6).</w:t>
       </w:r>
     </w:p>
     <w:p>
@@ -4099,6 +5049,16 @@
         </w:rPr>
         <w:t>(K - ωi²M)·Xi = 0     →  cari rasio X1 : X2</w:t>
       </w:r>
+      <w:r>
+        <w:rPr>
+          <w:rFonts w:ascii="Arial" w:hAnsi="Arial" w:cs="Arial"/>
+          <w:b/>
+          <w:i/>
+          <w:color w:val="305496"/>
+          <w:sz w:val="22"/>
+        </w:rPr>
+        <w:t xml:space="preserve">   (6)</w:t>
+      </w:r>
     </w:p>
     <w:p>
       <w:pPr>
@@ -4121,7 +5081,72 @@
           <w:i w:val="0"/>
           <w:sz w:val="22"/>
         </w:rPr>
-        <w:t>Substitusi ω1²=100 ke (K-100I) menghasilkan matriks [[100,-100],[-100,100]]. Baris pertama memberi persamaan 100X1-100X2=0, sehingga X1=X2. Mode 1 dinormalisasi menjadi [1, 1]: kedua massa bergerak dengan arah yang sama dan besar yang sama persis, sebuah pola yang disebut in-phase.</w:t>
+        <w:t xml:space="preserve">Substitusi ω1²=100 ke (K-100I) menghasilkan matriks [[100,-100],[-100,100]]. Baris pertama memberi persamaan 100X1-100X2=0, sehingga </w:t>
+      </w:r>
+      <w:r>
+        <w:rPr>
+          <w:rFonts w:ascii="Arial" w:hAnsi="Arial" w:cs="Arial"/>
+          <w:b w:val="0"/>
+          <w:i w:val="0"/>
+          <w:sz w:val="22"/>
+        </w:rPr>
+        <w:t xml:space="preserve">X</w:t>
+      </w:r>
+      <w:r>
+        <w:rPr>
+          <w:rFonts w:ascii="Arial" w:hAnsi="Arial" w:cs="Arial"/>
+          <w:b w:val="0"/>
+          <w:i w:val="0"/>
+          <w:sz w:val="22"/>
+          <w:vertAlign w:val="subscript"/>
+        </w:rPr>
+        <w:t xml:space="preserve">1</w:t>
+      </w:r>
+      <w:r>
+        <w:rPr>
+          <w:rFonts w:ascii="Arial" w:hAnsi="Arial" w:cs="Arial"/>
+          <w:b w:val="0"/>
+          <w:i w:val="0"/>
+          <w:sz w:val="22"/>
+        </w:rPr>
+        <w:t xml:space="preserve">=</w:t>
+      </w:r>
+      <w:r>
+        <w:rPr>
+          <w:rFonts w:ascii="Arial" w:hAnsi="Arial" w:cs="Arial"/>
+          <w:b w:val="0"/>
+          <w:i w:val="0"/>
+          <w:sz w:val="22"/>
+        </w:rPr>
+        <w:t xml:space="preserve">X</w:t>
+      </w:r>
+      <w:r>
+        <w:rPr>
+          <w:rFonts w:ascii="Arial" w:hAnsi="Arial" w:cs="Arial"/>
+          <w:b w:val="0"/>
+          <w:i w:val="0"/>
+          <w:sz w:val="22"/>
+          <w:vertAlign w:val="subscript"/>
+        </w:rPr>
+        <w:t xml:space="preserve">2</w:t>
+      </w:r>
+      <w:r>
+        <w:rPr>
+          <w:rFonts w:ascii="Arial" w:hAnsi="Arial" w:cs="Arial"/>
+          <w:b w:val="0"/>
+          <w:i w:val="0"/>
+          <w:sz w:val="22"/>
+        </w:rPr>
+        <w:t xml:space="preserve">. Mode 1 dinormalisasi menjadi [1, 1]: kedua massa bergerak dengan arah yang sama dan besar yang sama persis, sebuah pola yang disebut in-phase.</w:t>
+      </w:r>
+      <w:r>
+        <w:rPr>
+          <w:rFonts w:ascii="Arial" w:hAnsi="Arial" w:cs="Arial"/>
+          <w:b w:val="0"/>
+          <w:i w:val="0"/>
+          <w:sz w:val="22"/>
+        </w:rPr>
+        <w:t xml:space="preserve"> Persamaan (7) memadatkan aturan tersebut.</w:t>
       </w:r>
     </w:p>
     <w:p>
@@ -4137,7 +5162,79 @@
           <w:color w:val="305496"/>
           <w:sz w:val="22"/>
         </w:rPr>
-        <w:t>Mode 1: (K - 100I)X = 0  →  X1 = X2  →  Mode 1 = [1, 1]</w:t>
+        <w:t xml:space="preserve">Mode 1: (K - 100I)X = 0  →  </w:t>
+      </w:r>
+      <w:r>
+        <w:rPr>
+          <w:rFonts w:ascii="Arial" w:hAnsi="Arial" w:cs="Arial"/>
+          <w:b/>
+          <w:i/>
+          <w:color w:val="305496"/>
+          <w:sz w:val="22"/>
+        </w:rPr>
+        <w:t xml:space="preserve">X</w:t>
+      </w:r>
+      <w:r>
+        <w:rPr>
+          <w:rFonts w:ascii="Arial" w:hAnsi="Arial" w:cs="Arial"/>
+          <w:b/>
+          <w:i/>
+          <w:color w:val="305496"/>
+          <w:sz w:val="22"/>
+          <w:vertAlign w:val="subscript"/>
+        </w:rPr>
+        <w:t xml:space="preserve">1</w:t>
+      </w:r>
+      <w:r>
+        <w:rPr>
+          <w:rFonts w:ascii="Arial" w:hAnsi="Arial" w:cs="Arial"/>
+          <w:b/>
+          <w:i/>
+          <w:color w:val="305496"/>
+          <w:sz w:val="22"/>
+        </w:rPr>
+        <w:t xml:space="preserve"> = </w:t>
+      </w:r>
+      <w:r>
+        <w:rPr>
+          <w:rFonts w:ascii="Arial" w:hAnsi="Arial" w:cs="Arial"/>
+          <w:b/>
+          <w:i/>
+          <w:color w:val="305496"/>
+          <w:sz w:val="22"/>
+        </w:rPr>
+        <w:t xml:space="preserve">X</w:t>
+      </w:r>
+      <w:r>
+        <w:rPr>
+          <w:rFonts w:ascii="Arial" w:hAnsi="Arial" w:cs="Arial"/>
+          <w:b/>
+          <w:i/>
+          <w:color w:val="305496"/>
+          <w:sz w:val="22"/>
+          <w:vertAlign w:val="subscript"/>
+        </w:rPr>
+        <w:t xml:space="preserve">2</w:t>
+      </w:r>
+      <w:r>
+        <w:rPr>
+          <w:rFonts w:ascii="Arial" w:hAnsi="Arial" w:cs="Arial"/>
+          <w:b/>
+          <w:i/>
+          <w:color w:val="305496"/>
+          <w:sz w:val="22"/>
+        </w:rPr>
+        <w:t xml:space="preserve">  →  Mode 1 = [1, 1]</w:t>
+      </w:r>
+      <w:r>
+        <w:rPr>
+          <w:rFonts w:ascii="Arial" w:hAnsi="Arial" w:cs="Arial"/>
+          <w:b/>
+          <w:i/>
+          <w:color w:val="305496"/>
+          <w:sz w:val="22"/>
+        </w:rPr>
+        <w:t xml:space="preserve">   (7)</w:t>
       </w:r>
     </w:p>
     <w:p>
@@ -4161,7 +5258,72 @@
           <w:i w:val="0"/>
           <w:sz w:val="22"/>
         </w:rPr>
-        <w:t>Substitusi ω2²=300 ke (K-300I) menghasilkan matriks [[-100,-100],[-100,-100]]. Baris pertama memberi persamaan -100X1-100X2=0, sehingga X1=-X2. Mode 2 dinormalisasi menjadi [1, -1]: kedua massa bergerak dengan arah yang berlawanan namun besar yang sama, sebuah pola yang disebut anti-phase.</w:t>
+        <w:t xml:space="preserve">Substitusi ω2²=300 ke (K-300I) menghasilkan matriks [[-100,-100],[-100,-100]]. Baris pertama memberi persamaan -100X1-100X2=0, sehingga </w:t>
+      </w:r>
+      <w:r>
+        <w:rPr>
+          <w:rFonts w:ascii="Arial" w:hAnsi="Arial" w:cs="Arial"/>
+          <w:b w:val="0"/>
+          <w:i w:val="0"/>
+          <w:sz w:val="22"/>
+        </w:rPr>
+        <w:t xml:space="preserve">X</w:t>
+      </w:r>
+      <w:r>
+        <w:rPr>
+          <w:rFonts w:ascii="Arial" w:hAnsi="Arial" w:cs="Arial"/>
+          <w:b w:val="0"/>
+          <w:i w:val="0"/>
+          <w:sz w:val="22"/>
+          <w:vertAlign w:val="subscript"/>
+        </w:rPr>
+        <w:t xml:space="preserve">1</w:t>
+      </w:r>
+      <w:r>
+        <w:rPr>
+          <w:rFonts w:ascii="Arial" w:hAnsi="Arial" w:cs="Arial"/>
+          <w:b w:val="0"/>
+          <w:i w:val="0"/>
+          <w:sz w:val="22"/>
+        </w:rPr>
+        <w:t xml:space="preserve">=-</w:t>
+      </w:r>
+      <w:r>
+        <w:rPr>
+          <w:rFonts w:ascii="Arial" w:hAnsi="Arial" w:cs="Arial"/>
+          <w:b w:val="0"/>
+          <w:i w:val="0"/>
+          <w:sz w:val="22"/>
+        </w:rPr>
+        <w:t xml:space="preserve">X</w:t>
+      </w:r>
+      <w:r>
+        <w:rPr>
+          <w:rFonts w:ascii="Arial" w:hAnsi="Arial" w:cs="Arial"/>
+          <w:b w:val="0"/>
+          <w:i w:val="0"/>
+          <w:sz w:val="22"/>
+          <w:vertAlign w:val="subscript"/>
+        </w:rPr>
+        <w:t xml:space="preserve">2</w:t>
+      </w:r>
+      <w:r>
+        <w:rPr>
+          <w:rFonts w:ascii="Arial" w:hAnsi="Arial" w:cs="Arial"/>
+          <w:b w:val="0"/>
+          <w:i w:val="0"/>
+          <w:sz w:val="22"/>
+        </w:rPr>
+        <w:t xml:space="preserve">. Mode 2 dinormalisasi menjadi [1, -1]: kedua massa bergerak dengan arah yang berlawanan namun besar yang sama, sebuah pola yang disebut anti-phase.</w:t>
+      </w:r>
+      <w:r>
+        <w:rPr>
+          <w:rFonts w:ascii="Arial" w:hAnsi="Arial" w:cs="Arial"/>
+          <w:b w:val="0"/>
+          <w:i w:val="0"/>
+          <w:sz w:val="22"/>
+        </w:rPr>
+        <w:t xml:space="preserve"> Rangkuman kuantitatifnya tertulis pada Persamaan (8).</w:t>
       </w:r>
     </w:p>
     <w:p>
@@ -4177,7 +5339,79 @@
           <w:color w:val="305496"/>
           <w:sz w:val="22"/>
         </w:rPr>
-        <w:t>Mode 2: (K - 300I)X = 0  →  X1 = -X2  →  Mode 2 = [1, -1]</w:t>
+        <w:t xml:space="preserve">Mode 2: (K - 300I)X = 0  →  </w:t>
+      </w:r>
+      <w:r>
+        <w:rPr>
+          <w:rFonts w:ascii="Arial" w:hAnsi="Arial" w:cs="Arial"/>
+          <w:b/>
+          <w:i/>
+          <w:color w:val="305496"/>
+          <w:sz w:val="22"/>
+        </w:rPr>
+        <w:t xml:space="preserve">X</w:t>
+      </w:r>
+      <w:r>
+        <w:rPr>
+          <w:rFonts w:ascii="Arial" w:hAnsi="Arial" w:cs="Arial"/>
+          <w:b/>
+          <w:i/>
+          <w:color w:val="305496"/>
+          <w:sz w:val="22"/>
+          <w:vertAlign w:val="subscript"/>
+        </w:rPr>
+        <w:t xml:space="preserve">1</w:t>
+      </w:r>
+      <w:r>
+        <w:rPr>
+          <w:rFonts w:ascii="Arial" w:hAnsi="Arial" w:cs="Arial"/>
+          <w:b/>
+          <w:i/>
+          <w:color w:val="305496"/>
+          <w:sz w:val="22"/>
+        </w:rPr>
+        <w:t xml:space="preserve"> = -</w:t>
+      </w:r>
+      <w:r>
+        <w:rPr>
+          <w:rFonts w:ascii="Arial" w:hAnsi="Arial" w:cs="Arial"/>
+          <w:b/>
+          <w:i/>
+          <w:color w:val="305496"/>
+          <w:sz w:val="22"/>
+        </w:rPr>
+        <w:t xml:space="preserve">X</w:t>
+      </w:r>
+      <w:r>
+        <w:rPr>
+          <w:rFonts w:ascii="Arial" w:hAnsi="Arial" w:cs="Arial"/>
+          <w:b/>
+          <w:i/>
+          <w:color w:val="305496"/>
+          <w:sz w:val="22"/>
+          <w:vertAlign w:val="subscript"/>
+        </w:rPr>
+        <w:t xml:space="preserve">2</w:t>
+      </w:r>
+      <w:r>
+        <w:rPr>
+          <w:rFonts w:ascii="Arial" w:hAnsi="Arial" w:cs="Arial"/>
+          <w:b/>
+          <w:i/>
+          <w:color w:val="305496"/>
+          <w:sz w:val="22"/>
+        </w:rPr>
+        <w:t xml:space="preserve">  →  Mode 2 = [1, -1]</w:t>
+      </w:r>
+      <w:r>
+        <w:rPr>
+          <w:rFonts w:ascii="Arial" w:hAnsi="Arial" w:cs="Arial"/>
+          <w:b/>
+          <w:i/>
+          <w:color w:val="305496"/>
+          <w:sz w:val="22"/>
+        </w:rPr>
+        <w:t xml:space="preserve">   (8)</w:t>
       </w:r>
     </w:p>
     <w:p>
@@ -4201,7 +5435,119 @@
           <w:i w:val="0"/>
           <w:sz w:val="22"/>
         </w:rPr>
-        <w:t>Kedua hasil aljabar di atas jauh lebih mudah dipahami secara visual daripada hanya lewat notasi vektor. Gambar 4 menerjemahkan derivasi Mode 1 dan Mode 2 menjadi skematik: panah hijau pada Mode 1 menunjukkan kedua massa bergerak ke arah yang sama persis (konsisten dengan X1=X2), dengan pegas tengah digambar putus-putus abu-abu untuk menandakan bahwa pegas tersebut tidak meregang maupun menekan pada mode ini. Sebaliknya, panah merah pada Mode 2 menunjukkan kedua massa bergerak berlawanan arah (konsisten dengan X1=-X2), dengan pegas tengah digambar solid berwarna merah untuk menandakan bahwa pegas tersebut aktif meregang dan menekan secara bergantian sepanjang siklus getaran.</w:t>
+        <w:t xml:space="preserve">Kedua hasil aljabar di atas jauh lebih mudah dipahami secara visual daripada hanya lewat notasi vektor. Gambar 4 menerjemahkan derivasi Mode 1 dan Mode 2 menjadi skematik: panah hijau pada Mode 1 menunjukkan kedua massa bergerak ke arah yang sama persis (konsisten dengan </w:t>
+      </w:r>
+      <w:r>
+        <w:rPr>
+          <w:rFonts w:ascii="Arial" w:hAnsi="Arial" w:cs="Arial"/>
+          <w:b w:val="0"/>
+          <w:i w:val="0"/>
+          <w:sz w:val="22"/>
+        </w:rPr>
+        <w:t xml:space="preserve">X</w:t>
+      </w:r>
+      <w:r>
+        <w:rPr>
+          <w:rFonts w:ascii="Arial" w:hAnsi="Arial" w:cs="Arial"/>
+          <w:b w:val="0"/>
+          <w:i w:val="0"/>
+          <w:sz w:val="22"/>
+          <w:vertAlign w:val="subscript"/>
+        </w:rPr>
+        <w:t xml:space="preserve">1</w:t>
+      </w:r>
+      <w:r>
+        <w:rPr>
+          <w:rFonts w:ascii="Arial" w:hAnsi="Arial" w:cs="Arial"/>
+          <w:b w:val="0"/>
+          <w:i w:val="0"/>
+          <w:sz w:val="22"/>
+        </w:rPr>
+        <w:t xml:space="preserve">=</w:t>
+      </w:r>
+      <w:r>
+        <w:rPr>
+          <w:rFonts w:ascii="Arial" w:hAnsi="Arial" w:cs="Arial"/>
+          <w:b w:val="0"/>
+          <w:i w:val="0"/>
+          <w:sz w:val="22"/>
+        </w:rPr>
+        <w:t xml:space="preserve">X</w:t>
+      </w:r>
+      <w:r>
+        <w:rPr>
+          <w:rFonts w:ascii="Arial" w:hAnsi="Arial" w:cs="Arial"/>
+          <w:b w:val="0"/>
+          <w:i w:val="0"/>
+          <w:sz w:val="22"/>
+          <w:vertAlign w:val="subscript"/>
+        </w:rPr>
+        <w:t xml:space="preserve">2</w:t>
+      </w:r>
+      <w:r>
+        <w:rPr>
+          <w:rFonts w:ascii="Arial" w:hAnsi="Arial" w:cs="Arial"/>
+          <w:b w:val="0"/>
+          <w:i w:val="0"/>
+          <w:sz w:val="22"/>
+        </w:rPr>
+        <w:t xml:space="preserve">), dengan pegas tengah digambar putus-putus abu-abu untuk menandakan bahwa pegas tersebut tidak meregang maupun menekan pada mode ini. Sebaliknya, panah merah pada Mode 2 menunjukkan kedua massa bergerak berlawanan arah (konsisten dengan </w:t>
+      </w:r>
+      <w:r>
+        <w:rPr>
+          <w:rFonts w:ascii="Arial" w:hAnsi="Arial" w:cs="Arial"/>
+          <w:b w:val="0"/>
+          <w:i w:val="0"/>
+          <w:sz w:val="22"/>
+        </w:rPr>
+        <w:t xml:space="preserve">X</w:t>
+      </w:r>
+      <w:r>
+        <w:rPr>
+          <w:rFonts w:ascii="Arial" w:hAnsi="Arial" w:cs="Arial"/>
+          <w:b w:val="0"/>
+          <w:i w:val="0"/>
+          <w:sz w:val="22"/>
+          <w:vertAlign w:val="subscript"/>
+        </w:rPr>
+        <w:t xml:space="preserve">1</w:t>
+      </w:r>
+      <w:r>
+        <w:rPr>
+          <w:rFonts w:ascii="Arial" w:hAnsi="Arial" w:cs="Arial"/>
+          <w:b w:val="0"/>
+          <w:i w:val="0"/>
+          <w:sz w:val="22"/>
+        </w:rPr>
+        <w:t xml:space="preserve">=-</w:t>
+      </w:r>
+      <w:r>
+        <w:rPr>
+          <w:rFonts w:ascii="Arial" w:hAnsi="Arial" w:cs="Arial"/>
+          <w:b w:val="0"/>
+          <w:i w:val="0"/>
+          <w:sz w:val="22"/>
+        </w:rPr>
+        <w:t xml:space="preserve">X</w:t>
+      </w:r>
+      <w:r>
+        <w:rPr>
+          <w:rFonts w:ascii="Arial" w:hAnsi="Arial" w:cs="Arial"/>
+          <w:b w:val="0"/>
+          <w:i w:val="0"/>
+          <w:sz w:val="22"/>
+          <w:vertAlign w:val="subscript"/>
+        </w:rPr>
+        <w:t xml:space="preserve">2</w:t>
+      </w:r>
+      <w:r>
+        <w:rPr>
+          <w:rFonts w:ascii="Arial" w:hAnsi="Arial" w:cs="Arial"/>
+          <w:b w:val="0"/>
+          <w:i w:val="0"/>
+          <w:sz w:val="22"/>
+        </w:rPr>
+        <w:t xml:space="preserve">), dengan pegas tengah digambar solid berwarna merah untuk menandakan bahwa pegas tersebut aktif meregang dan menekan secara bergantian sepanjang siklus getaran.</w:t>
       </w:r>
     </w:p>
     <w:p>
@@ -4282,7 +5628,35 @@
           <w:i w:val="0"/>
           <w:sz w:val="22"/>
         </w:rPr>
-        <w:t>Kedua mode shape memiliki penjelasan fisis yang intuitif dan langsung menjelaskan mengapa ω1 lebih kecil dari ω2. Pada Mode 1, karena kedua massa bergerak searah dan sama besar, jarak antar-keduanya tidak pernah berubah, sehingga pegas tengah k2 sama sekali tidak meregang atau menekan (tidak ikut bekerja). Tiap massa efektif hanya "merasakan" kekakuan pegas dindingnya sendiri: persamaan gerak massa 1 tereduksi menjadi m·ẍ1=-k1x1, sehingga ω1_efektif=√(k1/m)=√(100/1)=10 rad/s, tepat cocok dengan hasil eigenvalue problem pada Bagian sebelumnya.</w:t>
+        <w:t xml:space="preserve">Kedua mode shape memiliki penjelasan fisis yang intuitif dan langsung menjelaskan mengapa ω1 lebih kecil dari ω2. Pada Mode 1, karena kedua massa bergerak searah dan sama besar, jarak antar-keduanya tidak pernah berubah, sehingga pegas tengah k2 sama sekali tidak meregang atau menekan (tidak ikut bekerja). Tiap massa efektif hanya "merasakan" kekakuan pegas dindingnya sendiri: persamaan gerak massa 1 tereduksi menjadi m·ẍ1=-k1x1, sehingga ω1_efektif=√(</w:t>
+      </w:r>
+      <w:r>
+        <w:rPr>
+          <w:rFonts w:ascii="Arial" w:hAnsi="Arial" w:cs="Arial"/>
+          <w:b w:val="0"/>
+          <w:i w:val="0"/>
+          <w:sz w:val="22"/>
+        </w:rPr>
+        <w:t xml:space="preserve">k</w:t>
+      </w:r>
+      <w:r>
+        <w:rPr>
+          <w:rFonts w:ascii="Arial" w:hAnsi="Arial" w:cs="Arial"/>
+          <w:b w:val="0"/>
+          <w:i w:val="0"/>
+          <w:sz w:val="22"/>
+          <w:vertAlign w:val="subscript"/>
+        </w:rPr>
+        <w:t xml:space="preserve">1</w:t>
+      </w:r>
+      <w:r>
+        <w:rPr>
+          <w:rFonts w:ascii="Arial" w:hAnsi="Arial" w:cs="Arial"/>
+          <w:b w:val="0"/>
+          <w:i w:val="0"/>
+          <w:sz w:val="22"/>
+        </w:rPr>
+        <w:t xml:space="preserve">/m)=√(100/1)=10 rad/s, tepat cocok dengan hasil eigenvalue problem pada Bagian sebelumnya.</w:t>
       </w:r>
     </w:p>
     <w:p>
@@ -4306,7 +5680,63 @@
           <w:i w:val="0"/>
           <w:sz w:val="22"/>
         </w:rPr>
-        <w:t>Sebaliknya pada Mode 2, karena kedua massa bergerak berlawanan arah, jarak antar-keduanya berubah dua kali lebih besar dibandingkan jika hanya satu massa yang bergerak, sehingga pegas tengah k2 meregang dan menekan secara maksimal pada setiap siklus. Kekakuan efektif yang dirasakan sistem menjadi jauh lebih besar (melibatkan k1 ditambah dua kali k2), sehingga frekuensi pribadinya juga lebih tinggi: ω2_efektif=√((k1+2k2)/m)=√(300/1)=17,32 rad/s, tepat cocok dengan hasil eigenvalue problem pada Bagian sebelumnya.</w:t>
+        <w:t xml:space="preserve">Sebaliknya pada Mode 2, karena kedua massa bergerak berlawanan arah, jarak antar-keduanya berubah dua kali lebih besar dibandingkan jika hanya satu massa yang bergerak, sehingga pegas tengah k2 meregang dan menekan secara maksimal pada setiap siklus. Kekakuan efektif yang dirasakan sistem menjadi jauh lebih besar (melibatkan k1 ditambah dua kali </w:t>
+      </w:r>
+      <w:r>
+        <w:rPr>
+          <w:rFonts w:ascii="Arial" w:hAnsi="Arial" w:cs="Arial"/>
+          <w:b w:val="0"/>
+          <w:i w:val="0"/>
+          <w:sz w:val="22"/>
+        </w:rPr>
+        <w:t xml:space="preserve">k</w:t>
+      </w:r>
+      <w:r>
+        <w:rPr>
+          <w:rFonts w:ascii="Arial" w:hAnsi="Arial" w:cs="Arial"/>
+          <w:b w:val="0"/>
+          <w:i w:val="0"/>
+          <w:sz w:val="22"/>
+          <w:vertAlign w:val="subscript"/>
+        </w:rPr>
+        <w:t xml:space="preserve">2</w:t>
+      </w:r>
+      <w:r>
+        <w:rPr>
+          <w:rFonts w:ascii="Arial" w:hAnsi="Arial" w:cs="Arial"/>
+          <w:b w:val="0"/>
+          <w:i w:val="0"/>
+          <w:sz w:val="22"/>
+        </w:rPr>
+        <w:t xml:space="preserve">), sehingga frekuensi pribadinya juga lebih tinggi: ω2_efektif=√((</w:t>
+      </w:r>
+      <w:r>
+        <w:rPr>
+          <w:rFonts w:ascii="Arial" w:hAnsi="Arial" w:cs="Arial"/>
+          <w:b w:val="0"/>
+          <w:i w:val="0"/>
+          <w:sz w:val="22"/>
+        </w:rPr>
+        <w:t xml:space="preserve">k</w:t>
+      </w:r>
+      <w:r>
+        <w:rPr>
+          <w:rFonts w:ascii="Arial" w:hAnsi="Arial" w:cs="Arial"/>
+          <w:b w:val="0"/>
+          <w:i w:val="0"/>
+          <w:sz w:val="22"/>
+          <w:vertAlign w:val="subscript"/>
+        </w:rPr>
+        <w:t xml:space="preserve">1</w:t>
+      </w:r>
+      <w:r>
+        <w:rPr>
+          <w:rFonts w:ascii="Arial" w:hAnsi="Arial" w:cs="Arial"/>
+          <w:b w:val="0"/>
+          <w:i w:val="0"/>
+          <w:sz w:val="22"/>
+        </w:rPr>
+        <w:t xml:space="preserve">+2k2)/m)=√(300/1)=17,32 rad/s, tepat cocok dengan hasil eigenvalue problem pada Bagian sebelumnya.</w:t>
       </w:r>
     </w:p>
     <w:p>
@@ -4330,7 +5760,287 @@
           <w:i w:val="0"/>
           <w:sz w:val="22"/>
         </w:rPr>
-        <w:t>Pola ω1_efektif=√(k1/m) dan ω2_efektif=√((k1+2k2)/m) yang diturunkan di atas sebenarnya berlaku umum untuk sistem dua-massa-tiga-pegas simetris apa pun (m1=m2=m dan k1=k3), bukan hanya untuk nilai numerik referensi modul ini. Rasio kedua frekuensi pribadi selalu memenuhi (ω2/ω1)²=(k1+2k2)/k1, yang berarti semakin lemah pegas tengah k2 relatif terhadap pegas dinding k1, semakin dekat ω2 terhadap ω1 (kedua mode "berhimpitan"); sebaliknya semakin kuat k2, semakin jauh kedua frekuensi terpisah. Insinyur perancang sistem 2 DoF dapat memanfaatkan hubungan ini untuk sengaja mengatur seberapa jauh kedua frekuensi pribadi terpisah, sebuah pertimbangan penting yang akan muncul kembali pada perancangan vibration absorber di Bagian Aplikasi Industri.</w:t>
+        <w:t xml:space="preserve">Pola ω1_efektif=√(</w:t>
+      </w:r>
+      <w:r>
+        <w:rPr>
+          <w:rFonts w:ascii="Arial" w:hAnsi="Arial" w:cs="Arial"/>
+          <w:b w:val="0"/>
+          <w:i w:val="0"/>
+          <w:sz w:val="22"/>
+        </w:rPr>
+        <w:t xml:space="preserve">k</w:t>
+      </w:r>
+      <w:r>
+        <w:rPr>
+          <w:rFonts w:ascii="Arial" w:hAnsi="Arial" w:cs="Arial"/>
+          <w:b w:val="0"/>
+          <w:i w:val="0"/>
+          <w:sz w:val="22"/>
+          <w:vertAlign w:val="subscript"/>
+        </w:rPr>
+        <w:t xml:space="preserve">1</w:t>
+      </w:r>
+      <w:r>
+        <w:rPr>
+          <w:rFonts w:ascii="Arial" w:hAnsi="Arial" w:cs="Arial"/>
+          <w:b w:val="0"/>
+          <w:i w:val="0"/>
+          <w:sz w:val="22"/>
+        </w:rPr>
+        <w:t xml:space="preserve">/m) dan ω2_efektif=√((</w:t>
+      </w:r>
+      <w:r>
+        <w:rPr>
+          <w:rFonts w:ascii="Arial" w:hAnsi="Arial" w:cs="Arial"/>
+          <w:b w:val="0"/>
+          <w:i w:val="0"/>
+          <w:sz w:val="22"/>
+        </w:rPr>
+        <w:t xml:space="preserve">k</w:t>
+      </w:r>
+      <w:r>
+        <w:rPr>
+          <w:rFonts w:ascii="Arial" w:hAnsi="Arial" w:cs="Arial"/>
+          <w:b w:val="0"/>
+          <w:i w:val="0"/>
+          <w:sz w:val="22"/>
+          <w:vertAlign w:val="subscript"/>
+        </w:rPr>
+        <w:t xml:space="preserve">1</w:t>
+      </w:r>
+      <w:r>
+        <w:rPr>
+          <w:rFonts w:ascii="Arial" w:hAnsi="Arial" w:cs="Arial"/>
+          <w:b w:val="0"/>
+          <w:i w:val="0"/>
+          <w:sz w:val="22"/>
+        </w:rPr>
+        <w:t xml:space="preserve">+2k2)/m) yang diturunkan di atas sebenarnya berlaku umum untuk sistem dua-massa-tiga-pegas simetris apa pun (</w:t>
+      </w:r>
+      <w:r>
+        <w:rPr>
+          <w:rFonts w:ascii="Arial" w:hAnsi="Arial" w:cs="Arial"/>
+          <w:b w:val="0"/>
+          <w:i w:val="0"/>
+          <w:sz w:val="22"/>
+        </w:rPr>
+        <w:t xml:space="preserve">m</w:t>
+      </w:r>
+      <w:r>
+        <w:rPr>
+          <w:rFonts w:ascii="Arial" w:hAnsi="Arial" w:cs="Arial"/>
+          <w:b w:val="0"/>
+          <w:i w:val="0"/>
+          <w:sz w:val="22"/>
+          <w:vertAlign w:val="subscript"/>
+        </w:rPr>
+        <w:t xml:space="preserve">1</w:t>
+      </w:r>
+      <w:r>
+        <w:rPr>
+          <w:rFonts w:ascii="Arial" w:hAnsi="Arial" w:cs="Arial"/>
+          <w:b w:val="0"/>
+          <w:i w:val="0"/>
+          <w:sz w:val="22"/>
+        </w:rPr>
+        <w:t xml:space="preserve">=</w:t>
+      </w:r>
+      <w:r>
+        <w:rPr>
+          <w:rFonts w:ascii="Arial" w:hAnsi="Arial" w:cs="Arial"/>
+          <w:b w:val="0"/>
+          <w:i w:val="0"/>
+          <w:sz w:val="22"/>
+        </w:rPr>
+        <w:t xml:space="preserve">m</w:t>
+      </w:r>
+      <w:r>
+        <w:rPr>
+          <w:rFonts w:ascii="Arial" w:hAnsi="Arial" w:cs="Arial"/>
+          <w:b w:val="0"/>
+          <w:i w:val="0"/>
+          <w:sz w:val="22"/>
+          <w:vertAlign w:val="subscript"/>
+        </w:rPr>
+        <w:t xml:space="preserve">2</w:t>
+      </w:r>
+      <w:r>
+        <w:rPr>
+          <w:rFonts w:ascii="Arial" w:hAnsi="Arial" w:cs="Arial"/>
+          <w:b w:val="0"/>
+          <w:i w:val="0"/>
+          <w:sz w:val="22"/>
+        </w:rPr>
+        <w:t xml:space="preserve">=m dan </w:t>
+      </w:r>
+      <w:r>
+        <w:rPr>
+          <w:rFonts w:ascii="Arial" w:hAnsi="Arial" w:cs="Arial"/>
+          <w:b w:val="0"/>
+          <w:i w:val="0"/>
+          <w:sz w:val="22"/>
+        </w:rPr>
+        <w:t xml:space="preserve">k</w:t>
+      </w:r>
+      <w:r>
+        <w:rPr>
+          <w:rFonts w:ascii="Arial" w:hAnsi="Arial" w:cs="Arial"/>
+          <w:b w:val="0"/>
+          <w:i w:val="0"/>
+          <w:sz w:val="22"/>
+          <w:vertAlign w:val="subscript"/>
+        </w:rPr>
+        <w:t xml:space="preserve">1</w:t>
+      </w:r>
+      <w:r>
+        <w:rPr>
+          <w:rFonts w:ascii="Arial" w:hAnsi="Arial" w:cs="Arial"/>
+          <w:b w:val="0"/>
+          <w:i w:val="0"/>
+          <w:sz w:val="22"/>
+        </w:rPr>
+        <w:t xml:space="preserve">=</w:t>
+      </w:r>
+      <w:r>
+        <w:rPr>
+          <w:rFonts w:ascii="Arial" w:hAnsi="Arial" w:cs="Arial"/>
+          <w:b w:val="0"/>
+          <w:i w:val="0"/>
+          <w:sz w:val="22"/>
+        </w:rPr>
+        <w:t xml:space="preserve">k</w:t>
+      </w:r>
+      <w:r>
+        <w:rPr>
+          <w:rFonts w:ascii="Arial" w:hAnsi="Arial" w:cs="Arial"/>
+          <w:b w:val="0"/>
+          <w:i w:val="0"/>
+          <w:sz w:val="22"/>
+          <w:vertAlign w:val="subscript"/>
+        </w:rPr>
+        <w:t xml:space="preserve">3</w:t>
+      </w:r>
+      <w:r>
+        <w:rPr>
+          <w:rFonts w:ascii="Arial" w:hAnsi="Arial" w:cs="Arial"/>
+          <w:b w:val="0"/>
+          <w:i w:val="0"/>
+          <w:sz w:val="22"/>
+        </w:rPr>
+        <w:t xml:space="preserve">), bukan hanya untuk nilai numerik referensi modul ini. Rasio kedua frekuensi pribadi selalu memenuhi (ω2/ω1)²=(</w:t>
+      </w:r>
+      <w:r>
+        <w:rPr>
+          <w:rFonts w:ascii="Arial" w:hAnsi="Arial" w:cs="Arial"/>
+          <w:b w:val="0"/>
+          <w:i w:val="0"/>
+          <w:sz w:val="22"/>
+        </w:rPr>
+        <w:t xml:space="preserve">k</w:t>
+      </w:r>
+      <w:r>
+        <w:rPr>
+          <w:rFonts w:ascii="Arial" w:hAnsi="Arial" w:cs="Arial"/>
+          <w:b w:val="0"/>
+          <w:i w:val="0"/>
+          <w:sz w:val="22"/>
+          <w:vertAlign w:val="subscript"/>
+        </w:rPr>
+        <w:t xml:space="preserve">1</w:t>
+      </w:r>
+      <w:r>
+        <w:rPr>
+          <w:rFonts w:ascii="Arial" w:hAnsi="Arial" w:cs="Arial"/>
+          <w:b w:val="0"/>
+          <w:i w:val="0"/>
+          <w:sz w:val="22"/>
+        </w:rPr>
+        <w:t xml:space="preserve">+2k2)/</w:t>
+      </w:r>
+      <w:r>
+        <w:rPr>
+          <w:rFonts w:ascii="Arial" w:hAnsi="Arial" w:cs="Arial"/>
+          <w:b w:val="0"/>
+          <w:i w:val="0"/>
+          <w:sz w:val="22"/>
+        </w:rPr>
+        <w:t xml:space="preserve">k</w:t>
+      </w:r>
+      <w:r>
+        <w:rPr>
+          <w:rFonts w:ascii="Arial" w:hAnsi="Arial" w:cs="Arial"/>
+          <w:b w:val="0"/>
+          <w:i w:val="0"/>
+          <w:sz w:val="22"/>
+          <w:vertAlign w:val="subscript"/>
+        </w:rPr>
+        <w:t xml:space="preserve">1</w:t>
+      </w:r>
+      <w:r>
+        <w:rPr>
+          <w:rFonts w:ascii="Arial" w:hAnsi="Arial" w:cs="Arial"/>
+          <w:b w:val="0"/>
+          <w:i w:val="0"/>
+          <w:sz w:val="22"/>
+        </w:rPr>
+        <w:t xml:space="preserve">, yang berarti semakin lemah pegas tengah k2 relatif terhadap pegas dinding </w:t>
+      </w:r>
+      <w:r>
+        <w:rPr>
+          <w:rFonts w:ascii="Arial" w:hAnsi="Arial" w:cs="Arial"/>
+          <w:b w:val="0"/>
+          <w:i w:val="0"/>
+          <w:sz w:val="22"/>
+        </w:rPr>
+        <w:t xml:space="preserve">k</w:t>
+      </w:r>
+      <w:r>
+        <w:rPr>
+          <w:rFonts w:ascii="Arial" w:hAnsi="Arial" w:cs="Arial"/>
+          <w:b w:val="0"/>
+          <w:i w:val="0"/>
+          <w:sz w:val="22"/>
+          <w:vertAlign w:val="subscript"/>
+        </w:rPr>
+        <w:t xml:space="preserve">1</w:t>
+      </w:r>
+      <w:r>
+        <w:rPr>
+          <w:rFonts w:ascii="Arial" w:hAnsi="Arial" w:cs="Arial"/>
+          <w:b w:val="0"/>
+          <w:i w:val="0"/>
+          <w:sz w:val="22"/>
+        </w:rPr>
+        <w:t xml:space="preserve">, semakin dekat ω2 terhadap ω1 (kedua mode "berhimpitan"); sebaliknya semakin kuat </w:t>
+      </w:r>
+      <w:r>
+        <w:rPr>
+          <w:rFonts w:ascii="Arial" w:hAnsi="Arial" w:cs="Arial"/>
+          <w:b w:val="0"/>
+          <w:i w:val="0"/>
+          <w:sz w:val="22"/>
+        </w:rPr>
+        <w:t xml:space="preserve">k</w:t>
+      </w:r>
+      <w:r>
+        <w:rPr>
+          <w:rFonts w:ascii="Arial" w:hAnsi="Arial" w:cs="Arial"/>
+          <w:b w:val="0"/>
+          <w:i w:val="0"/>
+          <w:sz w:val="22"/>
+          <w:vertAlign w:val="subscript"/>
+        </w:rPr>
+        <w:t xml:space="preserve">2</w:t>
+      </w:r>
+      <w:r>
+        <w:rPr>
+          <w:rFonts w:ascii="Arial" w:hAnsi="Arial" w:cs="Arial"/>
+          <w:b w:val="0"/>
+          <w:i w:val="0"/>
+          <w:sz w:val="22"/>
+        </w:rPr>
+        <w:t xml:space="preserve">, semakin jauh kedua frekuensi terpisah. Insinyur perancang sistem 2 DoF dapat memanfaatkan hubungan ini untuk sengaja mengatur seberapa jauh kedua frekuensi pribadi terpisah, sebuah pertimbangan penting yang akan muncul kembali pada perancangan vibration absorber di Bagian Aplikasi Industri.</w:t>
       </w:r>
     </w:p>
     <w:p>
@@ -4605,7 +6315,35 @@
                 <w:i w:val="0"/>
                 <w:sz w:val="19"/>
               </w:rPr>
-              <w:t>f1 ≈ 1,5915 Hz, T1 ≈ 0,6283 s</w:t>
+              <w:t xml:space="preserve">f1 ≈ 1,5915 Hz, </w:t>
+            </w:r>
+            <w:r>
+              <w:rPr>
+                <w:rFonts w:ascii="Arial" w:hAnsi="Arial" w:cs="Arial"/>
+                <w:b w:val="0"/>
+                <w:i w:val="0"/>
+                <w:sz w:val="19"/>
+              </w:rPr>
+              <w:t xml:space="preserve">T</w:t>
+            </w:r>
+            <w:r>
+              <w:rPr>
+                <w:rFonts w:ascii="Arial" w:hAnsi="Arial" w:cs="Arial"/>
+                <w:b w:val="0"/>
+                <w:i w:val="0"/>
+                <w:sz w:val="19"/>
+                <w:vertAlign w:val="subscript"/>
+              </w:rPr>
+              <w:t xml:space="preserve">1</w:t>
+            </w:r>
+            <w:r>
+              <w:rPr>
+                <w:rFonts w:ascii="Arial" w:hAnsi="Arial" w:cs="Arial"/>
+                <w:b w:val="0"/>
+                <w:i w:val="0"/>
+                <w:sz w:val="19"/>
+              </w:rPr>
+              <w:t xml:space="preserve"> ≈ 0,6283 s</w:t>
             </w:r>
           </w:p>
         </w:tc>
@@ -4631,7 +6369,35 @@
                 <w:i w:val="0"/>
                 <w:sz w:val="19"/>
               </w:rPr>
-              <w:t>f2 ≈ 2,7566 Hz, T2 ≈ 0,3628 s</w:t>
+              <w:t xml:space="preserve">f2 ≈ 2,7566 Hz, </w:t>
+            </w:r>
+            <w:r>
+              <w:rPr>
+                <w:rFonts w:ascii="Arial" w:hAnsi="Arial" w:cs="Arial"/>
+                <w:b w:val="0"/>
+                <w:i w:val="0"/>
+                <w:sz w:val="19"/>
+              </w:rPr>
+              <w:t xml:space="preserve">T</w:t>
+            </w:r>
+            <w:r>
+              <w:rPr>
+                <w:rFonts w:ascii="Arial" w:hAnsi="Arial" w:cs="Arial"/>
+                <w:b w:val="0"/>
+                <w:i w:val="0"/>
+                <w:sz w:val="19"/>
+                <w:vertAlign w:val="subscript"/>
+              </w:rPr>
+              <w:t xml:space="preserve">2</w:t>
+            </w:r>
+            <w:r>
+              <w:rPr>
+                <w:rFonts w:ascii="Arial" w:hAnsi="Arial" w:cs="Arial"/>
+                <w:b w:val="0"/>
+                <w:i w:val="0"/>
+                <w:sz w:val="19"/>
+              </w:rPr>
+              <w:t xml:space="preserve"> ≈ 0,3628 s</w:t>
             </w:r>
           </w:p>
         </w:tc>
@@ -4992,7 +6758,63 @@
           <w:i w:val="0"/>
           <w:sz w:val="22"/>
         </w:rPr>
-        <w:t>Sifat matematis penting lain dari mode shape adalah orthogonality terhadap matriks massa: kedua mode shape, jika dikalikan silang melalui matriks M, selalu menghasilkan nol, u1ᵀ·M·u2=0. Untuk sistem referensi: [1,1]·[[1,0],[0,1]]·[1,-1]ᵀ=1×1+1×(-1)=0, terverifikasi. Sifat orthogonality ini bukan sekadar keingintahuan matematis; ia adalah dasar dari metode modal analysis (dibahas lebih lanjut pada pertemuan-pertemuan berikutnya), yang memungkinkan getaran sistem MDoF kompleks apa pun diuraikan menjadi kombinasi linear mode-mode yang saling independen, masing-masing berperilaku seperti sistem 1 DoF sederhana.</w:t>
+        <w:t xml:space="preserve">Sifat matematis penting lain dari mode shape adalah orthogonality terhadap matriks massa: kedua mode shape, jika dikalikan silang melalui matriks M, selalu menghasilkan nol, </w:t>
+      </w:r>
+      <w:r>
+        <w:rPr>
+          <w:rFonts w:ascii="Arial" w:hAnsi="Arial" w:cs="Arial"/>
+          <w:b w:val="0"/>
+          <w:i w:val="0"/>
+          <w:sz w:val="22"/>
+        </w:rPr>
+        <w:t xml:space="preserve">u</w:t>
+      </w:r>
+      <w:r>
+        <w:rPr>
+          <w:rFonts w:ascii="Arial" w:hAnsi="Arial" w:cs="Arial"/>
+          <w:b w:val="0"/>
+          <w:i w:val="0"/>
+          <w:sz w:val="22"/>
+          <w:vertAlign w:val="subscript"/>
+        </w:rPr>
+        <w:t xml:space="preserve">1</w:t>
+      </w:r>
+      <w:r>
+        <w:rPr>
+          <w:rFonts w:ascii="Arial" w:hAnsi="Arial" w:cs="Arial"/>
+          <w:b w:val="0"/>
+          <w:i w:val="0"/>
+          <w:sz w:val="22"/>
+        </w:rPr>
+        <w:t xml:space="preserve">ᵀ·M·</w:t>
+      </w:r>
+      <w:r>
+        <w:rPr>
+          <w:rFonts w:ascii="Arial" w:hAnsi="Arial" w:cs="Arial"/>
+          <w:b w:val="0"/>
+          <w:i w:val="0"/>
+          <w:sz w:val="22"/>
+        </w:rPr>
+        <w:t xml:space="preserve">u</w:t>
+      </w:r>
+      <w:r>
+        <w:rPr>
+          <w:rFonts w:ascii="Arial" w:hAnsi="Arial" w:cs="Arial"/>
+          <w:b w:val="0"/>
+          <w:i w:val="0"/>
+          <w:sz w:val="22"/>
+          <w:vertAlign w:val="subscript"/>
+        </w:rPr>
+        <w:t xml:space="preserve">2</w:t>
+      </w:r>
+      <w:r>
+        <w:rPr>
+          <w:rFonts w:ascii="Arial" w:hAnsi="Arial" w:cs="Arial"/>
+          <w:b w:val="0"/>
+          <w:i w:val="0"/>
+          <w:sz w:val="22"/>
+        </w:rPr>
+        <w:t xml:space="preserve">=0. Untuk sistem referensi: [1,1]·[[1,0],[0,1]]·[1,-1]ᵀ=1×1+1×(-1)=0, terverifikasi. Sifat orthogonality ini bukan sekadar keingintahuan matematis; ia adalah dasar dari metode modal analysis (dibahas lebih lanjut pada pertemuan-pertemuan berikutnya), yang memungkinkan getaran sistem MDoF kompleks apa pun diuraikan menjadi kombinasi linear mode-mode yang saling independen, masing-masing berperilaku seperti sistem 1 DoF sederhana.</w:t>
       </w:r>
     </w:p>
     <w:p>
@@ -5016,7 +6838,91 @@
           <w:i w:val="0"/>
           <w:sz w:val="22"/>
         </w:rPr>
-        <w:t>Mode shape adalah pernyataan tentang rasio, bukan tentang magnitudo absolut. Mode 1=[1,1] dan Mode 1=[5,5] menyatakan pola gerak yang identik, yaitu "kedua massa bergerak searah dengan besar yang sama"; hanya rasio X1/X2 yang bermakna fisis. Karena persamaan (K-ωi²M)X=0 bersifat homogen, magnitudo absolut vektor X tidak pernah ditentukan secara unik oleh eigenvalue problem itu sendiri, hanya arahnya. Konvensi normalisasi yang umum dipakai adalah menetapkan X1=1 (seperti dipakai sepanjang modul ini) atau menetapkan norm vektor ‖X‖=1.</w:t>
+        <w:t xml:space="preserve">Mode shape adalah pernyataan tentang rasio, bukan tentang magnitudo absolut. Mode 1=[1,1] dan Mode 1=[5,5] menyatakan pola gerak yang identik, yaitu "kedua massa bergerak searah dengan besar yang sama"; hanya rasio </w:t>
+      </w:r>
+      <w:r>
+        <w:rPr>
+          <w:rFonts w:ascii="Arial" w:hAnsi="Arial" w:cs="Arial"/>
+          <w:b w:val="0"/>
+          <w:i w:val="0"/>
+          <w:sz w:val="22"/>
+        </w:rPr>
+        <w:t xml:space="preserve">X</w:t>
+      </w:r>
+      <w:r>
+        <w:rPr>
+          <w:rFonts w:ascii="Arial" w:hAnsi="Arial" w:cs="Arial"/>
+          <w:b w:val="0"/>
+          <w:i w:val="0"/>
+          <w:sz w:val="22"/>
+          <w:vertAlign w:val="subscript"/>
+        </w:rPr>
+        <w:t xml:space="preserve">1</w:t>
+      </w:r>
+      <w:r>
+        <w:rPr>
+          <w:rFonts w:ascii="Arial" w:hAnsi="Arial" w:cs="Arial"/>
+          <w:b w:val="0"/>
+          <w:i w:val="0"/>
+          <w:sz w:val="22"/>
+        </w:rPr>
+        <w:t xml:space="preserve">/</w:t>
+      </w:r>
+      <w:r>
+        <w:rPr>
+          <w:rFonts w:ascii="Arial" w:hAnsi="Arial" w:cs="Arial"/>
+          <w:b w:val="0"/>
+          <w:i w:val="0"/>
+          <w:sz w:val="22"/>
+        </w:rPr>
+        <w:t xml:space="preserve">X</w:t>
+      </w:r>
+      <w:r>
+        <w:rPr>
+          <w:rFonts w:ascii="Arial" w:hAnsi="Arial" w:cs="Arial"/>
+          <w:b w:val="0"/>
+          <w:i w:val="0"/>
+          <w:sz w:val="22"/>
+          <w:vertAlign w:val="subscript"/>
+        </w:rPr>
+        <w:t xml:space="preserve">2</w:t>
+      </w:r>
+      <w:r>
+        <w:rPr>
+          <w:rFonts w:ascii="Arial" w:hAnsi="Arial" w:cs="Arial"/>
+          <w:b w:val="0"/>
+          <w:i w:val="0"/>
+          <w:sz w:val="22"/>
+        </w:rPr>
+        <w:t xml:space="preserve"> yang bermakna fisis. Karena persamaan (K-ωi²M)X=0 bersifat homogen, magnitudo absolut vektor X tidak pernah ditentukan secara unik oleh eigenvalue problem itu sendiri, hanya arahnya. Konvensi normalisasi yang umum dipakai adalah menetapkan </w:t>
+      </w:r>
+      <w:r>
+        <w:rPr>
+          <w:rFonts w:ascii="Arial" w:hAnsi="Arial" w:cs="Arial"/>
+          <w:b w:val="0"/>
+          <w:i w:val="0"/>
+          <w:sz w:val="22"/>
+        </w:rPr>
+        <w:t xml:space="preserve">X</w:t>
+      </w:r>
+      <w:r>
+        <w:rPr>
+          <w:rFonts w:ascii="Arial" w:hAnsi="Arial" w:cs="Arial"/>
+          <w:b w:val="0"/>
+          <w:i w:val="0"/>
+          <w:sz w:val="22"/>
+          <w:vertAlign w:val="subscript"/>
+        </w:rPr>
+        <w:t xml:space="preserve">1</w:t>
+      </w:r>
+      <w:r>
+        <w:rPr>
+          <w:rFonts w:ascii="Arial" w:hAnsi="Arial" w:cs="Arial"/>
+          <w:b w:val="0"/>
+          <w:i w:val="0"/>
+          <w:sz w:val="22"/>
+        </w:rPr>
+        <w:t xml:space="preserve">=1 (seperti dipakai sepanjang modul ini) atau menetapkan norm vektor ‖X‖=1.</w:t>
       </w:r>
     </w:p>
     <w:p>
@@ -5040,7 +6946,35 @@
           <w:i w:val="0"/>
           <w:sz w:val="22"/>
         </w:rPr>
-        <w:t>Konsekuensi praktis paling menarik dari memiliki dua mode dengan frekuensi berbeda adalah fenomena beat pada respons getaran bebas ketika kondisi awal sistem tidak persis sama dengan salah satu mode murni. Misalkan kondisi awal x1(0)=1, x2(0)=0, dan seluruh kecepatan awal nol. Dekomposisi modal (dibahas detail pada Cell 4 di Bagian Implementasi Python) menunjukkan kondisi awal ini adalah kombinasi 50 persen Mode 1 dan 50 persen Mode 2. Gambar 5 menunjukkan hasil simulasi x1(t) dan x2(t): alih-alih osilasi sinusoidal murni pada satu frekuensi, kedua sinyal menunjukkan pola amplitudo yang naik-turun secara periodik, sebuah fenomena beat yang muncul akibat superposisi dua frekuensi yang berdekatan namun tidak identik (ω1=10 dan ω2≈17,32 rad/s).</w:t>
+        <w:t xml:space="preserve">Konsekuensi praktis paling menarik dari memiliki dua mode dengan frekuensi berbeda adalah fenomena beat pada respons getaran bebas ketika kondisi awal sistem tidak persis sama dengan salah satu mode murni. Misalkan kondisi awal x1(0)=1, </w:t>
+      </w:r>
+      <w:r>
+        <w:rPr>
+          <w:rFonts w:ascii="Arial" w:hAnsi="Arial" w:cs="Arial"/>
+          <w:b w:val="0"/>
+          <w:i w:val="0"/>
+          <w:sz w:val="22"/>
+        </w:rPr>
+        <w:t xml:space="preserve">x</w:t>
+      </w:r>
+      <w:r>
+        <w:rPr>
+          <w:rFonts w:ascii="Arial" w:hAnsi="Arial" w:cs="Arial"/>
+          <w:b w:val="0"/>
+          <w:i w:val="0"/>
+          <w:sz w:val="22"/>
+          <w:vertAlign w:val="subscript"/>
+        </w:rPr>
+        <w:t xml:space="preserve">2</w:t>
+      </w:r>
+      <w:r>
+        <w:rPr>
+          <w:rFonts w:ascii="Arial" w:hAnsi="Arial" w:cs="Arial"/>
+          <w:b w:val="0"/>
+          <w:i w:val="0"/>
+          <w:sz w:val="22"/>
+        </w:rPr>
+        <w:t xml:space="preserve">(0)=0, dan seluruh kecepatan awal nol. Dekomposisi modal (dibahas detail pada Cell 4 di Bagian Implementasi Python) menunjukkan kondisi awal ini adalah kombinasi 50 persen Mode 1 dan 50 persen Mode 2. Gambar 5 menunjukkan hasil simulasi x1(t) dan x2(t): alih-alih osilasi sinusoidal murni pada satu frekuensi, kedua sinyal menunjukkan pola amplitudo yang naik-turun secara periodik, sebuah fenomena beat yang muncul akibat superposisi dua frekuensi yang berdekatan namun tidak identik (ω1=10 dan ω2≈17,32 rad/s).</w:t>
       </w:r>
     </w:p>
     <w:p>
@@ -5097,7 +7031,38 @@
           <w:color w:val="444444"/>
           <w:sz w:val="20"/>
         </w:rPr>
-        <w:t>Gambar 5. Simulasi respons getaran bebas x1(t) dan x2(t) untuk kondisi awal x1(0)=1, x2(0)=0, menunjukkan fenomena beat akibat superposisi Mode 1 dan Mode 2.</w:t>
+        <w:t xml:space="preserve">Gambar 5. Simulasi respons getaran bebas x1(t) dan x2(t) untuk kondisi awal x1(0)=1, </w:t>
+      </w:r>
+      <w:r>
+        <w:rPr>
+          <w:rFonts w:ascii="Arial" w:hAnsi="Arial" w:cs="Arial"/>
+          <w:b w:val="0"/>
+          <w:i/>
+          <w:color w:val="444444"/>
+          <w:sz w:val="20"/>
+        </w:rPr>
+        <w:t xml:space="preserve">x</w:t>
+      </w:r>
+      <w:r>
+        <w:rPr>
+          <w:rFonts w:ascii="Arial" w:hAnsi="Arial" w:cs="Arial"/>
+          <w:b w:val="0"/>
+          <w:i/>
+          <w:color w:val="444444"/>
+          <w:sz w:val="20"/>
+          <w:vertAlign w:val="subscript"/>
+        </w:rPr>
+        <w:t xml:space="preserve">2</w:t>
+      </w:r>
+      <w:r>
+        <w:rPr>
+          <w:rFonts w:ascii="Arial" w:hAnsi="Arial" w:cs="Arial"/>
+          <w:b w:val="0"/>
+          <w:i/>
+          <w:color w:val="444444"/>
+          <w:sz w:val="20"/>
+        </w:rPr>
+        <w:t xml:space="preserve">(0)=0, menunjukkan fenomena beat akibat superposisi Mode 1 dan Mode 2.</w:t>
       </w:r>
     </w:p>
     <w:p>
@@ -5357,7 +7322,63 @@
           <w:i w:val="0"/>
           <w:sz w:val="22"/>
         </w:rPr>
-        <w:t>bola pendulum raksasa seberat 660 ton yang digantung di puncak gedung Taipei 101 adalah contoh nyata sistem 2 DoF yang sengaja direkayasa: gedung (m1) dan bola (m2) terhubung melalui kabel dan peredam. Insinyur secara sengaja menambahkan derajat kebebasan kedua ini agar gedung memiliki frekuensi pribadi yang menjauh dari frekuensi dominan angin dan gempa, sebuah aplikasi paling spektakuler dari seluruh konsep yang dipelajari pada pertemuan ini, dan menjadi jembatan langsung menuju pembahasan vibration absorber pada Bagian berikutnya.</w:t>
+        <w:t xml:space="preserve">bola pendulum raksasa seberat 660 ton yang digantung di puncak gedung Taipei 101 adalah contoh nyata sistem 2 DoF yang sengaja direkayasa: gedung (</w:t>
+      </w:r>
+      <w:r>
+        <w:rPr>
+          <w:rFonts w:ascii="Arial" w:hAnsi="Arial" w:cs="Arial"/>
+          <w:b w:val="0"/>
+          <w:i w:val="0"/>
+          <w:sz w:val="22"/>
+        </w:rPr>
+        <w:t xml:space="preserve">m</w:t>
+      </w:r>
+      <w:r>
+        <w:rPr>
+          <w:rFonts w:ascii="Arial" w:hAnsi="Arial" w:cs="Arial"/>
+          <w:b w:val="0"/>
+          <w:i w:val="0"/>
+          <w:sz w:val="22"/>
+          <w:vertAlign w:val="subscript"/>
+        </w:rPr>
+        <w:t xml:space="preserve">1</w:t>
+      </w:r>
+      <w:r>
+        <w:rPr>
+          <w:rFonts w:ascii="Arial" w:hAnsi="Arial" w:cs="Arial"/>
+          <w:b w:val="0"/>
+          <w:i w:val="0"/>
+          <w:sz w:val="22"/>
+        </w:rPr>
+        <w:t xml:space="preserve">) dan bola (</w:t>
+      </w:r>
+      <w:r>
+        <w:rPr>
+          <w:rFonts w:ascii="Arial" w:hAnsi="Arial" w:cs="Arial"/>
+          <w:b w:val="0"/>
+          <w:i w:val="0"/>
+          <w:sz w:val="22"/>
+        </w:rPr>
+        <w:t xml:space="preserve">m</w:t>
+      </w:r>
+      <w:r>
+        <w:rPr>
+          <w:rFonts w:ascii="Arial" w:hAnsi="Arial" w:cs="Arial"/>
+          <w:b w:val="0"/>
+          <w:i w:val="0"/>
+          <w:sz w:val="22"/>
+          <w:vertAlign w:val="subscript"/>
+        </w:rPr>
+        <w:t xml:space="preserve">2</w:t>
+      </w:r>
+      <w:r>
+        <w:rPr>
+          <w:rFonts w:ascii="Arial" w:hAnsi="Arial" w:cs="Arial"/>
+          <w:b w:val="0"/>
+          <w:i w:val="0"/>
+          <w:sz w:val="22"/>
+        </w:rPr>
+        <w:t xml:space="preserve">) terhubung melalui kabel dan peredam. Insinyur secara sengaja menambahkan derajat kebebasan kedua ini agar gedung memiliki frekuensi pribadi yang menjauh dari frekuensi dominan angin dan gempa, sebuah aplikasi paling spektakuler dari seluruh konsep yang dipelajari pada pertemuan ini, dan menjadi jembatan langsung menuju pembahasan vibration absorber pada Bagian berikutnya.</w:t>
       </w:r>
     </w:p>
     <w:p>
@@ -5381,7 +7402,147 @@
           <w:i w:val="0"/>
           <w:sz w:val="22"/>
         </w:rPr>
-        <w:t>Kekuatan konsep sistem 2 DoF terletak pada universalitasnya: satu kerangka matematis M·ẍ+K·x=0 dan satu prosedur eigenvalue problem yang sama mendeskripsikan ayunan taman, suspensi mobil, gedung bertingkat, gitar akustik, air di bak mandi, dan tuned mass damper raksasa sekaligus, hanya dengan mengganti nilai m1, m2, k1, k2, k3 sesuai konteks fisiknya masing-masing.</w:t>
+        <w:t xml:space="preserve">Kekuatan konsep sistem 2 DoF terletak pada universalitasnya: satu kerangka matematis M·ẍ+K·x=0 dan satu prosedur eigenvalue problem yang sama mendeskripsikan ayunan taman, suspensi mobil, gedung bertingkat, gitar akustik, air di bak mandi, dan tuned mass damper raksasa sekaligus, hanya dengan mengganti nilai </w:t>
+      </w:r>
+      <w:r>
+        <w:rPr>
+          <w:rFonts w:ascii="Arial" w:hAnsi="Arial" w:cs="Arial"/>
+          <w:b w:val="0"/>
+          <w:i w:val="0"/>
+          <w:sz w:val="22"/>
+        </w:rPr>
+        <w:t xml:space="preserve">m</w:t>
+      </w:r>
+      <w:r>
+        <w:rPr>
+          <w:rFonts w:ascii="Arial" w:hAnsi="Arial" w:cs="Arial"/>
+          <w:b w:val="0"/>
+          <w:i w:val="0"/>
+          <w:sz w:val="22"/>
+          <w:vertAlign w:val="subscript"/>
+        </w:rPr>
+        <w:t xml:space="preserve">1</w:t>
+      </w:r>
+      <w:r>
+        <w:rPr>
+          <w:rFonts w:ascii="Arial" w:hAnsi="Arial" w:cs="Arial"/>
+          <w:b w:val="0"/>
+          <w:i w:val="0"/>
+          <w:sz w:val="22"/>
+        </w:rPr>
+        <w:t xml:space="preserve">, </w:t>
+      </w:r>
+      <w:r>
+        <w:rPr>
+          <w:rFonts w:ascii="Arial" w:hAnsi="Arial" w:cs="Arial"/>
+          <w:b w:val="0"/>
+          <w:i w:val="0"/>
+          <w:sz w:val="22"/>
+        </w:rPr>
+        <w:t xml:space="preserve">m</w:t>
+      </w:r>
+      <w:r>
+        <w:rPr>
+          <w:rFonts w:ascii="Arial" w:hAnsi="Arial" w:cs="Arial"/>
+          <w:b w:val="0"/>
+          <w:i w:val="0"/>
+          <w:sz w:val="22"/>
+          <w:vertAlign w:val="subscript"/>
+        </w:rPr>
+        <w:t xml:space="preserve">2</w:t>
+      </w:r>
+      <w:r>
+        <w:rPr>
+          <w:rFonts w:ascii="Arial" w:hAnsi="Arial" w:cs="Arial"/>
+          <w:b w:val="0"/>
+          <w:i w:val="0"/>
+          <w:sz w:val="22"/>
+        </w:rPr>
+        <w:t xml:space="preserve">, </w:t>
+      </w:r>
+      <w:r>
+        <w:rPr>
+          <w:rFonts w:ascii="Arial" w:hAnsi="Arial" w:cs="Arial"/>
+          <w:b w:val="0"/>
+          <w:i w:val="0"/>
+          <w:sz w:val="22"/>
+        </w:rPr>
+        <w:t xml:space="preserve">k</w:t>
+      </w:r>
+      <w:r>
+        <w:rPr>
+          <w:rFonts w:ascii="Arial" w:hAnsi="Arial" w:cs="Arial"/>
+          <w:b w:val="0"/>
+          <w:i w:val="0"/>
+          <w:sz w:val="22"/>
+          <w:vertAlign w:val="subscript"/>
+        </w:rPr>
+        <w:t xml:space="preserve">1</w:t>
+      </w:r>
+      <w:r>
+        <w:rPr>
+          <w:rFonts w:ascii="Arial" w:hAnsi="Arial" w:cs="Arial"/>
+          <w:b w:val="0"/>
+          <w:i w:val="0"/>
+          <w:sz w:val="22"/>
+        </w:rPr>
+        <w:t xml:space="preserve">, </w:t>
+      </w:r>
+      <w:r>
+        <w:rPr>
+          <w:rFonts w:ascii="Arial" w:hAnsi="Arial" w:cs="Arial"/>
+          <w:b w:val="0"/>
+          <w:i w:val="0"/>
+          <w:sz w:val="22"/>
+        </w:rPr>
+        <w:t xml:space="preserve">k</w:t>
+      </w:r>
+      <w:r>
+        <w:rPr>
+          <w:rFonts w:ascii="Arial" w:hAnsi="Arial" w:cs="Arial"/>
+          <w:b w:val="0"/>
+          <w:i w:val="0"/>
+          <w:sz w:val="22"/>
+          <w:vertAlign w:val="subscript"/>
+        </w:rPr>
+        <w:t xml:space="preserve">2</w:t>
+      </w:r>
+      <w:r>
+        <w:rPr>
+          <w:rFonts w:ascii="Arial" w:hAnsi="Arial" w:cs="Arial"/>
+          <w:b w:val="0"/>
+          <w:i w:val="0"/>
+          <w:sz w:val="22"/>
+        </w:rPr>
+        <w:t xml:space="preserve">, </w:t>
+      </w:r>
+      <w:r>
+        <w:rPr>
+          <w:rFonts w:ascii="Arial" w:hAnsi="Arial" w:cs="Arial"/>
+          <w:b w:val="0"/>
+          <w:i w:val="0"/>
+          <w:sz w:val="22"/>
+        </w:rPr>
+        <w:t xml:space="preserve">k</w:t>
+      </w:r>
+      <w:r>
+        <w:rPr>
+          <w:rFonts w:ascii="Arial" w:hAnsi="Arial" w:cs="Arial"/>
+          <w:b w:val="0"/>
+          <w:i w:val="0"/>
+          <w:sz w:val="22"/>
+          <w:vertAlign w:val="subscript"/>
+        </w:rPr>
+        <w:t xml:space="preserve">3</w:t>
+      </w:r>
+      <w:r>
+        <w:rPr>
+          <w:rFonts w:ascii="Arial" w:hAnsi="Arial" w:cs="Arial"/>
+          <w:b w:val="0"/>
+          <w:i w:val="0"/>
+          <w:sz w:val="22"/>
+        </w:rPr>
+        <w:t xml:space="preserve"> sesuai konteks fisiknya masing-masing.</w:t>
       </w:r>
     </w:p>
     <w:p>
@@ -5430,6 +7591,15 @@
         </w:rPr>
         <w:t>Aplikasi paling spektakuler dari konsep sistem 2 DoF di dunia rekayasa adalah vibration absorber (juga disebut dynamic vibration absorber atau, jika dilengkapi redaman signifikan, tuned mass damper/TMD): menambahkan massa-pegas kecil kedua pada struktur utama yang mengalami getaran berlebihan, sehingga struktur satu-DoF asli "dipaksa" menjadi sistem 2 DoF baru dengan dua frekuensi pribadi yang menjauh dari frekuensi eksitasi berbahaya. Prinsip tuning klasik yang dipakai secara luas di industri, dikenal sebagai metode Den Hartog, adalah menyetel frekuensi pribadi absorber tepat sama dengan frekuensi eksitasi yang ingin dihindari.</w:t>
       </w:r>
+      <w:r>
+        <w:rPr>
+          <w:rFonts w:ascii="Arial" w:hAnsi="Arial" w:cs="Arial"/>
+          <w:b w:val="0"/>
+          <w:i w:val="0"/>
+          <w:sz w:val="22"/>
+        </w:rPr>
+        <w:t xml:space="preserve"> Hubungan ini dirangkum dalam Persamaan (9).</w:t>
+      </w:r>
     </w:p>
     <w:p>
       <w:pPr>
@@ -5445,6 +7615,16 @@
           <w:sz w:val="22"/>
         </w:rPr>
         <w:t>ωa = √(ka/ma) = ωeksitasi     (tuning Den Hartog)</w:t>
+      </w:r>
+      <w:r>
+        <w:rPr>
+          <w:rFonts w:ascii="Arial" w:hAnsi="Arial" w:cs="Arial"/>
+          <w:b/>
+          <w:i/>
+          <w:color w:val="305496"/>
+          <w:sz w:val="22"/>
+        </w:rPr>
+        <w:t xml:space="preserve">   (9)</w:t>
       </w:r>
     </w:p>
     <w:p>
@@ -6073,6 +8253,15 @@
         </w:rPr>
         <w:t>Prosedur desain vibration absorber sederhana terdiri atas tiga langkah: pertama, identifikasi frekuensi eksitasi pengganggu ωdrive yang ingin dihindari (misalnya frekuensi putar mesin yang menyebabkan resonansi struktur). Kedua, pilih massa absorber ma umumnya berkisar 5 hingga 20 persen dari massa struktur utama M1 (semakin besar ma, semakin efektif absorber namun semakin berat pula bebannya). Ketiga, tentukan kekakuan absorber memakai formula tuning Den Hartog ka=ma·ωdrive².</w:t>
       </w:r>
+      <w:r>
+        <w:rPr>
+          <w:rFonts w:ascii="Arial" w:hAnsi="Arial" w:cs="Arial"/>
+          <w:b w:val="0"/>
+          <w:i w:val="0"/>
+          <w:sz w:val="22"/>
+        </w:rPr>
+        <w:t xml:space="preserve"> Bentuk ringkasnya dituliskan pada Persamaan (10).</w:t>
+      </w:r>
     </w:p>
     <w:p>
       <w:pPr>
@@ -6089,6 +8278,16 @@
         </w:rPr>
         <w:t>ma ≈ (5% - 20%)×M1     ka = ma·ωdrive²</w:t>
       </w:r>
+      <w:r>
+        <w:rPr>
+          <w:rFonts w:ascii="Arial" w:hAnsi="Arial" w:cs="Arial"/>
+          <w:b/>
+          <w:i/>
+          <w:color w:val="305496"/>
+          <w:sz w:val="22"/>
+        </w:rPr>
+        <w:t xml:space="preserve">   (10)</w:t>
+      </w:r>
     </w:p>
     <w:p>
       <w:pPr>
@@ -6111,7 +8310,119 @@
           <w:i w:val="0"/>
           <w:sz w:val="22"/>
         </w:rPr>
-        <w:t>Sebagai studi kasus kuantitatif, tinjau sebuah struktur mesin industri (misalnya rangka kompresor atau blower) dengan massa M1=1000 kg yang beresonansi tepat pada frekuensi operasinya sendiri, ωdrive=10 rad/s, akibat kekakuan fondasi k_struct=M1·ωdrive²=1000×100=100000 N/m. Tanpa mitigasi, struktur 1 DoF ini akan mengalami amplitudo getaran yang membesar tak terkendali mendekati kondisi resonansi (dibatasi hanya oleh redaman kecil yang selalu ada secara alami, di sini diasumsikan ζ=0,03 untuk keperluan ilustrasi kuantitatif), mencapai amplitudo puncak sekitar 0,0834 m untuk gaya eksitasi F0=500 N, sebuah kondisi yang sangat berbahaya bagi umur fatigue komponen struktural dan sambungan baut.</w:t>
+        <w:t xml:space="preserve">Sebagai studi kasus kuantitatif, tinjau sebuah struktur mesin industri (misalnya rangka kompresor atau blower) dengan massa </w:t>
+      </w:r>
+      <w:r>
+        <w:rPr>
+          <w:rFonts w:ascii="Arial" w:hAnsi="Arial" w:cs="Arial"/>
+          <w:b w:val="0"/>
+          <w:i w:val="0"/>
+          <w:sz w:val="22"/>
+        </w:rPr>
+        <w:t xml:space="preserve">M</w:t>
+      </w:r>
+      <w:r>
+        <w:rPr>
+          <w:rFonts w:ascii="Arial" w:hAnsi="Arial" w:cs="Arial"/>
+          <w:b w:val="0"/>
+          <w:i w:val="0"/>
+          <w:sz w:val="22"/>
+          <w:vertAlign w:val="subscript"/>
+        </w:rPr>
+        <w:t xml:space="preserve">1</w:t>
+      </w:r>
+      <w:r>
+        <w:rPr>
+          <w:rFonts w:ascii="Arial" w:hAnsi="Arial" w:cs="Arial"/>
+          <w:b w:val="0"/>
+          <w:i w:val="0"/>
+          <w:sz w:val="22"/>
+        </w:rPr>
+        <w:t xml:space="preserve">=1000 kg yang beresonansi tepat pada frekuensi operasinya sendiri, ωdrive=10 rad/s, akibat kekakuan fondasi </w:t>
+      </w:r>
+      <w:r>
+        <w:rPr>
+          <w:rFonts w:ascii="Arial" w:hAnsi="Arial" w:cs="Arial"/>
+          <w:b w:val="0"/>
+          <w:i w:val="0"/>
+          <w:sz w:val="22"/>
+        </w:rPr>
+        <w:t xml:space="preserve">k</w:t>
+      </w:r>
+      <w:r>
+        <w:rPr>
+          <w:rFonts w:ascii="Arial" w:hAnsi="Arial" w:cs="Arial"/>
+          <w:b w:val="0"/>
+          <w:i w:val="0"/>
+          <w:sz w:val="22"/>
+          <w:vertAlign w:val="subscript"/>
+        </w:rPr>
+        <w:t xml:space="preserve">struct</w:t>
+      </w:r>
+      <w:r>
+        <w:rPr>
+          <w:rFonts w:ascii="Arial" w:hAnsi="Arial" w:cs="Arial"/>
+          <w:b w:val="0"/>
+          <w:i w:val="0"/>
+          <w:sz w:val="22"/>
+        </w:rPr>
+        <w:t xml:space="preserve">=</w:t>
+      </w:r>
+      <w:r>
+        <w:rPr>
+          <w:rFonts w:ascii="Arial" w:hAnsi="Arial" w:cs="Arial"/>
+          <w:b w:val="0"/>
+          <w:i w:val="0"/>
+          <w:sz w:val="22"/>
+        </w:rPr>
+        <w:t xml:space="preserve">M</w:t>
+      </w:r>
+      <w:r>
+        <w:rPr>
+          <w:rFonts w:ascii="Arial" w:hAnsi="Arial" w:cs="Arial"/>
+          <w:b w:val="0"/>
+          <w:i w:val="0"/>
+          <w:sz w:val="22"/>
+          <w:vertAlign w:val="subscript"/>
+        </w:rPr>
+        <w:t xml:space="preserve">1</w:t>
+      </w:r>
+      <w:r>
+        <w:rPr>
+          <w:rFonts w:ascii="Arial" w:hAnsi="Arial" w:cs="Arial"/>
+          <w:b w:val="0"/>
+          <w:i w:val="0"/>
+          <w:sz w:val="22"/>
+        </w:rPr>
+        <w:t xml:space="preserve">·ωdrive²=1000×100=100000 N/m. Tanpa mitigasi, struktur 1 DoF ini akan mengalami amplitudo getaran yang membesar tak terkendali mendekati kondisi resonansi (dibatasi hanya oleh redaman kecil yang selalu ada secara alami, di sini diasumsikan ζ=0,03 untuk keperluan ilustrasi kuantitatif), mencapai amplitudo puncak sekitar 0,0834 m untuk gaya eksitasi </w:t>
+      </w:r>
+      <w:r>
+        <w:rPr>
+          <w:rFonts w:ascii="Arial" w:hAnsi="Arial" w:cs="Arial"/>
+          <w:b w:val="0"/>
+          <w:i w:val="0"/>
+          <w:sz w:val="22"/>
+        </w:rPr>
+        <w:t xml:space="preserve">F</w:t>
+      </w:r>
+      <w:r>
+        <w:rPr>
+          <w:rFonts w:ascii="Arial" w:hAnsi="Arial" w:cs="Arial"/>
+          <w:b w:val="0"/>
+          <w:i w:val="0"/>
+          <w:sz w:val="22"/>
+          <w:vertAlign w:val="subscript"/>
+        </w:rPr>
+        <w:t xml:space="preserve">0</w:t>
+      </w:r>
+      <w:r>
+        <w:rPr>
+          <w:rFonts w:ascii="Arial" w:hAnsi="Arial" w:cs="Arial"/>
+          <w:b w:val="0"/>
+          <w:i w:val="0"/>
+          <w:sz w:val="22"/>
+        </w:rPr>
+        <w:t xml:space="preserve">=500 N, sebuah kondisi yang sangat berbahaya bagi umur fatigue komponen struktural dan sambungan baut.</w:t>
       </w:r>
     </w:p>
     <w:p>
@@ -6135,7 +8446,35 @@
           <w:i w:val="0"/>
           <w:sz w:val="22"/>
         </w:rPr>
-        <w:t>Solusi yang diterapkan adalah menambahkan vibration absorber dengan massa ma=5 persen dari M1, yaitu ma=50 kg, di-tuning tepat pada ωdrive=10 rad/s memakai formula Den Hartog: ka=ma·ωdrive²=50×100=5000 N/m. Penambahan massa dan pegas kedua ini secara fundamental mengubah struktur dari sistem 1 DoF menjadi sistem 2 DoF baru, dengan matriks massa Mabs=diag(1000, 50) dan matriks kekakuan Kabs=[[105000,-5000],[-5000,5000]] (mengikuti pola penyusunan K yang sama seperti dibahas pada Bagian pertama modul ini: elemen diagonal adalah jumlah kekakuan yang menempel pada tiap massa, elemen off-diagonal adalah negatif kekakuan pegas penghubung).</w:t>
+        <w:t xml:space="preserve">Solusi yang diterapkan adalah menambahkan vibration absorber dengan massa ma=5 persen dari </w:t>
+      </w:r>
+      <w:r>
+        <w:rPr>
+          <w:rFonts w:ascii="Arial" w:hAnsi="Arial" w:cs="Arial"/>
+          <w:b w:val="0"/>
+          <w:i w:val="0"/>
+          <w:sz w:val="22"/>
+        </w:rPr>
+        <w:t xml:space="preserve">M</w:t>
+      </w:r>
+      <w:r>
+        <w:rPr>
+          <w:rFonts w:ascii="Arial" w:hAnsi="Arial" w:cs="Arial"/>
+          <w:b w:val="0"/>
+          <w:i w:val="0"/>
+          <w:sz w:val="22"/>
+          <w:vertAlign w:val="subscript"/>
+        </w:rPr>
+        <w:t xml:space="preserve">1</w:t>
+      </w:r>
+      <w:r>
+        <w:rPr>
+          <w:rFonts w:ascii="Arial" w:hAnsi="Arial" w:cs="Arial"/>
+          <w:b w:val="0"/>
+          <w:i w:val="0"/>
+          <w:sz w:val="22"/>
+        </w:rPr>
+        <w:t xml:space="preserve">, yaitu ma=50 kg, di-tuning tepat pada ωdrive=10 rad/s memakai formula Den Hartog: ka=ma·ωdrive²=50×100=5000 N/m. Penambahan massa dan pegas kedua ini secara fundamental mengubah struktur dari sistem 1 DoF menjadi sistem 2 DoF baru, dengan matriks massa Mabs=diag(1000, 50) dan matriks kekakuan Kabs=[[105000,-5000],[-5000,5000]] (mengikuti pola penyusunan K yang sama seperti dibahas pada Bagian pertama modul ini: elemen diagonal adalah jumlah kekakuan yang menempel pada tiap massa, elemen off-diagonal adalah negatif kekakuan pegas penghubung).</w:t>
       </w:r>
     </w:p>
     <w:p>
@@ -6160,6 +8499,15 @@
           <w:sz w:val="22"/>
         </w:rPr>
         <w:t>Menyelesaikan eigenvalue problem untuk sistem 2 DoF baru ini menghasilkan dua frekuensi pribadi baru: ω1_baru≈8,9443 rad/s dan ω2_baru≈11,1803 rad/s, keduanya mengapit frekuensi operasi asli ωdrive=10 rad/s dari kedua sisi. Inilah esensi cara kerja vibration absorber: frekuensi eksitasi asli tidak lagi bertepatan dengan frekuensi pribadi sistem manapun, sehingga resonansi murni pada ωdrive tidak lagi mungkin terjadi. Lebih dari itu, pada tuning tepat ini terjadi fenomena anti-resonansi: amplitudo massa utama M1 pada tepat ω=ωdrive=10 rad/s turun menjadi mendekati nol secara teoretis (untuk sistem tanpa redaman) atau sekitar 0,0064 m dengan redaman kecil realistis, sebuah reduksi sekitar 92 persen dibandingkan kondisi tanpa absorber.</w:t>
+      </w:r>
+      <w:r>
+        <w:rPr>
+          <w:rFonts w:ascii="Arial" w:hAnsi="Arial" w:cs="Arial"/>
+          <w:b w:val="0"/>
+          <w:i w:val="0"/>
+          <w:sz w:val="22"/>
+        </w:rPr>
+        <w:t xml:space="preserve"> Skemanya diperlihatkan pada Gambar 6.</w:t>
       </w:r>
     </w:p>
     <w:p>
@@ -6383,7 +8731,7 @@
           <w:i w:val="0"/>
           <w:sz w:val="22"/>
         </w:rPr>
-        <w:t>Dua catatan teknis penting perlu diperhatikan mahasiswa saat memakai numpy.linalg.eig untuk sistem 2 DoF maupun sistem berorde lebih tinggi pada tugas-tugas berikutnya. Pertama, fungsi ini mengembalikan eigvecs sebagai matriks 2 kolom, dengan tiap kolom (bukan baris) mewakili satu eigenvector; mengambil eigvecs[:,0] memberi mode shape pertama secara utuh, sementara eigvecs[0,:] justru keliru karena hanya mengambil elemen pertama dari kedua mode. Kesalahan pengindeksan baris-versus-kolom ini adalah kesalahan pemula paling umum saat pertama kali memakai fungsi eigenvalue numerik. Kedua, numpy.linalg.eig tidak menjamin urutan eigenvalue dari kecil ke besar maupun tanda (sign) eigenvector yang konsisten; itulah sebabnya langkah np.argsort untuk mengurutkan omega dan langkah normalisasi elemen pertama menjadi 1 (dibahas pada Cell 3 berikutnya) selalu wajib dilakukan setelah pemanggilan eig, bukan opsional, agar hasil dapat dibandingkan secara konsisten dengan hasil analitik maupun dengan hasil run yang berbeda.</w:t>
+        <w:t xml:space="preserve">Dua catatan teknis penting perlu diperhatikan mahasiswa saat memakai numpy.linalg.eig untuk sistem 2 DoF maupun sistem berorde lebih tinggi pada tugas-tugas berikutnya. Pertama, fungsi ini mengembalikan eigvecs sebagai matriks 2 kolom, dengan tiap kolom (bukan baris) mewakili satu eigenvector; mengambil eigvecs[:,0] memberi mode shape pertama secara utuh, sementara eigvecs[0,:] justru keliru karena hanya mengambil elemen pertama dari kedua mode. Kesalahan pengindeksan baris-versus-kolom ini adalah kesalahan pemula paling umum saat pertama kali memakai fungsi eigenvalue numerik. Kedua, numpy.linalg.eig tidak menjamin urutan eigenvalue dari kecil ke besar maupun tanda (sign) eigenvector yang konsisten; itulah sebabnya langkah np.argsort untuk mengurutkan ω dan langkah normalisasi elemen pertama menjadi 1 (dibahas pada Cell 3 berikutnya) selalu wajib dilakukan setelah pemanggilan eig, bukan opsional, agar hasil dapat dibandingkan secara konsisten dengan hasil analitik maupun dengan hasil run yang berbeda.</w:t>
       </w:r>
     </w:p>
     <w:p>
@@ -6506,7 +8854,35 @@
           <w:i w:val="0"/>
           <w:sz w:val="22"/>
         </w:rPr>
-        <w:t>mensimulasikan respons getaran bebas untuk kondisi awal x1(0)=1, x2(0)=0, seluruh kecepatan awal nol, memakai dekomposisi modal x1(t)=A·cos(ω1t)+B·cos(ω2t) dan x2(t)=A·cos(ω1t)-B·cos(ω2t) dengan koefisien A=B=0,5 (diperoleh dari memproyeksikan kondisi awal ke basis mode1 dan mode2), lalu memplot x1(t) dan x2(t) selama 3 detik menggunakan matplotlib, menghasilkan kurva fenomena beat identik dengan Gambar 5 pada Bagian Mode Shapes.</w:t>
+        <w:t xml:space="preserve">mensimulasikan respons getaran bebas untuk kondisi awal x1(0)=1, </w:t>
+      </w:r>
+      <w:r>
+        <w:rPr>
+          <w:rFonts w:ascii="Arial" w:hAnsi="Arial" w:cs="Arial"/>
+          <w:b w:val="0"/>
+          <w:i w:val="0"/>
+          <w:sz w:val="22"/>
+        </w:rPr>
+        <w:t xml:space="preserve">x</w:t>
+      </w:r>
+      <w:r>
+        <w:rPr>
+          <w:rFonts w:ascii="Arial" w:hAnsi="Arial" w:cs="Arial"/>
+          <w:b w:val="0"/>
+          <w:i w:val="0"/>
+          <w:sz w:val="22"/>
+          <w:vertAlign w:val="subscript"/>
+        </w:rPr>
+        <w:t xml:space="preserve">2</w:t>
+      </w:r>
+      <w:r>
+        <w:rPr>
+          <w:rFonts w:ascii="Arial" w:hAnsi="Arial" w:cs="Arial"/>
+          <w:b w:val="0"/>
+          <w:i w:val="0"/>
+          <w:sz w:val="22"/>
+        </w:rPr>
+        <w:t xml:space="preserve">(0)=0, seluruh kecepatan awal nol, memakai dekomposisi modal x1(t)=A·cos(ω1t)+B·cos(ω2t) dan x2(t)=A·cos(ω1t)-B·cos(ω2t) dengan koefisien A=B=0,5 (diperoleh dari memproyeksikan kondisi awal ke basis mode1 dan mode2), lalu memplot x1(t) dan x2(t) selama 3 detik menggunakan matplotlib, menghasilkan kurva fenomena beat identik dengan Gambar 5 pada Bagian Mode Shapes.</w:t>
       </w:r>
     </w:p>
     <w:p>
@@ -6530,7 +8906,119 @@
           <w:i w:val="0"/>
           <w:sz w:val="22"/>
         </w:rPr>
-        <w:t>Perhatikan hubungan langsung antara Cell 4 dan konsep dekomposisi modal yang dijelaskan pada Bagian Mode Shapes: koefisien A dan B pada Cell 4 bukan angka sembarang, melainkan hasil proyeksi kondisi awal x(0)=[1,0] ke basis ortogonal mode1=[1,1] dan mode2=[1,-1]. Secara umum, koefisien proyeksi ini dihitung memakai A=(u1ᵀMx0)/(u1ᵀMu1) dan B=(u2ᵀMx0)/(u2ᵀMu2), sebuah teknik yang akan dipakai berulang kali pada pembahasan modal analysis di pertemuan-pertemuan berikutnya untuk sistem dengan DoF yang jauh lebih banyak, di mana penyelesaian langsung persamaan diferensial matriks menjadi tidak praktis namun dekomposisi modal tetap dapat diterapkan.</w:t>
+        <w:t xml:space="preserve">Perhatikan hubungan langsung antara Cell 4 dan konsep dekomposisi modal yang dijelaskan pada Bagian Mode Shapes: koefisien A dan B pada Cell 4 bukan angka sembarang, melainkan hasil proyeksi kondisi awal x(0)=[1,0] ke basis ortogonal mode1=[1,1] dan mode2=[1,-1]. Secara umum, koefisien proyeksi ini dihitung memakai A=(</w:t>
+      </w:r>
+      <w:r>
+        <w:rPr>
+          <w:rFonts w:ascii="Arial" w:hAnsi="Arial" w:cs="Arial"/>
+          <w:b w:val="0"/>
+          <w:i w:val="0"/>
+          <w:sz w:val="22"/>
+        </w:rPr>
+        <w:t xml:space="preserve">u</w:t>
+      </w:r>
+      <w:r>
+        <w:rPr>
+          <w:rFonts w:ascii="Arial" w:hAnsi="Arial" w:cs="Arial"/>
+          <w:b w:val="0"/>
+          <w:i w:val="0"/>
+          <w:sz w:val="22"/>
+          <w:vertAlign w:val="subscript"/>
+        </w:rPr>
+        <w:t xml:space="preserve">1</w:t>
+      </w:r>
+      <w:r>
+        <w:rPr>
+          <w:rFonts w:ascii="Arial" w:hAnsi="Arial" w:cs="Arial"/>
+          <w:b w:val="0"/>
+          <w:i w:val="0"/>
+          <w:sz w:val="22"/>
+        </w:rPr>
+        <w:t xml:space="preserve">ᵀMx0)/(</w:t>
+      </w:r>
+      <w:r>
+        <w:rPr>
+          <w:rFonts w:ascii="Arial" w:hAnsi="Arial" w:cs="Arial"/>
+          <w:b w:val="0"/>
+          <w:i w:val="0"/>
+          <w:sz w:val="22"/>
+        </w:rPr>
+        <w:t xml:space="preserve">u</w:t>
+      </w:r>
+      <w:r>
+        <w:rPr>
+          <w:rFonts w:ascii="Arial" w:hAnsi="Arial" w:cs="Arial"/>
+          <w:b w:val="0"/>
+          <w:i w:val="0"/>
+          <w:sz w:val="22"/>
+          <w:vertAlign w:val="subscript"/>
+        </w:rPr>
+        <w:t xml:space="preserve">1</w:t>
+      </w:r>
+      <w:r>
+        <w:rPr>
+          <w:rFonts w:ascii="Arial" w:hAnsi="Arial" w:cs="Arial"/>
+          <w:b w:val="0"/>
+          <w:i w:val="0"/>
+          <w:sz w:val="22"/>
+        </w:rPr>
+        <w:t xml:space="preserve">ᵀMu1) dan B=(</w:t>
+      </w:r>
+      <w:r>
+        <w:rPr>
+          <w:rFonts w:ascii="Arial" w:hAnsi="Arial" w:cs="Arial"/>
+          <w:b w:val="0"/>
+          <w:i w:val="0"/>
+          <w:sz w:val="22"/>
+        </w:rPr>
+        <w:t xml:space="preserve">u</w:t>
+      </w:r>
+      <w:r>
+        <w:rPr>
+          <w:rFonts w:ascii="Arial" w:hAnsi="Arial" w:cs="Arial"/>
+          <w:b w:val="0"/>
+          <w:i w:val="0"/>
+          <w:sz w:val="22"/>
+          <w:vertAlign w:val="subscript"/>
+        </w:rPr>
+        <w:t xml:space="preserve">2</w:t>
+      </w:r>
+      <w:r>
+        <w:rPr>
+          <w:rFonts w:ascii="Arial" w:hAnsi="Arial" w:cs="Arial"/>
+          <w:b w:val="0"/>
+          <w:i w:val="0"/>
+          <w:sz w:val="22"/>
+        </w:rPr>
+        <w:t xml:space="preserve">ᵀMx0)/(</w:t>
+      </w:r>
+      <w:r>
+        <w:rPr>
+          <w:rFonts w:ascii="Arial" w:hAnsi="Arial" w:cs="Arial"/>
+          <w:b w:val="0"/>
+          <w:i w:val="0"/>
+          <w:sz w:val="22"/>
+        </w:rPr>
+        <w:t xml:space="preserve">u</w:t>
+      </w:r>
+      <w:r>
+        <w:rPr>
+          <w:rFonts w:ascii="Arial" w:hAnsi="Arial" w:cs="Arial"/>
+          <w:b w:val="0"/>
+          <w:i w:val="0"/>
+          <w:sz w:val="22"/>
+          <w:vertAlign w:val="subscript"/>
+        </w:rPr>
+        <w:t xml:space="preserve">2</w:t>
+      </w:r>
+      <w:r>
+        <w:rPr>
+          <w:rFonts w:ascii="Arial" w:hAnsi="Arial" w:cs="Arial"/>
+          <w:b w:val="0"/>
+          <w:i w:val="0"/>
+          <w:sz w:val="22"/>
+        </w:rPr>
+        <w:t xml:space="preserve">ᵀMu2), sebuah teknik yang akan dipakai berulang kali pada pembahasan modal analysis di pertemuan-pertemuan berikutnya untuk sistem dengan DoF yang jauh lebih banyak, di mana penyelesaian langsung persamaan diferensial matriks menjadi tidak praktis namun dekomposisi modal tetap dapat diterapkan.</w:t>
       </w:r>
     </w:p>
     <w:p>
@@ -6857,7 +9345,147 @@
           <w:i w:val="0"/>
           <w:sz w:val="22"/>
         </w:rPr>
-        <w:t>Untuk sistem referensi modul ini (m1=m2=1 kg, k1=k2=k3=100 N/m), matriks kekakuan K yang benar adalah...</w:t>
+        <w:t xml:space="preserve">Untuk sistem referensi modul ini (</w:t>
+      </w:r>
+      <w:r>
+        <w:rPr>
+          <w:rFonts w:ascii="Arial" w:hAnsi="Arial" w:cs="Arial"/>
+          <w:b w:val="0"/>
+          <w:i w:val="0"/>
+          <w:sz w:val="22"/>
+        </w:rPr>
+        <w:t xml:space="preserve">m</w:t>
+      </w:r>
+      <w:r>
+        <w:rPr>
+          <w:rFonts w:ascii="Arial" w:hAnsi="Arial" w:cs="Arial"/>
+          <w:b w:val="0"/>
+          <w:i w:val="0"/>
+          <w:sz w:val="22"/>
+          <w:vertAlign w:val="subscript"/>
+        </w:rPr>
+        <w:t xml:space="preserve">1</w:t>
+      </w:r>
+      <w:r>
+        <w:rPr>
+          <w:rFonts w:ascii="Arial" w:hAnsi="Arial" w:cs="Arial"/>
+          <w:b w:val="0"/>
+          <w:i w:val="0"/>
+          <w:sz w:val="22"/>
+        </w:rPr>
+        <w:t xml:space="preserve">=</w:t>
+      </w:r>
+      <w:r>
+        <w:rPr>
+          <w:rFonts w:ascii="Arial" w:hAnsi="Arial" w:cs="Arial"/>
+          <w:b w:val="0"/>
+          <w:i w:val="0"/>
+          <w:sz w:val="22"/>
+        </w:rPr>
+        <w:t xml:space="preserve">m</w:t>
+      </w:r>
+      <w:r>
+        <w:rPr>
+          <w:rFonts w:ascii="Arial" w:hAnsi="Arial" w:cs="Arial"/>
+          <w:b w:val="0"/>
+          <w:i w:val="0"/>
+          <w:sz w:val="22"/>
+          <w:vertAlign w:val="subscript"/>
+        </w:rPr>
+        <w:t xml:space="preserve">2</w:t>
+      </w:r>
+      <w:r>
+        <w:rPr>
+          <w:rFonts w:ascii="Arial" w:hAnsi="Arial" w:cs="Arial"/>
+          <w:b w:val="0"/>
+          <w:i w:val="0"/>
+          <w:sz w:val="22"/>
+        </w:rPr>
+        <w:t xml:space="preserve">=1 kg, </w:t>
+      </w:r>
+      <w:r>
+        <w:rPr>
+          <w:rFonts w:ascii="Arial" w:hAnsi="Arial" w:cs="Arial"/>
+          <w:b w:val="0"/>
+          <w:i w:val="0"/>
+          <w:sz w:val="22"/>
+        </w:rPr>
+        <w:t xml:space="preserve">k</w:t>
+      </w:r>
+      <w:r>
+        <w:rPr>
+          <w:rFonts w:ascii="Arial" w:hAnsi="Arial" w:cs="Arial"/>
+          <w:b w:val="0"/>
+          <w:i w:val="0"/>
+          <w:sz w:val="22"/>
+          <w:vertAlign w:val="subscript"/>
+        </w:rPr>
+        <w:t xml:space="preserve">1</w:t>
+      </w:r>
+      <w:r>
+        <w:rPr>
+          <w:rFonts w:ascii="Arial" w:hAnsi="Arial" w:cs="Arial"/>
+          <w:b w:val="0"/>
+          <w:i w:val="0"/>
+          <w:sz w:val="22"/>
+        </w:rPr>
+        <w:t xml:space="preserve">=</w:t>
+      </w:r>
+      <w:r>
+        <w:rPr>
+          <w:rFonts w:ascii="Arial" w:hAnsi="Arial" w:cs="Arial"/>
+          <w:b w:val="0"/>
+          <w:i w:val="0"/>
+          <w:sz w:val="22"/>
+        </w:rPr>
+        <w:t xml:space="preserve">k</w:t>
+      </w:r>
+      <w:r>
+        <w:rPr>
+          <w:rFonts w:ascii="Arial" w:hAnsi="Arial" w:cs="Arial"/>
+          <w:b w:val="0"/>
+          <w:i w:val="0"/>
+          <w:sz w:val="22"/>
+          <w:vertAlign w:val="subscript"/>
+        </w:rPr>
+        <w:t xml:space="preserve">2</w:t>
+      </w:r>
+      <w:r>
+        <w:rPr>
+          <w:rFonts w:ascii="Arial" w:hAnsi="Arial" w:cs="Arial"/>
+          <w:b w:val="0"/>
+          <w:i w:val="0"/>
+          <w:sz w:val="22"/>
+        </w:rPr>
+        <w:t xml:space="preserve">=</w:t>
+      </w:r>
+      <w:r>
+        <w:rPr>
+          <w:rFonts w:ascii="Arial" w:hAnsi="Arial" w:cs="Arial"/>
+          <w:b w:val="0"/>
+          <w:i w:val="0"/>
+          <w:sz w:val="22"/>
+        </w:rPr>
+        <w:t xml:space="preserve">k</w:t>
+      </w:r>
+      <w:r>
+        <w:rPr>
+          <w:rFonts w:ascii="Arial" w:hAnsi="Arial" w:cs="Arial"/>
+          <w:b w:val="0"/>
+          <w:i w:val="0"/>
+          <w:sz w:val="22"/>
+          <w:vertAlign w:val="subscript"/>
+        </w:rPr>
+        <w:t xml:space="preserve">3</w:t>
+      </w:r>
+      <w:r>
+        <w:rPr>
+          <w:rFonts w:ascii="Arial" w:hAnsi="Arial" w:cs="Arial"/>
+          <w:b w:val="0"/>
+          <w:i w:val="0"/>
+          <w:sz w:val="22"/>
+        </w:rPr>
+        <w:t xml:space="preserve">=100 N/m), matriks kekakuan K yang benar adalah...</w:t>
       </w:r>
     </w:p>
     <w:p>
@@ -7433,7 +10061,69 @@
           <w:color w:val="333333"/>
           <w:sz w:val="21"/>
         </w:rPr>
-        <w:t>X1 = X2 (kedua massa bergerak searah, besar sama)</w:t>
+        <w:t xml:space="preserve"/>
+      </w:r>
+      <w:r>
+        <w:rPr>
+          <w:rFonts w:ascii="Arial" w:hAnsi="Arial" w:cs="Arial"/>
+          <w:b w:val="0"/>
+          <w:i w:val="0"/>
+          <w:color w:val="333333"/>
+          <w:sz w:val="21"/>
+        </w:rPr>
+        <w:t xml:space="preserve">X</w:t>
+      </w:r>
+      <w:r>
+        <w:rPr>
+          <w:rFonts w:ascii="Arial" w:hAnsi="Arial" w:cs="Arial"/>
+          <w:b w:val="0"/>
+          <w:i w:val="0"/>
+          <w:color w:val="333333"/>
+          <w:sz w:val="21"/>
+          <w:vertAlign w:val="subscript"/>
+        </w:rPr>
+        <w:t xml:space="preserve">1</w:t>
+      </w:r>
+      <w:r>
+        <w:rPr>
+          <w:rFonts w:ascii="Arial" w:hAnsi="Arial" w:cs="Arial"/>
+          <w:b w:val="0"/>
+          <w:i w:val="0"/>
+          <w:color w:val="333333"/>
+          <w:sz w:val="21"/>
+        </w:rPr>
+        <w:t xml:space="preserve"> = </w:t>
+      </w:r>
+      <w:r>
+        <w:rPr>
+          <w:rFonts w:ascii="Arial" w:hAnsi="Arial" w:cs="Arial"/>
+          <w:b w:val="0"/>
+          <w:i w:val="0"/>
+          <w:color w:val="333333"/>
+          <w:sz w:val="21"/>
+        </w:rPr>
+        <w:t xml:space="preserve">X</w:t>
+      </w:r>
+      <w:r>
+        <w:rPr>
+          <w:rFonts w:ascii="Arial" w:hAnsi="Arial" w:cs="Arial"/>
+          <w:b w:val="0"/>
+          <w:i w:val="0"/>
+          <w:color w:val="333333"/>
+          <w:sz w:val="21"/>
+          <w:vertAlign w:val="subscript"/>
+        </w:rPr>
+        <w:t xml:space="preserve">2</w:t>
+      </w:r>
+      <w:r>
+        <w:rPr>
+          <w:rFonts w:ascii="Arial" w:hAnsi="Arial" w:cs="Arial"/>
+          <w:b w:val="0"/>
+          <w:i w:val="0"/>
+          <w:color w:val="333333"/>
+          <w:sz w:val="21"/>
+        </w:rPr>
+        <w:t xml:space="preserve"> (kedua massa bergerak searah, besar sama)</w:t>
       </w:r>
     </w:p>
     <w:p>
@@ -7469,7 +10159,69 @@
           <w:color w:val="333333"/>
           <w:sz w:val="21"/>
         </w:rPr>
-        <w:t>X1 = -X2 (kedua massa berlawanan arah)</w:t>
+        <w:t xml:space="preserve"/>
+      </w:r>
+      <w:r>
+        <w:rPr>
+          <w:rFonts w:ascii="Arial" w:hAnsi="Arial" w:cs="Arial"/>
+          <w:b w:val="0"/>
+          <w:i w:val="0"/>
+          <w:color w:val="333333"/>
+          <w:sz w:val="21"/>
+        </w:rPr>
+        <w:t xml:space="preserve">X</w:t>
+      </w:r>
+      <w:r>
+        <w:rPr>
+          <w:rFonts w:ascii="Arial" w:hAnsi="Arial" w:cs="Arial"/>
+          <w:b w:val="0"/>
+          <w:i w:val="0"/>
+          <w:color w:val="333333"/>
+          <w:sz w:val="21"/>
+          <w:vertAlign w:val="subscript"/>
+        </w:rPr>
+        <w:t xml:space="preserve">1</w:t>
+      </w:r>
+      <w:r>
+        <w:rPr>
+          <w:rFonts w:ascii="Arial" w:hAnsi="Arial" w:cs="Arial"/>
+          <w:b w:val="0"/>
+          <w:i w:val="0"/>
+          <w:color w:val="333333"/>
+          <w:sz w:val="21"/>
+        </w:rPr>
+        <w:t xml:space="preserve"> = -</w:t>
+      </w:r>
+      <w:r>
+        <w:rPr>
+          <w:rFonts w:ascii="Arial" w:hAnsi="Arial" w:cs="Arial"/>
+          <w:b w:val="0"/>
+          <w:i w:val="0"/>
+          <w:color w:val="333333"/>
+          <w:sz w:val="21"/>
+        </w:rPr>
+        <w:t xml:space="preserve">X</w:t>
+      </w:r>
+      <w:r>
+        <w:rPr>
+          <w:rFonts w:ascii="Arial" w:hAnsi="Arial" w:cs="Arial"/>
+          <w:b w:val="0"/>
+          <w:i w:val="0"/>
+          <w:color w:val="333333"/>
+          <w:sz w:val="21"/>
+          <w:vertAlign w:val="subscript"/>
+        </w:rPr>
+        <w:t xml:space="preserve">2</w:t>
+      </w:r>
+      <w:r>
+        <w:rPr>
+          <w:rFonts w:ascii="Arial" w:hAnsi="Arial" w:cs="Arial"/>
+          <w:b w:val="0"/>
+          <w:i w:val="0"/>
+          <w:color w:val="333333"/>
+          <w:sz w:val="21"/>
+        </w:rPr>
+        <w:t xml:space="preserve"> (kedua massa berlawanan arah)</w:t>
       </w:r>
     </w:p>
     <w:p>
@@ -7733,7 +10485,38 @@
           <w:color w:val="333333"/>
           <w:sz w:val="21"/>
         </w:rPr>
-        <w:t>u1ᵀ·M·u2 = 0 untuk mode shape yang berbeda</w:t>
+        <w:t xml:space="preserve">u1ᵀ·M·</w:t>
+      </w:r>
+      <w:r>
+        <w:rPr>
+          <w:rFonts w:ascii="Arial" w:hAnsi="Arial" w:cs="Arial"/>
+          <w:b w:val="0"/>
+          <w:i w:val="0"/>
+          <w:color w:val="333333"/>
+          <w:sz w:val="21"/>
+        </w:rPr>
+        <w:t xml:space="preserve">u</w:t>
+      </w:r>
+      <w:r>
+        <w:rPr>
+          <w:rFonts w:ascii="Arial" w:hAnsi="Arial" w:cs="Arial"/>
+          <w:b w:val="0"/>
+          <w:i w:val="0"/>
+          <w:color w:val="333333"/>
+          <w:sz w:val="21"/>
+          <w:vertAlign w:val="subscript"/>
+        </w:rPr>
+        <w:t xml:space="preserve">2</w:t>
+      </w:r>
+      <w:r>
+        <w:rPr>
+          <w:rFonts w:ascii="Arial" w:hAnsi="Arial" w:cs="Arial"/>
+          <w:b w:val="0"/>
+          <w:i w:val="0"/>
+          <w:color w:val="333333"/>
+          <w:sz w:val="21"/>
+        </w:rPr>
+        <w:t xml:space="preserve"> = 0 untuk mode shape yang berbeda</w:t>
       </w:r>
     </w:p>
     <w:p>
@@ -7769,7 +10552,38 @@
           <w:color w:val="333333"/>
           <w:sz w:val="21"/>
         </w:rPr>
-        <w:t>u1ᵀ·u2 = 1 selalu, tanpa memandang matriks massa</w:t>
+        <w:t xml:space="preserve">u1ᵀ·</w:t>
+      </w:r>
+      <w:r>
+        <w:rPr>
+          <w:rFonts w:ascii="Arial" w:hAnsi="Arial" w:cs="Arial"/>
+          <w:b w:val="0"/>
+          <w:i w:val="0"/>
+          <w:color w:val="333333"/>
+          <w:sz w:val="21"/>
+        </w:rPr>
+        <w:t xml:space="preserve">u</w:t>
+      </w:r>
+      <w:r>
+        <w:rPr>
+          <w:rFonts w:ascii="Arial" w:hAnsi="Arial" w:cs="Arial"/>
+          <w:b w:val="0"/>
+          <w:i w:val="0"/>
+          <w:color w:val="333333"/>
+          <w:sz w:val="21"/>
+          <w:vertAlign w:val="subscript"/>
+        </w:rPr>
+        <w:t xml:space="preserve">2</w:t>
+      </w:r>
+      <w:r>
+        <w:rPr>
+          <w:rFonts w:ascii="Arial" w:hAnsi="Arial" w:cs="Arial"/>
+          <w:b w:val="0"/>
+          <w:i w:val="0"/>
+          <w:color w:val="333333"/>
+          <w:sz w:val="21"/>
+        </w:rPr>
+        <w:t xml:space="preserve"> = 1 selalu, tanpa memandang matriks massa</w:t>
       </w:r>
     </w:p>
     <w:p>
@@ -7805,7 +10619,69 @@
           <w:color w:val="333333"/>
           <w:sz w:val="21"/>
         </w:rPr>
-        <w:t>u1 = u2 untuk seluruh sistem 2 DoF</w:t>
+        <w:t xml:space="preserve"/>
+      </w:r>
+      <w:r>
+        <w:rPr>
+          <w:rFonts w:ascii="Arial" w:hAnsi="Arial" w:cs="Arial"/>
+          <w:b w:val="0"/>
+          <w:i w:val="0"/>
+          <w:color w:val="333333"/>
+          <w:sz w:val="21"/>
+        </w:rPr>
+        <w:t xml:space="preserve">u</w:t>
+      </w:r>
+      <w:r>
+        <w:rPr>
+          <w:rFonts w:ascii="Arial" w:hAnsi="Arial" w:cs="Arial"/>
+          <w:b w:val="0"/>
+          <w:i w:val="0"/>
+          <w:color w:val="333333"/>
+          <w:sz w:val="21"/>
+          <w:vertAlign w:val="subscript"/>
+        </w:rPr>
+        <w:t xml:space="preserve">1</w:t>
+      </w:r>
+      <w:r>
+        <w:rPr>
+          <w:rFonts w:ascii="Arial" w:hAnsi="Arial" w:cs="Arial"/>
+          <w:b w:val="0"/>
+          <w:i w:val="0"/>
+          <w:color w:val="333333"/>
+          <w:sz w:val="21"/>
+        </w:rPr>
+        <w:t xml:space="preserve"> = </w:t>
+      </w:r>
+      <w:r>
+        <w:rPr>
+          <w:rFonts w:ascii="Arial" w:hAnsi="Arial" w:cs="Arial"/>
+          <w:b w:val="0"/>
+          <w:i w:val="0"/>
+          <w:color w:val="333333"/>
+          <w:sz w:val="21"/>
+        </w:rPr>
+        <w:t xml:space="preserve">u</w:t>
+      </w:r>
+      <w:r>
+        <w:rPr>
+          <w:rFonts w:ascii="Arial" w:hAnsi="Arial" w:cs="Arial"/>
+          <w:b w:val="0"/>
+          <w:i w:val="0"/>
+          <w:color w:val="333333"/>
+          <w:sz w:val="21"/>
+          <w:vertAlign w:val="subscript"/>
+        </w:rPr>
+        <w:t xml:space="preserve">2</w:t>
+      </w:r>
+      <w:r>
+        <w:rPr>
+          <w:rFonts w:ascii="Arial" w:hAnsi="Arial" w:cs="Arial"/>
+          <w:b w:val="0"/>
+          <w:i w:val="0"/>
+          <w:color w:val="333333"/>
+          <w:sz w:val="21"/>
+        </w:rPr>
+        <w:t xml:space="preserve"> untuk seluruh sistem 2 DoF</w:t>
       </w:r>
     </w:p>
     <w:p>
@@ -7841,7 +10717,69 @@
           <w:color w:val="333333"/>
           <w:sz w:val="21"/>
         </w:rPr>
-        <w:t>M·u1 = M·u2 untuk mode shape manapun</w:t>
+        <w:t xml:space="preserve">M·</w:t>
+      </w:r>
+      <w:r>
+        <w:rPr>
+          <w:rFonts w:ascii="Arial" w:hAnsi="Arial" w:cs="Arial"/>
+          <w:b w:val="0"/>
+          <w:i w:val="0"/>
+          <w:color w:val="333333"/>
+          <w:sz w:val="21"/>
+        </w:rPr>
+        <w:t xml:space="preserve">u</w:t>
+      </w:r>
+      <w:r>
+        <w:rPr>
+          <w:rFonts w:ascii="Arial" w:hAnsi="Arial" w:cs="Arial"/>
+          <w:b w:val="0"/>
+          <w:i w:val="0"/>
+          <w:color w:val="333333"/>
+          <w:sz w:val="21"/>
+          <w:vertAlign w:val="subscript"/>
+        </w:rPr>
+        <w:t xml:space="preserve">1</w:t>
+      </w:r>
+      <w:r>
+        <w:rPr>
+          <w:rFonts w:ascii="Arial" w:hAnsi="Arial" w:cs="Arial"/>
+          <w:b w:val="0"/>
+          <w:i w:val="0"/>
+          <w:color w:val="333333"/>
+          <w:sz w:val="21"/>
+        </w:rPr>
+        <w:t xml:space="preserve"> = M·</w:t>
+      </w:r>
+      <w:r>
+        <w:rPr>
+          <w:rFonts w:ascii="Arial" w:hAnsi="Arial" w:cs="Arial"/>
+          <w:b w:val="0"/>
+          <w:i w:val="0"/>
+          <w:color w:val="333333"/>
+          <w:sz w:val="21"/>
+        </w:rPr>
+        <w:t xml:space="preserve">u</w:t>
+      </w:r>
+      <w:r>
+        <w:rPr>
+          <w:rFonts w:ascii="Arial" w:hAnsi="Arial" w:cs="Arial"/>
+          <w:b w:val="0"/>
+          <w:i w:val="0"/>
+          <w:color w:val="333333"/>
+          <w:sz w:val="21"/>
+          <w:vertAlign w:val="subscript"/>
+        </w:rPr>
+        <w:t xml:space="preserve">2</w:t>
+      </w:r>
+      <w:r>
+        <w:rPr>
+          <w:rFonts w:ascii="Arial" w:hAnsi="Arial" w:cs="Arial"/>
+          <w:b w:val="0"/>
+          <w:i w:val="0"/>
+          <w:color w:val="333333"/>
+          <w:sz w:val="21"/>
+        </w:rPr>
+        <w:t xml:space="preserve"> untuk mode shape manapun</w:t>
       </w:r>
     </w:p>
     <w:p>
@@ -8033,7 +10971,35 @@
           <w:i w:val="0"/>
           <w:sz w:val="22"/>
         </w:rPr>
-        <w:t>Pada studi kasus vibration absorber modul ini (M1=1000 kg, ωdrive=10 rad/s, ma=50 kg), setelah absorber ditambahkan dan di-tuning tepat, apa yang terjadi pada amplitudo massa utama tepat di ω=ωdrive?</w:t>
+        <w:t xml:space="preserve">Pada studi kasus vibration absorber modul ini (</w:t>
+      </w:r>
+      <w:r>
+        <w:rPr>
+          <w:rFonts w:ascii="Arial" w:hAnsi="Arial" w:cs="Arial"/>
+          <w:b w:val="0"/>
+          <w:i w:val="0"/>
+          <w:sz w:val="22"/>
+        </w:rPr>
+        <w:t xml:space="preserve">M</w:t>
+      </w:r>
+      <w:r>
+        <w:rPr>
+          <w:rFonts w:ascii="Arial" w:hAnsi="Arial" w:cs="Arial"/>
+          <w:b w:val="0"/>
+          <w:i w:val="0"/>
+          <w:sz w:val="22"/>
+          <w:vertAlign w:val="subscript"/>
+        </w:rPr>
+        <w:t xml:space="preserve">1</w:t>
+      </w:r>
+      <w:r>
+        <w:rPr>
+          <w:rFonts w:ascii="Arial" w:hAnsi="Arial" w:cs="Arial"/>
+          <w:b w:val="0"/>
+          <w:i w:val="0"/>
+          <w:sz w:val="22"/>
+        </w:rPr>
+        <w:t xml:space="preserve">=1000 kg, ωdrive=10 rad/s, ma=50 kg), setelah absorber ditambahkan dan di-tuning tepat, apa yang terjadi pada amplitudo massa utama tepat di ω=ωdrive?</w:t>
       </w:r>
     </w:p>
     <w:p>
@@ -8376,7 +11342,35 @@
           <w:i w:val="0"/>
           <w:sz w:val="22"/>
         </w:rPr>
-        <w:t>Parameter referensi (dipakai C1-C10, definisikan sekali di Jupyter):</w:t>
+        <w:t xml:space="preserve">Parameter referensi (dipakai </w:t>
+      </w:r>
+      <w:r>
+        <w:rPr>
+          <w:rFonts w:ascii="Arial" w:hAnsi="Arial" w:cs="Arial"/>
+          <w:b w:val="0"/>
+          <w:i w:val="0"/>
+          <w:sz w:val="22"/>
+        </w:rPr>
+        <w:t xml:space="preserve">C</w:t>
+      </w:r>
+      <w:r>
+        <w:rPr>
+          <w:rFonts w:ascii="Arial" w:hAnsi="Arial" w:cs="Arial"/>
+          <w:b w:val="0"/>
+          <w:i w:val="0"/>
+          <w:sz w:val="22"/>
+          <w:vertAlign w:val="subscript"/>
+        </w:rPr>
+        <w:t xml:space="preserve">1</w:t>
+      </w:r>
+      <w:r>
+        <w:rPr>
+          <w:rFonts w:ascii="Arial" w:hAnsi="Arial" w:cs="Arial"/>
+          <w:b w:val="0"/>
+          <w:i w:val="0"/>
+          <w:sz w:val="22"/>
+        </w:rPr>
+        <w:t xml:space="preserve">-C10, definisikan sekali di Jupyter):</w:t>
       </w:r>
     </w:p>
     <w:p>
@@ -8408,7 +11402,63 @@
           <w:i w:val="0"/>
           <w:sz w:val="17"/>
         </w:rPr>
-        <w:t>m1, m2 = 1.0, 1.0            # massa (kg)</w:t>
+        <w:t xml:space="preserve"/>
+      </w:r>
+      <w:r>
+        <w:rPr>
+          <w:rFonts w:ascii="Consolas" w:hAnsi="Consolas" w:cs="Consolas"/>
+          <w:b w:val="0"/>
+          <w:i w:val="0"/>
+          <w:sz w:val="17"/>
+        </w:rPr>
+        <w:t xml:space="preserve">m</w:t>
+      </w:r>
+      <w:r>
+        <w:rPr>
+          <w:rFonts w:ascii="Consolas" w:hAnsi="Consolas" w:cs="Consolas"/>
+          <w:b w:val="0"/>
+          <w:i w:val="0"/>
+          <w:sz w:val="17"/>
+          <w:vertAlign w:val="subscript"/>
+        </w:rPr>
+        <w:t xml:space="preserve">1</w:t>
+      </w:r>
+      <w:r>
+        <w:rPr>
+          <w:rFonts w:ascii="Consolas" w:hAnsi="Consolas" w:cs="Consolas"/>
+          <w:b w:val="0"/>
+          <w:i w:val="0"/>
+          <w:sz w:val="17"/>
+        </w:rPr>
+        <w:t xml:space="preserve">, </w:t>
+      </w:r>
+      <w:r>
+        <w:rPr>
+          <w:rFonts w:ascii="Consolas" w:hAnsi="Consolas" w:cs="Consolas"/>
+          <w:b w:val="0"/>
+          <w:i w:val="0"/>
+          <w:sz w:val="17"/>
+        </w:rPr>
+        <w:t xml:space="preserve">m</w:t>
+      </w:r>
+      <w:r>
+        <w:rPr>
+          <w:rFonts w:ascii="Consolas" w:hAnsi="Consolas" w:cs="Consolas"/>
+          <w:b w:val="0"/>
+          <w:i w:val="0"/>
+          <w:sz w:val="17"/>
+          <w:vertAlign w:val="subscript"/>
+        </w:rPr>
+        <w:t xml:space="preserve">2</w:t>
+      </w:r>
+      <w:r>
+        <w:rPr>
+          <w:rFonts w:ascii="Consolas" w:hAnsi="Consolas" w:cs="Consolas"/>
+          <w:b w:val="0"/>
+          <w:i w:val="0"/>
+          <w:sz w:val="17"/>
+        </w:rPr>
+        <w:t xml:space="preserve"> = 1.0, 1.0            # massa (kg)</w:t>
       </w:r>
     </w:p>
     <w:p>
@@ -8424,7 +11474,91 @@
           <w:i w:val="0"/>
           <w:sz w:val="17"/>
         </w:rPr>
-        <w:t>k1, k2, k3 = 100.0, 100.0, 100.0   # kekakuan pegas (N/m)</w:t>
+        <w:t xml:space="preserve"/>
+      </w:r>
+      <w:r>
+        <w:rPr>
+          <w:rFonts w:ascii="Consolas" w:hAnsi="Consolas" w:cs="Consolas"/>
+          <w:b w:val="0"/>
+          <w:i w:val="0"/>
+          <w:sz w:val="17"/>
+        </w:rPr>
+        <w:t xml:space="preserve">k</w:t>
+      </w:r>
+      <w:r>
+        <w:rPr>
+          <w:rFonts w:ascii="Consolas" w:hAnsi="Consolas" w:cs="Consolas"/>
+          <w:b w:val="0"/>
+          <w:i w:val="0"/>
+          <w:sz w:val="17"/>
+          <w:vertAlign w:val="subscript"/>
+        </w:rPr>
+        <w:t xml:space="preserve">1</w:t>
+      </w:r>
+      <w:r>
+        <w:rPr>
+          <w:rFonts w:ascii="Consolas" w:hAnsi="Consolas" w:cs="Consolas"/>
+          <w:b w:val="0"/>
+          <w:i w:val="0"/>
+          <w:sz w:val="17"/>
+        </w:rPr>
+        <w:t xml:space="preserve">, </w:t>
+      </w:r>
+      <w:r>
+        <w:rPr>
+          <w:rFonts w:ascii="Consolas" w:hAnsi="Consolas" w:cs="Consolas"/>
+          <w:b w:val="0"/>
+          <w:i w:val="0"/>
+          <w:sz w:val="17"/>
+        </w:rPr>
+        <w:t xml:space="preserve">k</w:t>
+      </w:r>
+      <w:r>
+        <w:rPr>
+          <w:rFonts w:ascii="Consolas" w:hAnsi="Consolas" w:cs="Consolas"/>
+          <w:b w:val="0"/>
+          <w:i w:val="0"/>
+          <w:sz w:val="17"/>
+          <w:vertAlign w:val="subscript"/>
+        </w:rPr>
+        <w:t xml:space="preserve">2</w:t>
+      </w:r>
+      <w:r>
+        <w:rPr>
+          <w:rFonts w:ascii="Consolas" w:hAnsi="Consolas" w:cs="Consolas"/>
+          <w:b w:val="0"/>
+          <w:i w:val="0"/>
+          <w:sz w:val="17"/>
+        </w:rPr>
+        <w:t xml:space="preserve">, </w:t>
+      </w:r>
+      <w:r>
+        <w:rPr>
+          <w:rFonts w:ascii="Consolas" w:hAnsi="Consolas" w:cs="Consolas"/>
+          <w:b w:val="0"/>
+          <w:i w:val="0"/>
+          <w:sz w:val="17"/>
+        </w:rPr>
+        <w:t xml:space="preserve">k</w:t>
+      </w:r>
+      <w:r>
+        <w:rPr>
+          <w:rFonts w:ascii="Consolas" w:hAnsi="Consolas" w:cs="Consolas"/>
+          <w:b w:val="0"/>
+          <w:i w:val="0"/>
+          <w:sz w:val="17"/>
+          <w:vertAlign w:val="subscript"/>
+        </w:rPr>
+        <w:t xml:space="preserve">3</w:t>
+      </w:r>
+      <w:r>
+        <w:rPr>
+          <w:rFonts w:ascii="Consolas" w:hAnsi="Consolas" w:cs="Consolas"/>
+          <w:b w:val="0"/>
+          <w:i w:val="0"/>
+          <w:sz w:val="17"/>
+        </w:rPr>
+        <w:t xml:space="preserve"> = 100.0, 100.0, 100.0   # kekakuan pegas (N/m)</w:t>
       </w:r>
     </w:p>
     <w:p>
@@ -8628,7 +11762,7 @@
           <w:i w:val="0"/>
           <w:sz w:val="22"/>
         </w:rPr>
-        <w:t>Konversikan omega1 dan omega2 hasil soal sebelumnya ke frekuensi f (Hz) dan periode T (s) memakai f=omega/(2*pi) dan T=2*pi/omega. Verifikasi f1≈1,5915 Hz dan f2≈2,7566 Hz.</w:t>
+        <w:t xml:space="preserve">Konversikan omega1 dan omega2 hasil soal sebelumnya ke frekuensi f (Hz) dan periode T (s) memakai f=ω/(2·π) dan T=2·π/ω. Verifikasi f1≈1,5915 Hz dan f2≈2,7566 Hz.</w:t>
       </w:r>
     </w:p>
     <w:p>
@@ -8664,7 +11798,7 @@
           <w:color w:val="333333"/>
           <w:sz w:val="21"/>
         </w:rPr>
-        <w:t>f = omegas/(2*np.pi); T = 2*np.pi/omegas.</w:t>
+        <w:t xml:space="preserve">f = omegas/(2·np.pi); T = 2·np.pi/omegas.</w:t>
       </w:r>
     </w:p>
     <w:p>
@@ -8688,7 +11822,7 @@
           <w:i w:val="0"/>
           <w:sz w:val="22"/>
         </w:rPr>
-        <w:t>Verifikasi identitas Vieta: hitung omega1**2+omega2**2 dan bandingkan dengan trace(K); hitung omega1**2*omega2**2 dan bandingkan dengan det(K). Cetak selisih absolut keduanya (seharusnya mendekati nol).</w:t>
+        <w:t xml:space="preserve">Verifikasi identitas Vieta: hitung omega1**2+omega2**2 dan bandingkan dengan trace(K); hitung omega1**2·omega2**2 dan bandingkan dengan det(K). Cetak selisih absolut keduanya (seharusnya mendekati nol).</w:t>
       </w:r>
     </w:p>
     <w:p>
@@ -8724,7 +11858,7 @@
           <w:color w:val="333333"/>
           <w:sz w:val="21"/>
         </w:rPr>
-        <w:t>Bandingkan omegas[0]**2+omegas[1]**2 dengan np.trace(K), dan omegas[0]**2*omegas[1]**2 dengan np.linalg.det(K).</w:t>
+        <w:t xml:space="preserve">Bandingkan omegas[0]**2+omegas[1]**2 dengan np.trace(K), dan omegas[0]**2·omegas[1]**2 dengan np.linalg.det(K).</w:t>
       </w:r>
     </w:p>
     <w:p>
@@ -8868,7 +12002,119 @@
           <w:i w:val="0"/>
           <w:sz w:val="22"/>
         </w:rPr>
-        <w:t>Untuk struktur mesin dengan M1=1000 kg beresonansi pada omega_drive=10 rad/s, hitung kekakuan fondasi k_struct yang menghasilkan kondisi tersebut memakai k_struct=M1*omega_drive**2.</w:t>
+        <w:t xml:space="preserve">Untuk struktur mesin dengan M1=1000 kg beresonansi pada </w:t>
+      </w:r>
+      <w:r>
+        <w:rPr>
+          <w:rFonts w:ascii="Arial" w:hAnsi="Arial" w:cs="Arial"/>
+          <w:b w:val="0"/>
+          <w:i w:val="0"/>
+          <w:sz w:val="22"/>
+        </w:rPr>
+        <w:t xml:space="preserve">ω</w:t>
+      </w:r>
+      <w:r>
+        <w:rPr>
+          <w:rFonts w:ascii="Arial" w:hAnsi="Arial" w:cs="Arial"/>
+          <w:b w:val="0"/>
+          <w:i w:val="0"/>
+          <w:sz w:val="22"/>
+          <w:vertAlign w:val="subscript"/>
+        </w:rPr>
+        <w:t xml:space="preserve">drive</w:t>
+      </w:r>
+      <w:r>
+        <w:rPr>
+          <w:rFonts w:ascii="Arial" w:hAnsi="Arial" w:cs="Arial"/>
+          <w:b w:val="0"/>
+          <w:i w:val="0"/>
+          <w:sz w:val="22"/>
+        </w:rPr>
+        <w:t xml:space="preserve">=10 rad/s, hitung kekakuan fondasi </w:t>
+      </w:r>
+      <w:r>
+        <w:rPr>
+          <w:rFonts w:ascii="Arial" w:hAnsi="Arial" w:cs="Arial"/>
+          <w:b w:val="0"/>
+          <w:i w:val="0"/>
+          <w:sz w:val="22"/>
+        </w:rPr>
+        <w:t xml:space="preserve">k</w:t>
+      </w:r>
+      <w:r>
+        <w:rPr>
+          <w:rFonts w:ascii="Arial" w:hAnsi="Arial" w:cs="Arial"/>
+          <w:b w:val="0"/>
+          <w:i w:val="0"/>
+          <w:sz w:val="22"/>
+          <w:vertAlign w:val="subscript"/>
+        </w:rPr>
+        <w:t xml:space="preserve">struct</w:t>
+      </w:r>
+      <w:r>
+        <w:rPr>
+          <w:rFonts w:ascii="Arial" w:hAnsi="Arial" w:cs="Arial"/>
+          <w:b w:val="0"/>
+          <w:i w:val="0"/>
+          <w:sz w:val="22"/>
+        </w:rPr>
+        <w:t xml:space="preserve"> yang menghasilkan kondisi tersebut memakai </w:t>
+      </w:r>
+      <w:r>
+        <w:rPr>
+          <w:rFonts w:ascii="Arial" w:hAnsi="Arial" w:cs="Arial"/>
+          <w:b w:val="0"/>
+          <w:i w:val="0"/>
+          <w:sz w:val="22"/>
+        </w:rPr>
+        <w:t xml:space="preserve">k</w:t>
+      </w:r>
+      <w:r>
+        <w:rPr>
+          <w:rFonts w:ascii="Arial" w:hAnsi="Arial" w:cs="Arial"/>
+          <w:b w:val="0"/>
+          <w:i w:val="0"/>
+          <w:sz w:val="22"/>
+          <w:vertAlign w:val="subscript"/>
+        </w:rPr>
+        <w:t xml:space="preserve">struct</w:t>
+      </w:r>
+      <w:r>
+        <w:rPr>
+          <w:rFonts w:ascii="Arial" w:hAnsi="Arial" w:cs="Arial"/>
+          <w:b w:val="0"/>
+          <w:i w:val="0"/>
+          <w:sz w:val="22"/>
+        </w:rPr>
+        <w:t xml:space="preserve">=M1·</w:t>
+      </w:r>
+      <w:r>
+        <w:rPr>
+          <w:rFonts w:ascii="Arial" w:hAnsi="Arial" w:cs="Arial"/>
+          <w:b w:val="0"/>
+          <w:i w:val="0"/>
+          <w:sz w:val="22"/>
+        </w:rPr>
+        <w:t xml:space="preserve">ω</w:t>
+      </w:r>
+      <w:r>
+        <w:rPr>
+          <w:rFonts w:ascii="Arial" w:hAnsi="Arial" w:cs="Arial"/>
+          <w:b w:val="0"/>
+          <w:i w:val="0"/>
+          <w:sz w:val="22"/>
+          <w:vertAlign w:val="subscript"/>
+        </w:rPr>
+        <w:t xml:space="preserve">drive</w:t>
+      </w:r>
+      <w:r>
+        <w:rPr>
+          <w:rFonts w:ascii="Arial" w:hAnsi="Arial" w:cs="Arial"/>
+          <w:b w:val="0"/>
+          <w:i w:val="0"/>
+          <w:sz w:val="22"/>
+        </w:rPr>
+        <w:t xml:space="preserve">**2.</w:t>
       </w:r>
     </w:p>
     <w:p>
@@ -8904,7 +12150,100 @@
           <w:color w:val="333333"/>
           <w:sz w:val="21"/>
         </w:rPr>
-        <w:t>k_struct = M1 * omega_drive**2, dengan M1=1000, omega_drive=10.</w:t>
+        <w:t xml:space="preserve"/>
+      </w:r>
+      <w:r>
+        <w:rPr>
+          <w:rFonts w:ascii="Arial" w:hAnsi="Arial" w:cs="Arial"/>
+          <w:b w:val="0"/>
+          <w:i w:val="0"/>
+          <w:color w:val="333333"/>
+          <w:sz w:val="21"/>
+        </w:rPr>
+        <w:t xml:space="preserve">k</w:t>
+      </w:r>
+      <w:r>
+        <w:rPr>
+          <w:rFonts w:ascii="Arial" w:hAnsi="Arial" w:cs="Arial"/>
+          <w:b w:val="0"/>
+          <w:i w:val="0"/>
+          <w:color w:val="333333"/>
+          <w:sz w:val="21"/>
+          <w:vertAlign w:val="subscript"/>
+        </w:rPr>
+        <w:t xml:space="preserve">struct</w:t>
+      </w:r>
+      <w:r>
+        <w:rPr>
+          <w:rFonts w:ascii="Arial" w:hAnsi="Arial" w:cs="Arial"/>
+          <w:b w:val="0"/>
+          <w:i w:val="0"/>
+          <w:color w:val="333333"/>
+          <w:sz w:val="21"/>
+        </w:rPr>
+        <w:t xml:space="preserve"> = M1·</w:t>
+      </w:r>
+      <w:r>
+        <w:rPr>
+          <w:rFonts w:ascii="Arial" w:hAnsi="Arial" w:cs="Arial"/>
+          <w:b w:val="0"/>
+          <w:i w:val="0"/>
+          <w:color w:val="333333"/>
+          <w:sz w:val="21"/>
+        </w:rPr>
+        <w:t xml:space="preserve">ω</w:t>
+      </w:r>
+      <w:r>
+        <w:rPr>
+          <w:rFonts w:ascii="Arial" w:hAnsi="Arial" w:cs="Arial"/>
+          <w:b w:val="0"/>
+          <w:i w:val="0"/>
+          <w:color w:val="333333"/>
+          <w:sz w:val="21"/>
+          <w:vertAlign w:val="subscript"/>
+        </w:rPr>
+        <w:t xml:space="preserve">drive</w:t>
+      </w:r>
+      <w:r>
+        <w:rPr>
+          <w:rFonts w:ascii="Arial" w:hAnsi="Arial" w:cs="Arial"/>
+          <w:b w:val="0"/>
+          <w:i w:val="0"/>
+          <w:color w:val="333333"/>
+          <w:sz w:val="21"/>
+        </w:rPr>
+        <w:t xml:space="preserve">**2, dengan M1=1000, </w:t>
+      </w:r>
+      <w:r>
+        <w:rPr>
+          <w:rFonts w:ascii="Arial" w:hAnsi="Arial" w:cs="Arial"/>
+          <w:b w:val="0"/>
+          <w:i w:val="0"/>
+          <w:color w:val="333333"/>
+          <w:sz w:val="21"/>
+        </w:rPr>
+        <w:t xml:space="preserve">ω</w:t>
+      </w:r>
+      <w:r>
+        <w:rPr>
+          <w:rFonts w:ascii="Arial" w:hAnsi="Arial" w:cs="Arial"/>
+          <w:b w:val="0"/>
+          <w:i w:val="0"/>
+          <w:color w:val="333333"/>
+          <w:sz w:val="21"/>
+          <w:vertAlign w:val="subscript"/>
+        </w:rPr>
+        <w:t xml:space="preserve">drive</w:t>
+      </w:r>
+      <w:r>
+        <w:rPr>
+          <w:rFonts w:ascii="Arial" w:hAnsi="Arial" w:cs="Arial"/>
+          <w:b w:val="0"/>
+          <w:i w:val="0"/>
+          <w:color w:val="333333"/>
+          <w:sz w:val="21"/>
+        </w:rPr>
+        <w:t xml:space="preserve">=10.</w:t>
       </w:r>
     </w:p>
     <w:p>
@@ -8928,7 +12267,63 @@
           <w:i w:val="0"/>
           <w:sz w:val="22"/>
         </w:rPr>
-        <w:t>Untuk absorber dengan ma=5 persen dari M1=1000 kg, hitung nilai ma (kg) dan kekakuan ka (N/m) memakai tuning Den Hartog ka=ma*omega_drive**2 dengan omega_drive=10 rad/s. Verifikasi ma=50 kg dan ka=5000 N/m.</w:t>
+        <w:t xml:space="preserve">Untuk absorber dengan ma=5 persen dari M1=1000 kg, hitung nilai ma (kg) dan kekakuan ka (N/m) memakai tuning Den Hartog ka=ma·</w:t>
+      </w:r>
+      <w:r>
+        <w:rPr>
+          <w:rFonts w:ascii="Arial" w:hAnsi="Arial" w:cs="Arial"/>
+          <w:b w:val="0"/>
+          <w:i w:val="0"/>
+          <w:sz w:val="22"/>
+        </w:rPr>
+        <w:t xml:space="preserve">ω</w:t>
+      </w:r>
+      <w:r>
+        <w:rPr>
+          <w:rFonts w:ascii="Arial" w:hAnsi="Arial" w:cs="Arial"/>
+          <w:b w:val="0"/>
+          <w:i w:val="0"/>
+          <w:sz w:val="22"/>
+          <w:vertAlign w:val="subscript"/>
+        </w:rPr>
+        <w:t xml:space="preserve">drive</w:t>
+      </w:r>
+      <w:r>
+        <w:rPr>
+          <w:rFonts w:ascii="Arial" w:hAnsi="Arial" w:cs="Arial"/>
+          <w:b w:val="0"/>
+          <w:i w:val="0"/>
+          <w:sz w:val="22"/>
+        </w:rPr>
+        <w:t xml:space="preserve">**2 dengan </w:t>
+      </w:r>
+      <w:r>
+        <w:rPr>
+          <w:rFonts w:ascii="Arial" w:hAnsi="Arial" w:cs="Arial"/>
+          <w:b w:val="0"/>
+          <w:i w:val="0"/>
+          <w:sz w:val="22"/>
+        </w:rPr>
+        <w:t xml:space="preserve">ω</w:t>
+      </w:r>
+      <w:r>
+        <w:rPr>
+          <w:rFonts w:ascii="Arial" w:hAnsi="Arial" w:cs="Arial"/>
+          <w:b w:val="0"/>
+          <w:i w:val="0"/>
+          <w:sz w:val="22"/>
+          <w:vertAlign w:val="subscript"/>
+        </w:rPr>
+        <w:t xml:space="preserve">drive</w:t>
+      </w:r>
+      <w:r>
+        <w:rPr>
+          <w:rFonts w:ascii="Arial" w:hAnsi="Arial" w:cs="Arial"/>
+          <w:b w:val="0"/>
+          <w:i w:val="0"/>
+          <w:sz w:val="22"/>
+        </w:rPr>
+        <w:t xml:space="preserve">=10 rad/s. Verifikasi ma=50 kg dan ka=5000 N/m.</w:t>
       </w:r>
     </w:p>
     <w:p>
@@ -8964,7 +12359,7 @@
           <w:color w:val="333333"/>
           <w:sz w:val="21"/>
         </w:rPr>
-        <w:t>ma = 0.05*1000; ka = ma*10**2.</w:t>
+        <w:t xml:space="preserve">ma = 0.05·1000; ka = ma·10**2.</w:t>
       </w:r>
     </w:p>
     <w:p>
@@ -9115,7 +12510,7 @@
           <w:color w:val="333333"/>
           <w:sz w:val="21"/>
         </w:rPr>
-        <w:t>Untuk M diagonal dan K 2x2 simetris umum, tuliskan det(K-w2*M) sebagai polinomial kuadrat dalam w2=omega**2 (bentuk a*w2**2+b*w2+c=0), selesaikan w2 memakai rumus abc, lalu ambil akar kuadratnya.</w:t>
+        <w:t xml:space="preserve">Untuk M diagonal dan K 2x2 simetris umum, tuliskan det(K-w2·M) sebagai polinomial kuadrat dalam w2=ω**2 (bentuk a·w2**2+b·w2+c=0), selesaikan w2 memakai rumus abc, lalu ambil akar kuadratnya.</w:t>
       </w:r>
     </w:p>
     <w:p>
@@ -9139,7 +12534,7 @@
           <w:i w:val="0"/>
           <w:sz w:val="22"/>
         </w:rPr>
-        <w:t>Implementasikan fungsi mode_shape_manual(M, K, omega) yang menghitung mode shape (rasio X1:X2) untuk frekuensi pribadi omega tertentu secara manual (substitusi ke baris pertama matriks K-omega**2*M dan selesaikan rasio, BUKAN memakai eigenvector dari numpy.linalg.eig). Terapkan pada omega1=10 dan omega2≈17,32 dari sistem referensi, verifikasi hasil mendekati [1,1] dan [1,-1].</w:t>
+        <w:t xml:space="preserve">Implementasikan fungsi mode_shape_manual(M, K, ω) yang menghitung mode shape (rasio X1:X2) untuk frekuensi pribadi ω tertentu secara manual (substitusi ke baris pertama matriks K-ω**2·M dan selesaikan rasio, BUKAN memakai eigenvector dari numpy.linalg.eig). Terapkan pada omega1=10 dan omega2≈17,32 dari sistem referensi, verifikasi hasil mendekati [1,1] dan [1,-1].</w:t>
       </w:r>
     </w:p>
     <w:p>
@@ -9175,7 +12570,7 @@
           <w:color w:val="333333"/>
           <w:sz w:val="21"/>
         </w:rPr>
-        <w:t>Dari baris pertama (K-omega**2*M)[0,0]*X1 + (K-omega**2*M)[0,1]*X2 = 0, selesaikan X2/X1, lalu normalisasi X1=1.</w:t>
+        <w:t xml:space="preserve">Dari baris pertama (K-ω**2·M)[0,0]·X1 + (K-ω**2·M)[0,1]·X2 = 0, selesaikan X2/X1, lalu normalisasi X1=1.</w:t>
       </w:r>
     </w:p>
     <w:p>
@@ -9199,7 +12594,91 @@
           <w:i w:val="0"/>
           <w:sz w:val="22"/>
         </w:rPr>
-        <w:t>Implementasikan pencarian ka optimal untuk vibration absorber secara numerik memakai metode bisection manual (BUKAN scipy.optimize) pada fungsi objektif yang mencari ka sehingga omega1_baru dan omega2_baru simetris terhadap omega_drive dalam skala logaritmik (yaitu omega1_baru*omega2_baru mendekati omega_drive**2). Terapkan pada studi kasus M1=1000, ma=50, omega_drive=10, verifikasi ka mendekati 5000 N/m (nilai Den Hartog).</w:t>
+        <w:t xml:space="preserve">Implementasikan pencarian ka optimal untuk vibration absorber secara numerik memakai metode bisection manual (BUKAN scipy.optimize) pada fungsi objektif yang mencari ka sehingga omega1_baru dan omega2_baru simetris terhadap </w:t>
+      </w:r>
+      <w:r>
+        <w:rPr>
+          <w:rFonts w:ascii="Arial" w:hAnsi="Arial" w:cs="Arial"/>
+          <w:b w:val="0"/>
+          <w:i w:val="0"/>
+          <w:sz w:val="22"/>
+        </w:rPr>
+        <w:t xml:space="preserve">ω</w:t>
+      </w:r>
+      <w:r>
+        <w:rPr>
+          <w:rFonts w:ascii="Arial" w:hAnsi="Arial" w:cs="Arial"/>
+          <w:b w:val="0"/>
+          <w:i w:val="0"/>
+          <w:sz w:val="22"/>
+          <w:vertAlign w:val="subscript"/>
+        </w:rPr>
+        <w:t xml:space="preserve">drive</w:t>
+      </w:r>
+      <w:r>
+        <w:rPr>
+          <w:rFonts w:ascii="Arial" w:hAnsi="Arial" w:cs="Arial"/>
+          <w:b w:val="0"/>
+          <w:i w:val="0"/>
+          <w:sz w:val="22"/>
+        </w:rPr>
+        <w:t xml:space="preserve"> dalam skala logaritmik (yaitu omega1_baru·omega2_baru mendekati </w:t>
+      </w:r>
+      <w:r>
+        <w:rPr>
+          <w:rFonts w:ascii="Arial" w:hAnsi="Arial" w:cs="Arial"/>
+          <w:b w:val="0"/>
+          <w:i w:val="0"/>
+          <w:sz w:val="22"/>
+        </w:rPr>
+        <w:t xml:space="preserve">ω</w:t>
+      </w:r>
+      <w:r>
+        <w:rPr>
+          <w:rFonts w:ascii="Arial" w:hAnsi="Arial" w:cs="Arial"/>
+          <w:b w:val="0"/>
+          <w:i w:val="0"/>
+          <w:sz w:val="22"/>
+          <w:vertAlign w:val="subscript"/>
+        </w:rPr>
+        <w:t xml:space="preserve">drive</w:t>
+      </w:r>
+      <w:r>
+        <w:rPr>
+          <w:rFonts w:ascii="Arial" w:hAnsi="Arial" w:cs="Arial"/>
+          <w:b w:val="0"/>
+          <w:i w:val="0"/>
+          <w:sz w:val="22"/>
+        </w:rPr>
+        <w:t xml:space="preserve">**2). Terapkan pada studi kasus M1=1000, ma=50, </w:t>
+      </w:r>
+      <w:r>
+        <w:rPr>
+          <w:rFonts w:ascii="Arial" w:hAnsi="Arial" w:cs="Arial"/>
+          <w:b w:val="0"/>
+          <w:i w:val="0"/>
+          <w:sz w:val="22"/>
+        </w:rPr>
+        <w:t xml:space="preserve">ω</w:t>
+      </w:r>
+      <w:r>
+        <w:rPr>
+          <w:rFonts w:ascii="Arial" w:hAnsi="Arial" w:cs="Arial"/>
+          <w:b w:val="0"/>
+          <w:i w:val="0"/>
+          <w:sz w:val="22"/>
+          <w:vertAlign w:val="subscript"/>
+        </w:rPr>
+        <w:t xml:space="preserve">drive</w:t>
+      </w:r>
+      <w:r>
+        <w:rPr>
+          <w:rFonts w:ascii="Arial" w:hAnsi="Arial" w:cs="Arial"/>
+          <w:b w:val="0"/>
+          <w:i w:val="0"/>
+          <w:sz w:val="22"/>
+        </w:rPr>
+        <w:t xml:space="preserve">=10, verifikasi ka mendekati 5000 N/m (nilai Den Hartog).</w:t>
       </w:r>
     </w:p>
     <w:p>
@@ -9235,7 +12714,38 @@
           <w:color w:val="333333"/>
           <w:sz w:val="21"/>
         </w:rPr>
-        <w:t>Definisikan fungsi residual(ka) yang menghitung omega1_baru, omega2_baru dari eigenvalue problem sistem 2x2 (Mabs, Kabs(ka)) secara manual (tanpa numpy.linalg.eig, gunakan rumus akar kuadrat langsung), lalu residual = omega1_baru*omega2_baru - omega_drive**2; terapkan bisection pada rentang ka dari 1000 sampai 20000.</w:t>
+        <w:t xml:space="preserve">Definisikan fungsi residual(ka) yang menghitung omega1_baru, omega2_baru dari eigenvalue problem sistem 2x2 (Mabs, Kabs(ka)) secara manual (tanpa numpy.linalg.eig, gunakan rumus akar kuadrat langsung), lalu residual = omega1_baru·omega2_baru - </w:t>
+      </w:r>
+      <w:r>
+        <w:rPr>
+          <w:rFonts w:ascii="Arial" w:hAnsi="Arial" w:cs="Arial"/>
+          <w:b w:val="0"/>
+          <w:i w:val="0"/>
+          <w:color w:val="333333"/>
+          <w:sz w:val="21"/>
+        </w:rPr>
+        <w:t xml:space="preserve">ω</w:t>
+      </w:r>
+      <w:r>
+        <w:rPr>
+          <w:rFonts w:ascii="Arial" w:hAnsi="Arial" w:cs="Arial"/>
+          <w:b w:val="0"/>
+          <w:i w:val="0"/>
+          <w:color w:val="333333"/>
+          <w:sz w:val="21"/>
+          <w:vertAlign w:val="subscript"/>
+        </w:rPr>
+        <w:t xml:space="preserve">drive</w:t>
+      </w:r>
+      <w:r>
+        <w:rPr>
+          <w:rFonts w:ascii="Arial" w:hAnsi="Arial" w:cs="Arial"/>
+          <w:b w:val="0"/>
+          <w:i w:val="0"/>
+          <w:color w:val="333333"/>
+          <w:sz w:val="21"/>
+        </w:rPr>
+        <w:t xml:space="preserve">**2; terapkan bisection pada rentang ka dari 1000 sampai 20000.</w:t>
       </w:r>
     </w:p>
     <w:p>
@@ -9319,7 +12829,119 @@
           <w:i w:val="0"/>
           <w:sz w:val="22"/>
         </w:rPr>
-        <w:t>Implementasikan simulasi respons getaran bebas lengkap dari awal (tanpa menyalin koefisien A, B jadi) untuk KONDISI AWAL BERBEDA x0=[1, 0.5] pada sistem referensi: hitung mode1, mode2 (manual atau via C6), dekomposisi modal (fungsi dari soal sebelumnya) untuk memperoleh A dan B baru, lalu simulasikan x1(t) dan x2(t) selama 3 detik dan plot hasilnya. Verifikasi pola beat tetap muncul namun dengan amplitudo relatif x1, x2 yang berbeda dari Gambar 5 (karena kondisi awal berbeda).</w:t>
+        <w:t xml:space="preserve">Implementasikan simulasi respons getaran bebas lengkap dari awal (tanpa menyalin koefisien A, B jadi) untuk KONDISI AWAL BERBEDA </w:t>
+      </w:r>
+      <w:r>
+        <w:rPr>
+          <w:rFonts w:ascii="Arial" w:hAnsi="Arial" w:cs="Arial"/>
+          <w:b w:val="0"/>
+          <w:i w:val="0"/>
+          <w:sz w:val="22"/>
+        </w:rPr>
+        <w:t xml:space="preserve">x</w:t>
+      </w:r>
+      <w:r>
+        <w:rPr>
+          <w:rFonts w:ascii="Arial" w:hAnsi="Arial" w:cs="Arial"/>
+          <w:b w:val="0"/>
+          <w:i w:val="0"/>
+          <w:sz w:val="22"/>
+          <w:vertAlign w:val="subscript"/>
+        </w:rPr>
+        <w:t xml:space="preserve">0</w:t>
+      </w:r>
+      <w:r>
+        <w:rPr>
+          <w:rFonts w:ascii="Arial" w:hAnsi="Arial" w:cs="Arial"/>
+          <w:b w:val="0"/>
+          <w:i w:val="0"/>
+          <w:sz w:val="22"/>
+        </w:rPr>
+        <w:t xml:space="preserve">=[1, 0.5] pada sistem referensi: hitung mode1, mode2 (manual atau via </w:t>
+      </w:r>
+      <w:r>
+        <w:rPr>
+          <w:rFonts w:ascii="Arial" w:hAnsi="Arial" w:cs="Arial"/>
+          <w:b w:val="0"/>
+          <w:i w:val="0"/>
+          <w:sz w:val="22"/>
+        </w:rPr>
+        <w:t xml:space="preserve">C</w:t>
+      </w:r>
+      <w:r>
+        <w:rPr>
+          <w:rFonts w:ascii="Arial" w:hAnsi="Arial" w:cs="Arial"/>
+          <w:b w:val="0"/>
+          <w:i w:val="0"/>
+          <w:sz w:val="22"/>
+          <w:vertAlign w:val="subscript"/>
+        </w:rPr>
+        <w:t xml:space="preserve">6</w:t>
+      </w:r>
+      <w:r>
+        <w:rPr>
+          <w:rFonts w:ascii="Arial" w:hAnsi="Arial" w:cs="Arial"/>
+          <w:b w:val="0"/>
+          <w:i w:val="0"/>
+          <w:sz w:val="22"/>
+        </w:rPr>
+        <w:t xml:space="preserve">), dekomposisi modal (fungsi dari soal sebelumnya) untuk memperoleh A dan B baru, lalu simulasikan x1(t) dan x2(t) selama 3 detik dan plot hasilnya. Verifikasi pola beat tetap muncul namun dengan amplitudo relatif </w:t>
+      </w:r>
+      <w:r>
+        <w:rPr>
+          <w:rFonts w:ascii="Arial" w:hAnsi="Arial" w:cs="Arial"/>
+          <w:b w:val="0"/>
+          <w:i w:val="0"/>
+          <w:sz w:val="22"/>
+        </w:rPr>
+        <w:t xml:space="preserve">x</w:t>
+      </w:r>
+      <w:r>
+        <w:rPr>
+          <w:rFonts w:ascii="Arial" w:hAnsi="Arial" w:cs="Arial"/>
+          <w:b w:val="0"/>
+          <w:i w:val="0"/>
+          <w:sz w:val="22"/>
+          <w:vertAlign w:val="subscript"/>
+        </w:rPr>
+        <w:t xml:space="preserve">1</w:t>
+      </w:r>
+      <w:r>
+        <w:rPr>
+          <w:rFonts w:ascii="Arial" w:hAnsi="Arial" w:cs="Arial"/>
+          <w:b w:val="0"/>
+          <w:i w:val="0"/>
+          <w:sz w:val="22"/>
+        </w:rPr>
+        <w:t xml:space="preserve">, </w:t>
+      </w:r>
+      <w:r>
+        <w:rPr>
+          <w:rFonts w:ascii="Arial" w:hAnsi="Arial" w:cs="Arial"/>
+          <w:b w:val="0"/>
+          <w:i w:val="0"/>
+          <w:sz w:val="22"/>
+        </w:rPr>
+        <w:t xml:space="preserve">x</w:t>
+      </w:r>
+      <w:r>
+        <w:rPr>
+          <w:rFonts w:ascii="Arial" w:hAnsi="Arial" w:cs="Arial"/>
+          <w:b w:val="0"/>
+          <w:i w:val="0"/>
+          <w:sz w:val="22"/>
+          <w:vertAlign w:val="subscript"/>
+        </w:rPr>
+        <w:t xml:space="preserve">2</w:t>
+      </w:r>
+      <w:r>
+        <w:rPr>
+          <w:rFonts w:ascii="Arial" w:hAnsi="Arial" w:cs="Arial"/>
+          <w:b w:val="0"/>
+          <w:i w:val="0"/>
+          <w:sz w:val="22"/>
+        </w:rPr>
+        <w:t xml:space="preserve"> yang berbeda dari Gambar 5 (karena kondisi awal berbeda).</w:t>
       </w:r>
     </w:p>
     <w:p>
@@ -9355,7 +12977,38 @@
           <w:color w:val="333333"/>
           <w:sz w:val="21"/>
         </w:rPr>
-        <w:t>Gabungkan fungsi decompose_modal dari soal sebelumnya dengan formula x1(t)=A*cos(omega1*t)+B*cos(omega2*t), x2(t)=A*cos(omega1*t)-B*cos(omega2*t), lalu plot memakai matplotlib seperti Cell 4.</w:t>
+        <w:t xml:space="preserve">Gabungkan fungsi decompose_modal dari soal sebelumnya dengan formula x1(t)=A·cos(omega1·t)+B·cos(omega2·t), </w:t>
+      </w:r>
+      <w:r>
+        <w:rPr>
+          <w:rFonts w:ascii="Arial" w:hAnsi="Arial" w:cs="Arial"/>
+          <w:b w:val="0"/>
+          <w:i w:val="0"/>
+          <w:color w:val="333333"/>
+          <w:sz w:val="21"/>
+        </w:rPr>
+        <w:t xml:space="preserve">x</w:t>
+      </w:r>
+      <w:r>
+        <w:rPr>
+          <w:rFonts w:ascii="Arial" w:hAnsi="Arial" w:cs="Arial"/>
+          <w:b w:val="0"/>
+          <w:i w:val="0"/>
+          <w:color w:val="333333"/>
+          <w:sz w:val="21"/>
+          <w:vertAlign w:val="subscript"/>
+        </w:rPr>
+        <w:t xml:space="preserve">2</w:t>
+      </w:r>
+      <w:r>
+        <w:rPr>
+          <w:rFonts w:ascii="Arial" w:hAnsi="Arial" w:cs="Arial"/>
+          <w:b w:val="0"/>
+          <w:i w:val="0"/>
+          <w:color w:val="333333"/>
+          <w:sz w:val="21"/>
+        </w:rPr>
+        <w:t xml:space="preserve">(t)=A·cos(omega1·t)-B·cos(omega2·t), lalu plot memakai matplotlib seperti Cell 4.</w:t>
       </w:r>
     </w:p>
     <w:p>
@@ -9453,7 +13106,7 @@
           <w:color w:val="0563C1"/>
           <w:sz w:val="21"/>
         </w:rPr>
-        <w:t xml:space="preserve"> https://doi.org/10.1016/j.jsv.2022.116997</w:t>
+        <w:t xml:space="preserve"> https://doi.org/10.1016/j·jsv.2022.116997</w:t>
       </w:r>
     </w:p>
     <w:p>

--- a/Getaran-Mekanik/Modul-Word/Modul-7-Frekuensi-Pribadi-Sistem-2-DoF.docx
+++ b/Getaran-Mekanik/Modul-Word/Modul-7-Frekuensi-Pribadi-Sistem-2-DoF.docx
@@ -11798,7 +11798,7 @@
           <w:color w:val="333333"/>
           <w:sz w:val="21"/>
         </w:rPr>
-        <w:t xml:space="preserve">f = omegas/(2·np.pi); T = 2·np.pi/omegas.</w:t>
+        <w:t>f = omegas/(2*np.pi); T = 2*np.pi/omegas.</w:t>
       </w:r>
     </w:p>
     <w:p>
@@ -11822,7 +11822,7 @@
           <w:i w:val="0"/>
           <w:sz w:val="22"/>
         </w:rPr>
-        <w:t xml:space="preserve">Verifikasi identitas Vieta: hitung omega1**2+omega2**2 dan bandingkan dengan trace(K); hitung omega1**2·omega2**2 dan bandingkan dengan det(K). Cetak selisih absolut keduanya (seharusnya mendekati nol).</w:t>
+        <w:t>Verifikasi identitas Vieta: hitung omega1**2+omega2**2 dan bandingkan dengan trace(K); hitung omega1**2*omega2**2 dan bandingkan dengan det(K). Cetak selisih absolut keduanya (seharusnya mendekati nol).</w:t>
       </w:r>
     </w:p>
     <w:p>
@@ -11858,7 +11858,7 @@
           <w:color w:val="333333"/>
           <w:sz w:val="21"/>
         </w:rPr>
-        <w:t xml:space="preserve">Bandingkan omegas[0]**2+omegas[1]**2 dengan np.trace(K), dan omegas[0]**2·omegas[1]**2 dengan np.linalg.det(K).</w:t>
+        <w:t>Bandingkan omegas[0]**2+omegas[1]**2 dengan np.trace(K), dan omegas[0]**2*omegas[1]**2 dengan np.linalg.det(K).</w:t>
       </w:r>
     </w:p>
     <w:p>
@@ -12086,7 +12086,7 @@
           <w:i w:val="0"/>
           <w:sz w:val="22"/>
         </w:rPr>
-        <w:t xml:space="preserve">=M1·</w:t>
+        <w:t xml:space="preserve">=M1*</w:t>
       </w:r>
       <w:r>
         <w:rPr>
@@ -12181,7 +12181,7 @@
           <w:color w:val="333333"/>
           <w:sz w:val="21"/>
         </w:rPr>
-        <w:t xml:space="preserve"> = M1·</w:t>
+        <w:t xml:space="preserve"> = M1 * </w:t>
       </w:r>
       <w:r>
         <w:rPr>
@@ -12267,7 +12267,7 @@
           <w:i w:val="0"/>
           <w:sz w:val="22"/>
         </w:rPr>
-        <w:t xml:space="preserve">Untuk absorber dengan ma=5 persen dari M1=1000 kg, hitung nilai ma (kg) dan kekakuan ka (N/m) memakai tuning Den Hartog ka=ma·</w:t>
+        <w:t xml:space="preserve">Untuk absorber dengan ma=5 persen dari M1=1000 kg, hitung nilai ma (kg) dan kekakuan ka (N/m) memakai tuning Den Hartog ka=ma*</w:t>
       </w:r>
       <w:r>
         <w:rPr>
@@ -12359,7 +12359,7 @@
           <w:color w:val="333333"/>
           <w:sz w:val="21"/>
         </w:rPr>
-        <w:t xml:space="preserve">ma = 0.05·1000; ka = ma·10**2.</w:t>
+        <w:t>ma = 0.05*1000; ka = ma*10**2.</w:t>
       </w:r>
     </w:p>
     <w:p>
@@ -12510,7 +12510,7 @@
           <w:color w:val="333333"/>
           <w:sz w:val="21"/>
         </w:rPr>
-        <w:t xml:space="preserve">Untuk M diagonal dan K 2x2 simetris umum, tuliskan det(K-w2·M) sebagai polinomial kuadrat dalam w2=ω**2 (bentuk a·w2**2+b·w2+c=0), selesaikan w2 memakai rumus abc, lalu ambil akar kuadratnya.</w:t>
+        <w:t xml:space="preserve">Untuk M diagonal dan K 2x2 simetris umum, tuliskan det(K-w2*M) sebagai polinomial kuadrat dalam w2=ω**2 (bentuk a*w2**2+b*w2+c=0), selesaikan w2 memakai rumus abc, lalu ambil akar kuadratnya.</w:t>
       </w:r>
     </w:p>
     <w:p>
@@ -12534,7 +12534,7 @@
           <w:i w:val="0"/>
           <w:sz w:val="22"/>
         </w:rPr>
-        <w:t xml:space="preserve">Implementasikan fungsi mode_shape_manual(M, K, ω) yang menghitung mode shape (rasio X1:X2) untuk frekuensi pribadi ω tertentu secara manual (substitusi ke baris pertama matriks K-ω**2·M dan selesaikan rasio, BUKAN memakai eigenvector dari numpy.linalg.eig). Terapkan pada omega1=10 dan omega2≈17,32 dari sistem referensi, verifikasi hasil mendekati [1,1] dan [1,-1].</w:t>
+        <w:t xml:space="preserve">Implementasikan fungsi mode_shape_manual(M, K, ω) yang menghitung mode shape (rasio X1:X2) untuk frekuensi pribadi ω tertentu secara manual (substitusi ke baris pertama matriks K-ω**2*M dan selesaikan rasio, BUKAN memakai eigenvector dari numpy.linalg.eig). Terapkan pada omega1=10 dan omega2≈17,32 dari sistem referensi, verifikasi hasil mendekati [1,1] dan [1,-1].</w:t>
       </w:r>
     </w:p>
     <w:p>
@@ -12570,7 +12570,7 @@
           <w:color w:val="333333"/>
           <w:sz w:val="21"/>
         </w:rPr>
-        <w:t xml:space="preserve">Dari baris pertama (K-ω**2·M)[0,0]·X1 + (K-ω**2·M)[0,1]·X2 = 0, selesaikan X2/X1, lalu normalisasi X1=1.</w:t>
+        <w:t xml:space="preserve">Dari baris pertama (K-ω**2*M)[0,0]*X1 + (K-ω**2*M)[0,1]*X2 = 0, selesaikan X2/X1, lalu normalisasi X1=1.</w:t>
       </w:r>
     </w:p>
     <w:p>
@@ -12622,7 +12622,7 @@
           <w:i w:val="0"/>
           <w:sz w:val="22"/>
         </w:rPr>
-        <w:t xml:space="preserve"> dalam skala logaritmik (yaitu omega1_baru·omega2_baru mendekati </w:t>
+        <w:t xml:space="preserve"> dalam skala logaritmik (yaitu omega1_baru*omega2_baru mendekati </w:t>
       </w:r>
       <w:r>
         <w:rPr>
@@ -12714,7 +12714,7 @@
           <w:color w:val="333333"/>
           <w:sz w:val="21"/>
         </w:rPr>
-        <w:t xml:space="preserve">Definisikan fungsi residual(ka) yang menghitung omega1_baru, omega2_baru dari eigenvalue problem sistem 2x2 (Mabs, Kabs(ka)) secara manual (tanpa numpy.linalg.eig, gunakan rumus akar kuadrat langsung), lalu residual = omega1_baru·omega2_baru - </w:t>
+        <w:t xml:space="preserve">Definisikan fungsi residual(ka) yang menghitung omega1_baru, omega2_baru dari eigenvalue problem sistem 2x2 (Mabs, Kabs(ka)) secara manual (tanpa numpy.linalg.eig, gunakan rumus akar kuadrat langsung), lalu residual = omega1_baru*omega2_baru - </w:t>
       </w:r>
       <w:r>
         <w:rPr>

--- a/Getaran-Mekanik/Modul-Word/Modul-7-Frekuensi-Pribadi-Sistem-2-DoF.docx
+++ b/Getaran-Mekanik/Modul-Word/Modul-7-Frekuensi-Pribadi-Sistem-2-DoF.docx
@@ -2864,6 +2864,15 @@
         </w:rPr>
         <w:t>Derajat kebebasan (degree of freedom, DoF) sebuah sistem getaran didefinisikan sebagai jumlah koordinat independen yang diperlukan untuk mendeskripsikan posisi sistem secara lengkap pada saat tertentu. Aturan yang berlaku umum: banyaknya frekuensi pribadi sebuah sistem getaran selalu sama dengan banyaknya derajat kebebasannya. Sistem 1 DoF memiliki satu ωn, sistem 2 DoF memiliki dua frekuensi pribadi ω1 dan ω2 (dengan konvensi ω1 kurang dari ω2), dan sistem N DoF secara umum memiliki N frekuensi pribadi. Pertemuan ini berfokus pada N=2 sebagai fondasi konseptual sebelum melangkah ke sistem dengan jumlah DoF yang lebih besar pada pertemuan-pertemuan berikutnya.</w:t>
       </w:r>
+      <w:r>
+        <w:rPr>
+          <w:rFonts w:ascii="Arial" w:hAnsi="Arial" w:cs="Arial"/>
+          <w:b w:val="0"/>
+          <w:i w:val="0"/>
+          <w:sz w:val="22"/>
+        </w:rPr>
+        <w:t xml:space="preserve"> Hubungan ini dirangkum dalam Persamaan (1).</w:t>
+      </w:r>
     </w:p>
     <w:p>
       <w:pPr>
@@ -2879,6 +2888,16 @@
           <w:sz w:val="22"/>
         </w:rPr>
         <w:t>DoF = jumlah koordinat independen yang diperlukan untuk mendeskripsikan posisi sistem</w:t>
+      </w:r>
+      <w:r>
+        <w:rPr>
+          <w:rFonts w:ascii="Arial" w:hAnsi="Arial" w:cs="Arial"/>
+          <w:b/>
+          <w:i/>
+          <w:color w:val="305496"/>
+          <w:sz w:val="22"/>
+        </w:rPr>
+        <w:t xml:space="preserve">   (1)</w:t>
       </w:r>
     </w:p>
     <w:p>
@@ -4147,7 +4166,7 @@
           <w:i w:val="0"/>
           <w:sz w:val="22"/>
         </w:rPr>
-        <w:t xml:space="preserve"> Hubungan ini dirangkum dalam Persamaan (1).</w:t>
+        <w:t xml:space="preserve"> Bentuk ringkasnya dituliskan pada Persamaan (2).</w:t>
       </w:r>
     </w:p>
     <w:p>
@@ -4235,7 +4254,7 @@
           <w:color w:val="305496"/>
           <w:sz w:val="22"/>
         </w:rPr>
-        <w:t xml:space="preserve">   (1)</w:t>
+        <w:t xml:space="preserve">   (2)</w:t>
       </w:r>
     </w:p>
     <w:p>
@@ -4408,7 +4427,7 @@
           <w:i w:val="0"/>
           <w:sz w:val="22"/>
         </w:rPr>
-        <w:t xml:space="preserve"> Bentuk ringkasnya dituliskan pada Persamaan (2).</w:t>
+        <w:t xml:space="preserve"> Persamaan (3) memadatkan aturan tersebut.</w:t>
       </w:r>
     </w:p>
     <w:p>
@@ -4434,7 +4453,7 @@
           <w:color w:val="305496"/>
           <w:sz w:val="22"/>
         </w:rPr>
-        <w:t xml:space="preserve">   (2)</w:t>
+        <w:t xml:space="preserve">   (3)</w:t>
       </w:r>
     </w:p>
     <w:p>
@@ -4594,7 +4613,7 @@
           <w:i w:val="0"/>
           <w:sz w:val="22"/>
         </w:rPr>
-        <w:t xml:space="preserve"> Persamaan (3) memadatkan aturan tersebut.</w:t>
+        <w:t xml:space="preserve"> Rangkuman kuantitatifnya tertulis pada Persamaan (4).</w:t>
       </w:r>
     </w:p>
     <w:p>
@@ -4620,7 +4639,7 @@
           <w:color w:val="305496"/>
           <w:sz w:val="22"/>
         </w:rPr>
-        <w:t xml:space="preserve">   (3)</w:t>
+        <w:t xml:space="preserve">   (4)</w:t>
       </w:r>
     </w:p>
     <w:p>
@@ -4653,7 +4672,7 @@
           <w:i w:val="0"/>
           <w:sz w:val="22"/>
         </w:rPr>
-        <w:t xml:space="preserve"> Rangkuman kuantitatifnya tertulis pada Persamaan (4).</w:t>
+        <w:t xml:space="preserve"> Hubungan ini dirangkum dalam Persamaan (5).</w:t>
       </w:r>
     </w:p>
     <w:p>
@@ -4679,7 +4698,7 @@
           <w:color w:val="305496"/>
           <w:sz w:val="22"/>
         </w:rPr>
-        <w:t xml:space="preserve">   (4)</w:t>
+        <w:t xml:space="preserve">   (5)</w:t>
       </w:r>
     </w:p>
     <w:p>
@@ -4712,7 +4731,7 @@
           <w:i w:val="0"/>
           <w:sz w:val="22"/>
         </w:rPr>
-        <w:t xml:space="preserve"> Hubungan ini dirangkum dalam Persamaan (5).</w:t>
+        <w:t xml:space="preserve"> Bentuk ringkasnya dituliskan pada Persamaan (6).</w:t>
       </w:r>
     </w:p>
     <w:p>
@@ -4738,7 +4757,7 @@
           <w:color w:val="305496"/>
           <w:sz w:val="22"/>
         </w:rPr>
-        <w:t xml:space="preserve">   (5)</w:t>
+        <w:t xml:space="preserve">   (6)</w:t>
       </w:r>
     </w:p>
     <w:p>
@@ -5031,7 +5050,7 @@
           <w:i w:val="0"/>
           <w:sz w:val="22"/>
         </w:rPr>
-        <w:t xml:space="preserve"> Bentuk ringkasnya dituliskan pada Persamaan (6).</w:t>
+        <w:t xml:space="preserve"> Persamaan (7) memadatkan aturan tersebut.</w:t>
       </w:r>
     </w:p>
     <w:p>
@@ -5057,7 +5076,7 @@
           <w:color w:val="305496"/>
           <w:sz w:val="22"/>
         </w:rPr>
-        <w:t xml:space="preserve">   (6)</w:t>
+        <w:t xml:space="preserve">   (7)</w:t>
       </w:r>
     </w:p>
     <w:p>
@@ -5146,7 +5165,7 @@
           <w:i w:val="0"/>
           <w:sz w:val="22"/>
         </w:rPr>
-        <w:t xml:space="preserve"> Persamaan (7) memadatkan aturan tersebut.</w:t>
+        <w:t xml:space="preserve"> Rangkuman kuantitatifnya tertulis pada Persamaan (8).</w:t>
       </w:r>
     </w:p>
     <w:p>
@@ -5234,7 +5253,7 @@
           <w:color w:val="305496"/>
           <w:sz w:val="22"/>
         </w:rPr>
-        <w:t xml:space="preserve">   (7)</w:t>
+        <w:t xml:space="preserve">   (8)</w:t>
       </w:r>
     </w:p>
     <w:p>
@@ -5323,7 +5342,7 @@
           <w:i w:val="0"/>
           <w:sz w:val="22"/>
         </w:rPr>
-        <w:t xml:space="preserve"> Rangkuman kuantitatifnya tertulis pada Persamaan (8).</w:t>
+        <w:t xml:space="preserve"> Hubungan ini dirangkum dalam Persamaan (9).</w:t>
       </w:r>
     </w:p>
     <w:p>
@@ -5411,7 +5430,7 @@
           <w:color w:val="305496"/>
           <w:sz w:val="22"/>
         </w:rPr>
-        <w:t xml:space="preserve">   (8)</w:t>
+        <w:t xml:space="preserve">   (9)</w:t>
       </w:r>
     </w:p>
     <w:p>
@@ -7598,7 +7617,7 @@
           <w:i w:val="0"/>
           <w:sz w:val="22"/>
         </w:rPr>
-        <w:t xml:space="preserve"> Hubungan ini dirangkum dalam Persamaan (9).</w:t>
+        <w:t xml:space="preserve"> Bentuk ringkasnya dituliskan pada Persamaan (10).</w:t>
       </w:r>
     </w:p>
     <w:p>
@@ -7624,7 +7643,7 @@
           <w:color w:val="305496"/>
           <w:sz w:val="22"/>
         </w:rPr>
-        <w:t xml:space="preserve">   (9)</w:t>
+        <w:t xml:space="preserve">   (10)</w:t>
       </w:r>
     </w:p>
     <w:p>
@@ -8260,7 +8279,7 @@
           <w:i w:val="0"/>
           <w:sz w:val="22"/>
         </w:rPr>
-        <w:t xml:space="preserve"> Bentuk ringkasnya dituliskan pada Persamaan (10).</w:t>
+        <w:t xml:space="preserve"> Persamaan (11) memadatkan aturan tersebut.</w:t>
       </w:r>
     </w:p>
     <w:p>
@@ -8286,7 +8305,7 @@
           <w:color w:val="305496"/>
           <w:sz w:val="22"/>
         </w:rPr>
-        <w:t xml:space="preserve">   (10)</w:t>
+        <w:t xml:space="preserve">   (11)</w:t>
       </w:r>
     </w:p>
     <w:p>

--- a/Getaran-Mekanik/Modul-Word/Modul-7-Frekuensi-Pribadi-Sistem-2-DoF.docx
+++ b/Getaran-Mekanik/Modul-Word/Modul-7-Frekuensi-Pribadi-Sistem-2-DoF.docx
@@ -2876,8 +2876,11 @@
     </w:p>
     <w:p>
       <w:pPr>
+        <w:tabs>
+          <w:tab w:val="center" w:pos="4393"/>
+          <w:tab w:val="right" w:pos="8787"/>
+        </w:tabs>
         <w:spacing w:before="40" w:after="120"/>
-        <w:jc w:val="center"/>
       </w:pPr>
       <w:r>
         <w:rPr>
@@ -2887,7 +2890,7 @@
           <w:color w:val="305496"/>
           <w:sz w:val="22"/>
         </w:rPr>
-        <w:t>DoF = jumlah koordinat independen yang diperlukan untuk mendeskripsikan posisi sistem</w:t>
+        <w:tab/>
       </w:r>
       <w:r>
         <w:rPr>
@@ -2897,7 +2900,18 @@
           <w:color w:val="305496"/>
           <w:sz w:val="22"/>
         </w:rPr>
-        <w:t xml:space="preserve">   (1)</w:t>
+        <w:t>DoF = jumlah koordinat independen yang diperlukan untuk mendeskripsikan posisi sistem</w:t>
+      </w:r>
+      <w:r>
+        <w:rPr>
+          <w:rFonts w:ascii="Arial" w:hAnsi="Arial" w:cs="Arial"/>
+          <w:b/>
+          <w:i/>
+          <w:color w:val="305496"/>
+          <w:sz w:val="22"/>
+        </w:rPr>
+        <w:tab/>
+        <w:t xml:space="preserve">(1)</w:t>
       </w:r>
     </w:p>
     <w:p>
@@ -4171,8 +4185,11 @@
     </w:p>
     <w:p>
       <w:pPr>
+        <w:tabs>
+          <w:tab w:val="center" w:pos="4393"/>
+          <w:tab w:val="right" w:pos="8787"/>
+        </w:tabs>
         <w:spacing w:before="40" w:after="120"/>
-        <w:jc w:val="center"/>
       </w:pPr>
       <w:r>
         <w:rPr>
@@ -4182,7 +4199,7 @@
           <w:color w:val="305496"/>
           <w:sz w:val="22"/>
         </w:rPr>
-        <w:t xml:space="preserve">M·ẍ + K·x = 0     dengan  x = [</w:t>
+        <w:tab/>
       </w:r>
       <w:r>
         <w:rPr>
@@ -4192,7 +4209,7 @@
           <w:color w:val="305496"/>
           <w:sz w:val="22"/>
         </w:rPr>
-        <w:t xml:space="preserve">x</w:t>
+        <w:t xml:space="preserve">M·ẍ + K·x = 0     dengan  x = [</w:t>
       </w:r>
       <w:r>
         <w:rPr>
@@ -4201,9 +4218,8 @@
           <w:i/>
           <w:color w:val="305496"/>
           <w:sz w:val="22"/>
-          <w:vertAlign w:val="subscript"/>
-        </w:rPr>
-        <w:t xml:space="preserve">1</w:t>
+        </w:rPr>
+        <w:t xml:space="preserve">x</w:t>
       </w:r>
       <w:r>
         <w:rPr>
@@ -4212,8 +4228,9 @@
           <w:i/>
           <w:color w:val="305496"/>
           <w:sz w:val="22"/>
-        </w:rPr>
-        <w:t xml:space="preserve">, </w:t>
+          <w:vertAlign w:val="subscript"/>
+        </w:rPr>
+        <w:t xml:space="preserve">1</w:t>
       </w:r>
       <w:r>
         <w:rPr>
@@ -4223,7 +4240,7 @@
           <w:color w:val="305496"/>
           <w:sz w:val="22"/>
         </w:rPr>
-        <w:t xml:space="preserve">x</w:t>
+        <w:t xml:space="preserve">, </w:t>
       </w:r>
       <w:r>
         <w:rPr>
@@ -4232,9 +4249,8 @@
           <w:i/>
           <w:color w:val="305496"/>
           <w:sz w:val="22"/>
-          <w:vertAlign w:val="subscript"/>
-        </w:rPr>
-        <w:t xml:space="preserve">2</w:t>
+        </w:rPr>
+        <w:t xml:space="preserve">x</w:t>
       </w:r>
       <w:r>
         <w:rPr>
@@ -4243,8 +4259,9 @@
           <w:i/>
           <w:color w:val="305496"/>
           <w:sz w:val="22"/>
-        </w:rPr>
-        <w:t xml:space="preserve">]ᵀ</w:t>
+          <w:vertAlign w:val="subscript"/>
+        </w:rPr>
+        <w:t xml:space="preserve">2</w:t>
       </w:r>
       <w:r>
         <w:rPr>
@@ -4254,7 +4271,18 @@
           <w:color w:val="305496"/>
           <w:sz w:val="22"/>
         </w:rPr>
-        <w:t xml:space="preserve">   (2)</w:t>
+        <w:t xml:space="preserve">]ᵀ</w:t>
+      </w:r>
+      <w:r>
+        <w:rPr>
+          <w:rFonts w:ascii="Arial" w:hAnsi="Arial" w:cs="Arial"/>
+          <w:b/>
+          <w:i/>
+          <w:color w:val="305496"/>
+          <w:sz w:val="22"/>
+        </w:rPr>
+        <w:tab/>
+        <w:t xml:space="preserve">(2)</w:t>
       </w:r>
     </w:p>
     <w:p>
@@ -4432,8 +4460,11 @@
     </w:p>
     <w:p>
       <w:pPr>
+        <w:tabs>
+          <w:tab w:val="center" w:pos="4393"/>
+          <w:tab w:val="right" w:pos="8787"/>
+        </w:tabs>
         <w:spacing w:before="40" w:after="120"/>
-        <w:jc w:val="center"/>
       </w:pPr>
       <w:r>
         <w:rPr>
@@ -4443,7 +4474,7 @@
           <w:color w:val="305496"/>
           <w:sz w:val="22"/>
         </w:rPr>
-        <w:t>M = [[1, 0], [0, 1]]     K = [[200, -100], [-100, 200]]</w:t>
+        <w:tab/>
       </w:r>
       <w:r>
         <w:rPr>
@@ -4453,7 +4484,18 @@
           <w:color w:val="305496"/>
           <w:sz w:val="22"/>
         </w:rPr>
-        <w:t xml:space="preserve">   (3)</w:t>
+        <w:t>M = [[1, 0], [0, 1]]     K = [[200, -100], [-100, 200]]</w:t>
+      </w:r>
+      <w:r>
+        <w:rPr>
+          <w:rFonts w:ascii="Arial" w:hAnsi="Arial" w:cs="Arial"/>
+          <w:b/>
+          <w:i/>
+          <w:color w:val="305496"/>
+          <w:sz w:val="22"/>
+        </w:rPr>
+        <w:tab/>
+        <w:t xml:space="preserve">(3)</w:t>
       </w:r>
     </w:p>
     <w:p>
@@ -4618,8 +4660,11 @@
     </w:p>
     <w:p>
       <w:pPr>
+        <w:tabs>
+          <w:tab w:val="center" w:pos="4393"/>
+          <w:tab w:val="right" w:pos="8787"/>
+        </w:tabs>
         <w:spacing w:before="40" w:after="120"/>
-        <w:jc w:val="center"/>
       </w:pPr>
       <w:r>
         <w:rPr>
@@ -4629,7 +4674,7 @@
           <w:color w:val="305496"/>
           <w:sz w:val="22"/>
         </w:rPr>
-        <w:t>(K - ω²M)·X = 0</w:t>
+        <w:tab/>
       </w:r>
       <w:r>
         <w:rPr>
@@ -4639,7 +4684,18 @@
           <w:color w:val="305496"/>
           <w:sz w:val="22"/>
         </w:rPr>
-        <w:t xml:space="preserve">   (4)</w:t>
+        <w:t>(K - ω²M)·X = 0</w:t>
+      </w:r>
+      <w:r>
+        <w:rPr>
+          <w:rFonts w:ascii="Arial" w:hAnsi="Arial" w:cs="Arial"/>
+          <w:b/>
+          <w:i/>
+          <w:color w:val="305496"/>
+          <w:sz w:val="22"/>
+        </w:rPr>
+        <w:tab/>
+        <w:t xml:space="preserve">(4)</w:t>
       </w:r>
     </w:p>
     <w:p>
@@ -4677,8 +4733,11 @@
     </w:p>
     <w:p>
       <w:pPr>
+        <w:tabs>
+          <w:tab w:val="center" w:pos="4393"/>
+          <w:tab w:val="right" w:pos="8787"/>
+        </w:tabs>
         <w:spacing w:before="40" w:after="120"/>
-        <w:jc w:val="center"/>
       </w:pPr>
       <w:r>
         <w:rPr>
@@ -4688,7 +4747,7 @@
           <w:color w:val="305496"/>
           <w:sz w:val="22"/>
         </w:rPr>
-        <w:t>det(K - ω²M) = 0</w:t>
+        <w:tab/>
       </w:r>
       <w:r>
         <w:rPr>
@@ -4698,7 +4757,18 @@
           <w:color w:val="305496"/>
           <w:sz w:val="22"/>
         </w:rPr>
-        <w:t xml:space="preserve">   (5)</w:t>
+        <w:t>det(K - ω²M) = 0</w:t>
+      </w:r>
+      <w:r>
+        <w:rPr>
+          <w:rFonts w:ascii="Arial" w:hAnsi="Arial" w:cs="Arial"/>
+          <w:b/>
+          <w:i/>
+          <w:color w:val="305496"/>
+          <w:sz w:val="22"/>
+        </w:rPr>
+        <w:tab/>
+        <w:t xml:space="preserve">(5)</w:t>
       </w:r>
     </w:p>
     <w:p>
@@ -4736,8 +4806,11 @@
     </w:p>
     <w:p>
       <w:pPr>
+        <w:tabs>
+          <w:tab w:val="center" w:pos="4393"/>
+          <w:tab w:val="right" w:pos="8787"/>
+        </w:tabs>
         <w:spacing w:before="40" w:after="120"/>
-        <w:jc w:val="center"/>
       </w:pPr>
       <w:r>
         <w:rPr>
@@ -4747,7 +4820,7 @@
           <w:color w:val="305496"/>
           <w:sz w:val="22"/>
         </w:rPr>
-        <w:t>(200-ω²)² - 10000 = 0  →  ω1 = 10 rad/s,  ω2 ≈ 17,32 rad/s</w:t>
+        <w:tab/>
       </w:r>
       <w:r>
         <w:rPr>
@@ -4757,7 +4830,18 @@
           <w:color w:val="305496"/>
           <w:sz w:val="22"/>
         </w:rPr>
-        <w:t xml:space="preserve">   (6)</w:t>
+        <w:t>(200-ω²)² - 10000 = 0  →  ω1 = 10 rad/s,  ω2 ≈ 17,32 rad/s</w:t>
+      </w:r>
+      <w:r>
+        <w:rPr>
+          <w:rFonts w:ascii="Arial" w:hAnsi="Arial" w:cs="Arial"/>
+          <w:b/>
+          <w:i/>
+          <w:color w:val="305496"/>
+          <w:sz w:val="22"/>
+        </w:rPr>
+        <w:tab/>
+        <w:t xml:space="preserve">(6)</w:t>
       </w:r>
     </w:p>
     <w:p>
@@ -5055,8 +5139,11 @@
     </w:p>
     <w:p>
       <w:pPr>
+        <w:tabs>
+          <w:tab w:val="center" w:pos="4393"/>
+          <w:tab w:val="right" w:pos="8787"/>
+        </w:tabs>
         <w:spacing w:before="40" w:after="120"/>
-        <w:jc w:val="center"/>
       </w:pPr>
       <w:r>
         <w:rPr>
@@ -5066,7 +5153,7 @@
           <w:color w:val="305496"/>
           <w:sz w:val="22"/>
         </w:rPr>
-        <w:t>(K - ωi²M)·Xi = 0     →  cari rasio X1 : X2</w:t>
+        <w:tab/>
       </w:r>
       <w:r>
         <w:rPr>
@@ -5076,7 +5163,18 @@
           <w:color w:val="305496"/>
           <w:sz w:val="22"/>
         </w:rPr>
-        <w:t xml:space="preserve">   (7)</w:t>
+        <w:t>(K - ωi²M)·Xi = 0     →  cari rasio X1 : X2</w:t>
+      </w:r>
+      <w:r>
+        <w:rPr>
+          <w:rFonts w:ascii="Arial" w:hAnsi="Arial" w:cs="Arial"/>
+          <w:b/>
+          <w:i/>
+          <w:color w:val="305496"/>
+          <w:sz w:val="22"/>
+        </w:rPr>
+        <w:tab/>
+        <w:t xml:space="preserve">(7)</w:t>
       </w:r>
     </w:p>
     <w:p>
@@ -5170,8 +5268,11 @@
     </w:p>
     <w:p>
       <w:pPr>
+        <w:tabs>
+          <w:tab w:val="center" w:pos="4393"/>
+          <w:tab w:val="right" w:pos="8787"/>
+        </w:tabs>
         <w:spacing w:before="40" w:after="120"/>
-        <w:jc w:val="center"/>
       </w:pPr>
       <w:r>
         <w:rPr>
@@ -5181,7 +5282,7 @@
           <w:color w:val="305496"/>
           <w:sz w:val="22"/>
         </w:rPr>
-        <w:t xml:space="preserve">Mode 1: (K - 100I)X = 0  →  </w:t>
+        <w:tab/>
       </w:r>
       <w:r>
         <w:rPr>
@@ -5191,7 +5292,7 @@
           <w:color w:val="305496"/>
           <w:sz w:val="22"/>
         </w:rPr>
-        <w:t xml:space="preserve">X</w:t>
+        <w:t xml:space="preserve">Mode 1: (K - 100I)X = 0  →  </w:t>
       </w:r>
       <w:r>
         <w:rPr>
@@ -5200,9 +5301,8 @@
           <w:i/>
           <w:color w:val="305496"/>
           <w:sz w:val="22"/>
-          <w:vertAlign w:val="subscript"/>
-        </w:rPr>
-        <w:t xml:space="preserve">1</w:t>
+        </w:rPr>
+        <w:t xml:space="preserve">X</w:t>
       </w:r>
       <w:r>
         <w:rPr>
@@ -5211,8 +5311,9 @@
           <w:i/>
           <w:color w:val="305496"/>
           <w:sz w:val="22"/>
-        </w:rPr>
-        <w:t xml:space="preserve"> = </w:t>
+          <w:vertAlign w:val="subscript"/>
+        </w:rPr>
+        <w:t xml:space="preserve">1</w:t>
       </w:r>
       <w:r>
         <w:rPr>
@@ -5222,7 +5323,7 @@
           <w:color w:val="305496"/>
           <w:sz w:val="22"/>
         </w:rPr>
-        <w:t xml:space="preserve">X</w:t>
+        <w:t xml:space="preserve"> = </w:t>
       </w:r>
       <w:r>
         <w:rPr>
@@ -5231,9 +5332,8 @@
           <w:i/>
           <w:color w:val="305496"/>
           <w:sz w:val="22"/>
-          <w:vertAlign w:val="subscript"/>
-        </w:rPr>
-        <w:t xml:space="preserve">2</w:t>
+        </w:rPr>
+        <w:t xml:space="preserve">X</w:t>
       </w:r>
       <w:r>
         <w:rPr>
@@ -5242,8 +5342,9 @@
           <w:i/>
           <w:color w:val="305496"/>
           <w:sz w:val="22"/>
-        </w:rPr>
-        <w:t xml:space="preserve">  →  Mode 1 = [1, 1]</w:t>
+          <w:vertAlign w:val="subscript"/>
+        </w:rPr>
+        <w:t xml:space="preserve">2</w:t>
       </w:r>
       <w:r>
         <w:rPr>
@@ -5253,7 +5354,18 @@
           <w:color w:val="305496"/>
           <w:sz w:val="22"/>
         </w:rPr>
-        <w:t xml:space="preserve">   (8)</w:t>
+        <w:t xml:space="preserve">  →  Mode 1 = [1, 1]</w:t>
+      </w:r>
+      <w:r>
+        <w:rPr>
+          <w:rFonts w:ascii="Arial" w:hAnsi="Arial" w:cs="Arial"/>
+          <w:b/>
+          <w:i/>
+          <w:color w:val="305496"/>
+          <w:sz w:val="22"/>
+        </w:rPr>
+        <w:tab/>
+        <w:t xml:space="preserve">(8)</w:t>
       </w:r>
     </w:p>
     <w:p>
@@ -5347,8 +5459,11 @@
     </w:p>
     <w:p>
       <w:pPr>
+        <w:tabs>
+          <w:tab w:val="center" w:pos="4393"/>
+          <w:tab w:val="right" w:pos="8787"/>
+        </w:tabs>
         <w:spacing w:before="40" w:after="120"/>
-        <w:jc w:val="center"/>
       </w:pPr>
       <w:r>
         <w:rPr>
@@ -5358,7 +5473,7 @@
           <w:color w:val="305496"/>
           <w:sz w:val="22"/>
         </w:rPr>
-        <w:t xml:space="preserve">Mode 2: (K - 300I)X = 0  →  </w:t>
+        <w:tab/>
       </w:r>
       <w:r>
         <w:rPr>
@@ -5368,7 +5483,7 @@
           <w:color w:val="305496"/>
           <w:sz w:val="22"/>
         </w:rPr>
-        <w:t xml:space="preserve">X</w:t>
+        <w:t xml:space="preserve">Mode 2: (K - 300I)X = 0  →  </w:t>
       </w:r>
       <w:r>
         <w:rPr>
@@ -5377,9 +5492,8 @@
           <w:i/>
           <w:color w:val="305496"/>
           <w:sz w:val="22"/>
-          <w:vertAlign w:val="subscript"/>
-        </w:rPr>
-        <w:t xml:space="preserve">1</w:t>
+        </w:rPr>
+        <w:t xml:space="preserve">X</w:t>
       </w:r>
       <w:r>
         <w:rPr>
@@ -5388,8 +5502,9 @@
           <w:i/>
           <w:color w:val="305496"/>
           <w:sz w:val="22"/>
-        </w:rPr>
-        <w:t xml:space="preserve"> = -</w:t>
+          <w:vertAlign w:val="subscript"/>
+        </w:rPr>
+        <w:t xml:space="preserve">1</w:t>
       </w:r>
       <w:r>
         <w:rPr>
@@ -5399,7 +5514,7 @@
           <w:color w:val="305496"/>
           <w:sz w:val="22"/>
         </w:rPr>
-        <w:t xml:space="preserve">X</w:t>
+        <w:t xml:space="preserve"> = -</w:t>
       </w:r>
       <w:r>
         <w:rPr>
@@ -5408,9 +5523,8 @@
           <w:i/>
           <w:color w:val="305496"/>
           <w:sz w:val="22"/>
-          <w:vertAlign w:val="subscript"/>
-        </w:rPr>
-        <w:t xml:space="preserve">2</w:t>
+        </w:rPr>
+        <w:t xml:space="preserve">X</w:t>
       </w:r>
       <w:r>
         <w:rPr>
@@ -5419,8 +5533,9 @@
           <w:i/>
           <w:color w:val="305496"/>
           <w:sz w:val="22"/>
-        </w:rPr>
-        <w:t xml:space="preserve">  →  Mode 2 = [1, -1]</w:t>
+          <w:vertAlign w:val="subscript"/>
+        </w:rPr>
+        <w:t xml:space="preserve">2</w:t>
       </w:r>
       <w:r>
         <w:rPr>
@@ -5430,7 +5545,18 @@
           <w:color w:val="305496"/>
           <w:sz w:val="22"/>
         </w:rPr>
-        <w:t xml:space="preserve">   (9)</w:t>
+        <w:t xml:space="preserve">  →  Mode 2 = [1, -1]</w:t>
+      </w:r>
+      <w:r>
+        <w:rPr>
+          <w:rFonts w:ascii="Arial" w:hAnsi="Arial" w:cs="Arial"/>
+          <w:b/>
+          <w:i/>
+          <w:color w:val="305496"/>
+          <w:sz w:val="22"/>
+        </w:rPr>
+        <w:tab/>
+        <w:t xml:space="preserve">(9)</w:t>
       </w:r>
     </w:p>
     <w:p>
@@ -7622,8 +7748,11 @@
     </w:p>
     <w:p>
       <w:pPr>
+        <w:tabs>
+          <w:tab w:val="center" w:pos="4393"/>
+          <w:tab w:val="right" w:pos="8787"/>
+        </w:tabs>
         <w:spacing w:before="40" w:after="120"/>
-        <w:jc w:val="center"/>
       </w:pPr>
       <w:r>
         <w:rPr>
@@ -7633,7 +7762,7 @@
           <w:color w:val="305496"/>
           <w:sz w:val="22"/>
         </w:rPr>
-        <w:t>ωa = √(ka/ma) = ωeksitasi     (tuning Den Hartog)</w:t>
+        <w:tab/>
       </w:r>
       <w:r>
         <w:rPr>
@@ -7643,7 +7772,18 @@
           <w:color w:val="305496"/>
           <w:sz w:val="22"/>
         </w:rPr>
-        <w:t xml:space="preserve">   (10)</w:t>
+        <w:t>ωa = √(ka/ma) = ωeksitasi     (tuning Den Hartog)</w:t>
+      </w:r>
+      <w:r>
+        <w:rPr>
+          <w:rFonts w:ascii="Arial" w:hAnsi="Arial" w:cs="Arial"/>
+          <w:b/>
+          <w:i/>
+          <w:color w:val="305496"/>
+          <w:sz w:val="22"/>
+        </w:rPr>
+        <w:tab/>
+        <w:t xml:space="preserve">(10)</w:t>
       </w:r>
     </w:p>
     <w:p>
@@ -8284,8 +8424,11 @@
     </w:p>
     <w:p>
       <w:pPr>
+        <w:tabs>
+          <w:tab w:val="center" w:pos="4393"/>
+          <w:tab w:val="right" w:pos="8787"/>
+        </w:tabs>
         <w:spacing w:before="40" w:after="120"/>
-        <w:jc w:val="center"/>
       </w:pPr>
       <w:r>
         <w:rPr>
@@ -8295,7 +8438,7 @@
           <w:color w:val="305496"/>
           <w:sz w:val="22"/>
         </w:rPr>
-        <w:t>ma ≈ (5% - 20%)×M1     ka = ma·ωdrive²</w:t>
+        <w:tab/>
       </w:r>
       <w:r>
         <w:rPr>
@@ -8305,7 +8448,18 @@
           <w:color w:val="305496"/>
           <w:sz w:val="22"/>
         </w:rPr>
-        <w:t xml:space="preserve">   (11)</w:t>
+        <w:t>ma ≈ (5% - 20%)×M1     ka = ma·ωdrive²</w:t>
+      </w:r>
+      <w:r>
+        <w:rPr>
+          <w:rFonts w:ascii="Arial" w:hAnsi="Arial" w:cs="Arial"/>
+          <w:b/>
+          <w:i/>
+          <w:color w:val="305496"/>
+          <w:sz w:val="22"/>
+        </w:rPr>
+        <w:tab/>
+        <w:t xml:space="preserve">(11)</w:t>
       </w:r>
     </w:p>
     <w:p>

--- a/Getaran-Mekanik/Modul-Word/Modul-7-Frekuensi-Pribadi-Sistem-2-DoF.docx
+++ b/Getaran-Mekanik/Modul-Word/Modul-7-Frekuensi-Pribadi-Sistem-2-DoF.docx
@@ -2579,45 +2579,65 @@
     <w:p>
       <w:pPr>
         <w:pBdr>
-          <w:top w:val="single" w:sz="8" w:space="6" w:color="2E9E6B"/>
-          <w:left w:val="single" w:sz="8" w:space="6" w:color="2E9E6B"/>
-          <w:bottom w:val="single" w:sz="8" w:space="6" w:color="2E9E6B"/>
-          <w:right w:val="single" w:sz="8" w:space="6" w:color="2E9E6B"/>
+          <w:top w:val="single" w:sz="6" w:space="10" w:color="BFE3D0"/>
+          <w:left w:val="single" w:sz="24" w:space="12" w:color="1F7A55"/>
+          <w:bottom w:val="single" w:sz="6" w:space="10" w:color="BFE3D0"/>
+          <w:right w:val="single" w:sz="6" w:space="10" w:color="BFE3D0"/>
         </w:pBdr>
-        <w:shd w:val="clear" w:fill="EAF7F0"/>
-        <w:spacing w:before="80" w:after="240"/>
-      </w:pPr>
-      <w:r>
-        <w:rPr>
-          <w:rFonts w:ascii="Arial" w:hAnsi="Arial" w:cs="Arial"/>
-          <w:b/>
-          <w:i w:val="0"/>
-          <w:color w:val="1F3864"/>
-          <w:sz w:val="21"/>
-        </w:rPr>
-        <w:t xml:space="preserve">🔗 Modul Interaktif: </w:t>
+        <w:shd w:val="clear" w:fill="F1FAF5"/>
+        <w:spacing w:before="140" w:after="60" w:line="264" w:lineRule="auto"/>
+        <w:ind w:left="170" w:right="170"/>
+        <w:jc w:val="left"/>
+      </w:pPr>
+      <w:r>
+        <w:rPr>
+          <w:rFonts w:ascii="Arial" w:hAnsi="Arial" w:cs="Arial"/>
+          <w:b/>
+          <w:i w:val="0"/>
+          <w:color w:val="1F7A55"/>
+          <w:sz w:val="17"/>
+          <w:spacing w:val="30"/>
+        </w:rPr>
+        <w:t xml:space="preserve">🔗 MODUL INTERAKTIF</w:t>
+      </w:r>
+      <w:r>
+        <w:br/>
       </w:r>
       <w:hyperlink r:id="rId19">
         <w:r>
           <w:rPr>
             <w:rFonts w:ascii="Arial" w:hAnsi="Arial" w:cs="Arial"/>
-            <w:sz w:val="22"/>
+            <w:b/>
             <w:color w:val="0563C1"/>
+            <w:sz w:val="20"/>
             <w:u w:val="single"/>
-            <w:b/>
           </w:rPr>
           <w:t xml:space="preserve">https://dedik-romahadi.github.io/Mechanical-Engineering-Courses/Getaran-Mekanik/Modul/Modul-7.html</w:t>
         </w:r>
       </w:hyperlink>
-      <w:r>
-        <w:rPr>
-          <w:rFonts w:ascii="Arial" w:hAnsi="Arial" w:cs="Arial"/>
-          <w:b w:val="0"/>
-          <w:i w:val="0"/>
-          <w:color w:val="333333"/>
-          <w:sz w:val="20"/>
-        </w:rPr>
-        <w:t>. Pada layar masuk, pilih tombol “👁️ Mode Preview (Tanpa Login)” untuk melihat modul lengkap (animasi, kalkulator interaktif, editor kode Python langsung di browser) tanpa perlu akun. Soal pada Mode Preview bersifat tampilan saja; jawaban benar/salah dan poin tidak aktif.</w:t>
+    </w:p>
+    <w:p>
+      <w:pPr>
+        <w:pBdr>
+          <w:top w:val="single" w:sz="6" w:space="10" w:color="BFE3D0"/>
+          <w:left w:val="single" w:sz="24" w:space="12" w:color="1F7A55"/>
+          <w:bottom w:val="single" w:sz="6" w:space="10" w:color="BFE3D0"/>
+          <w:right w:val="single" w:sz="6" w:space="10" w:color="BFE3D0"/>
+        </w:pBdr>
+        <w:shd w:val="clear" w:fill="F1FAF5"/>
+        <w:spacing w:before="0" w:after="140" w:line="264" w:lineRule="auto"/>
+        <w:ind w:left="170" w:right="170"/>
+        <w:jc w:val="left"/>
+      </w:pPr>
+      <w:r>
+        <w:rPr>
+          <w:rFonts w:ascii="Arial" w:hAnsi="Arial" w:cs="Arial"/>
+          <w:b w:val="0"/>
+          <w:i w:val="0"/>
+          <w:color w:val="44525F"/>
+          <w:sz w:val="19"/>
+        </w:rPr>
+        <w:t xml:space="preserve">Pada layar masuk, pilih tombol “👁️ Mode Preview (Tanpa Login)” untuk melihat modul lengkap (animasi, kalkulator interaktif, editor kode Python langsung di browser) tanpa perlu akun. Soal pada Mode Preview bersifat tampilan saja; jawaban benar/salah dan poin tidak aktif.</w:t>
       </w:r>
     </w:p>
     <w:p>
